--- a/bookkeeper-v2/v2-consulting/03-Client-Documents/Bookkeeping-Engagement-Agreement-v2.docx
+++ b/bookkeeper-v2/v2-consulting/03-Client-Documents/Bookkeeping-Engagement-Agreement-v2.docx
@@ -9,20 +9,12 @@
         <w:tblLook w:firstColumn="1" w:firstRow="1" w:lastColumn="0" w:lastRow="0" w:noHBand="0" w:noVBand="1" w:val="04A0"/>
       </w:tblPr>
       <w:tblGrid>
-        <w:gridCol w:w="9406"/>
+        <w:gridCol w:w="9518"/>
       </w:tblGrid>
       <w:tr>
         <w:tc>
           <w:tcPr>
-            <w:tcW w:type="dxa" w:w="9406"/>
-            <w:shd w:val="clear" w:color="auto" w:fill="0F172A"/>
-            <w:tcMar>
-              <w:top w:w="800" w:type="dxa"/>
-              <w:bottom w:w="800" w:type="dxa"/>
-              <w:left w:w="700" w:type="dxa"/>
-              <w:right w:w="700" w:type="dxa"/>
-            </w:tcMar>
-            <w:vAlign w:val="center"/>
+            <w:tcW w:type="dxa" w:w="9518"/>
             <w:tcBorders>
               <w:top w:val="none" w:sz="0" w:color="auto"/>
               <w:bottom w:val="none" w:sz="0" w:color="auto"/>
@@ -31,17 +23,67 @@
               <w:insideH w:val="none" w:sz="0" w:color="auto"/>
               <w:insideV w:val="none" w:sz="0" w:color="auto"/>
             </w:tcBorders>
+            <w:shd w:val="clear" w:color="auto" w:fill="0F172A"/>
+            <w:tcMar>
+              <w:top w:w="0" w:type="dxa"/>
+              <w:bottom w:w="0" w:type="dxa"/>
+              <w:left w:w="0" w:type="dxa"/>
+              <w:right w:w="0" w:type="dxa"/>
+            </w:tcMar>
+            <w:vAlign w:val="top"/>
           </w:tcPr>
           <w:p>
             <w:pPr>
               <w:shd w:val="clear" w:color="auto" w:fill="0F766E"/>
-              <w:spacing w:before="0" w:after="0"/>
+              <w:spacing w:before="160" w:after="160" w:line="276" w:lineRule="auto"/>
+              <w:ind w:left="400"/>
+            </w:pPr>
+            <w:r>
+              <w:rPr>
+                <w:rFonts w:ascii="Poppins" w:hAnsi="Poppins" w:eastAsia="Poppins"/>
+                <w:b/>
+                <w:i w:val="0"/>
+                <w:color w:val="FFFFFF"/>
+                <w:sz w:val="18"/>
+              </w:rPr>
+              <w:t>NOVAOPS</w:t>
+            </w:r>
+            <w:r>
+              <w:rPr>
+                <w:rFonts w:ascii="Inter" w:hAnsi="Inter" w:eastAsia="Inter"/>
+                <w:b w:val="0"/>
+                <w:i w:val="0"/>
+                <w:color w:val="CCFBF1"/>
+                <w:sz w:val="15"/>
+              </w:rPr>
+              <w:t xml:space="preserve">  ·  Bookkeeper Practice Launch System  ·  v2.0</w:t>
+            </w:r>
+          </w:p>
+          <w:p>
+            <w:pPr>
+              <w:spacing w:before="1200" w:after="0" w:line="276" w:lineRule="auto"/>
             </w:pPr>
           </w:p>
-          <w:p/>
           <w:p>
             <w:pPr>
-              <w:spacing w:before="0" w:after="240"/>
+              <w:spacing w:before="0" w:after="280" w:line="276" w:lineRule="auto"/>
+              <w:ind w:left="400"/>
+            </w:pPr>
+            <w:r>
+              <w:rPr>
+                <w:rFonts w:ascii="Inter" w:hAnsi="Inter" w:eastAsia="Inter"/>
+                <w:b/>
+                <w:i w:val="0"/>
+                <w:color w:val="0F766E"/>
+                <w:sz w:val="15"/>
+              </w:rPr>
+              <w:t>03  —  CLIENT DOCUMENTS</w:t>
+            </w:r>
+          </w:p>
+          <w:p>
+            <w:pPr>
+              <w:spacing w:before="0" w:after="1000" w:line="276" w:lineRule="auto"/>
+              <w:ind w:left="400"/>
             </w:pPr>
             <w:r>
               <w:rPr>
@@ -49,14 +91,15 @@
                 <w:b/>
                 <w:i w:val="0"/>
                 <w:color w:val="0F766E"/>
-                <w:sz w:val="16"/>
+                <w:sz w:val="22"/>
               </w:rPr>
-              <w:t>03  —  CLIENT DOCUMENTS</w:t>
+              <w:t>NOVAOPS</w:t>
             </w:r>
           </w:p>
           <w:p>
             <w:pPr>
-              <w:spacing w:before="0" w:after="80"/>
+              <w:spacing w:before="0" w:after="80" w:line="276" w:lineRule="auto"/>
+              <w:ind w:left="400"/>
             </w:pPr>
             <w:r>
               <w:rPr>
@@ -64,14 +107,15 @@
                 <w:b/>
                 <w:i w:val="0"/>
                 <w:color w:val="FFFFFF"/>
-                <w:sz w:val="60"/>
+                <w:sz w:val="64"/>
               </w:rPr>
               <w:t>Bookkeeping</w:t>
             </w:r>
           </w:p>
           <w:p>
             <w:pPr>
-              <w:spacing w:before="0" w:after="80"/>
+              <w:spacing w:before="0" w:after="80" w:line="276" w:lineRule="auto"/>
+              <w:ind w:left="400"/>
             </w:pPr>
             <w:r>
               <w:rPr>
@@ -79,20 +123,21 @@
                 <w:b/>
                 <w:i w:val="0"/>
                 <w:color w:val="FFFFFF"/>
-                <w:sz w:val="60"/>
+                <w:sz w:val="64"/>
               </w:rPr>
               <w:t>Engagement Agreement</w:t>
             </w:r>
           </w:p>
           <w:p>
             <w:pPr>
-              <w:spacing w:before="120" w:after="400"/>
+              <w:spacing w:before="160" w:after="560" w:line="276" w:lineRule="auto"/>
+              <w:ind w:left="400"/>
             </w:pPr>
             <w:r>
               <w:rPr>
                 <w:rFonts w:ascii="Inter" w:hAnsi="Inter" w:eastAsia="Inter"/>
                 <w:b w:val="0"/>
-                <w:i w:val="0"/>
+                <w:i/>
                 <w:color w:val="94A3B8"/>
                 <w:sz w:val="24"/>
               </w:rPr>
@@ -101,15 +146,17 @@
           </w:p>
           <w:p>
             <w:pPr>
-              <w:spacing w:before="0" w:after="320"/>
               <w:pBdr>
                 <w:bottom w:val="single" w:sz="12" w:space="1" w:color="0F766E"/>
               </w:pBdr>
+              <w:spacing w:before="0" w:after="400" w:line="276" w:lineRule="auto"/>
+              <w:ind w:left="400" w:right="400"/>
             </w:pPr>
           </w:p>
           <w:p>
             <w:pPr>
-              <w:spacing w:before="0" w:after="60"/>
+              <w:spacing w:before="0" w:after="80" w:line="276" w:lineRule="auto"/>
+              <w:ind w:left="400"/>
             </w:pPr>
             <w:r>
               <w:rPr>
@@ -119,7 +166,7 @@
                 <w:color w:val="64748B"/>
                 <w:sz w:val="15"/>
               </w:rPr>
-              <w:t xml:space="preserve">PRACTICE  </w:t>
+              <w:t xml:space="preserve">PRACTICE      </w:t>
             </w:r>
             <w:r>
               <w:rPr>
@@ -127,14 +174,15 @@
                 <w:b/>
                 <w:i w:val="0"/>
                 <w:color w:val="FFFFFF"/>
-                <w:sz w:val="16"/>
+                <w:sz w:val="15"/>
               </w:rPr>
               <w:t>[PRACTICE LEGAL NAME]</w:t>
             </w:r>
           </w:p>
           <w:p>
             <w:pPr>
-              <w:spacing w:before="0" w:after="60"/>
+              <w:spacing w:before="0" w:after="80" w:line="276" w:lineRule="auto"/>
+              <w:ind w:left="400"/>
             </w:pPr>
             <w:r>
               <w:rPr>
@@ -144,7 +192,7 @@
                 <w:color w:val="64748B"/>
                 <w:sz w:val="15"/>
               </w:rPr>
-              <w:t xml:space="preserve">CLIENT  </w:t>
+              <w:t xml:space="preserve">CLIENT        </w:t>
             </w:r>
             <w:r>
               <w:rPr>
@@ -152,14 +200,15 @@
                 <w:b/>
                 <w:i w:val="0"/>
                 <w:color w:val="FFFFFF"/>
-                <w:sz w:val="16"/>
+                <w:sz w:val="15"/>
               </w:rPr>
               <w:t>[CLIENT LEGAL NAME]</w:t>
             </w:r>
           </w:p>
           <w:p>
             <w:pPr>
-              <w:spacing w:before="0" w:after="60"/>
+              <w:spacing w:before="0" w:after="80" w:line="276" w:lineRule="auto"/>
+              <w:ind w:left="400"/>
             </w:pPr>
             <w:r>
               <w:rPr>
@@ -169,7 +218,7 @@
                 <w:color w:val="64748B"/>
                 <w:sz w:val="15"/>
               </w:rPr>
-              <w:t xml:space="preserve">AGREEMENT DATE  </w:t>
+              <w:t>AGREEMENT DATE</w:t>
             </w:r>
             <w:r>
               <w:rPr>
@@ -177,14 +226,15 @@
                 <w:b/>
                 <w:i w:val="0"/>
                 <w:color w:val="FFFFFF"/>
-                <w:sz w:val="16"/>
+                <w:sz w:val="15"/>
               </w:rPr>
               <w:t>[DATE]</w:t>
             </w:r>
           </w:p>
           <w:p>
             <w:pPr>
-              <w:spacing w:before="0" w:after="60"/>
+              <w:spacing w:before="0" w:after="80" w:line="276" w:lineRule="auto"/>
+              <w:ind w:left="400"/>
             </w:pPr>
             <w:r>
               <w:rPr>
@@ -194,7 +244,7 @@
                 <w:color w:val="64748B"/>
                 <w:sz w:val="15"/>
               </w:rPr>
-              <w:t xml:space="preserve">GOVERNED BY  </w:t>
+              <w:t xml:space="preserve">GOVERNED BY   </w:t>
             </w:r>
             <w:r>
               <w:rPr>
@@ -202,24 +252,31 @@
                 <w:b/>
                 <w:i w:val="0"/>
                 <w:color w:val="FFFFFF"/>
-                <w:sz w:val="16"/>
+                <w:sz w:val="15"/>
               </w:rPr>
               <w:t>[JURISDICTION]</w:t>
             </w:r>
           </w:p>
           <w:p>
             <w:pPr>
-              <w:spacing w:before="800" w:after="0"/>
+              <w:spacing w:before="800" w:after="0" w:line="276" w:lineRule="auto"/>
+            </w:pPr>
+          </w:p>
+          <w:p>
+            <w:pPr>
+              <w:shd w:val="clear" w:color="auto" w:fill="D97706"/>
+              <w:spacing w:before="160" w:after="160" w:line="276" w:lineRule="auto"/>
+              <w:ind w:left="400"/>
             </w:pPr>
             <w:r>
               <w:rPr>
                 <w:rFonts w:ascii="Poppins" w:hAnsi="Poppins" w:eastAsia="Poppins"/>
                 <w:b/>
                 <w:i w:val="0"/>
-                <w:color w:val="D97706"/>
+                <w:color w:val="FFFFFF"/>
                 <w:sz w:val="15"/>
               </w:rPr>
-              <w:t>VERSION 2.0  ·  PREMIUM EDITION  ·  2025</w:t>
+              <w:t>VERSION 2.0  ·  PREMIUM CONSULTING EDITION  ·  © 2025 NOVAOPS</w:t>
             </w:r>
           </w:p>
         </w:tc>
@@ -237,46 +294,31 @@
         <w:tblLook w:firstColumn="1" w:firstRow="1" w:lastColumn="0" w:lastRow="0" w:noHBand="0" w:noVBand="1" w:val="04A0"/>
       </w:tblPr>
       <w:tblGrid>
-        <w:gridCol w:w="9406"/>
+        <w:gridCol w:w="9518"/>
       </w:tblGrid>
       <w:tr>
         <w:tc>
           <w:tcPr>
-            <w:tcW w:type="dxa" w:w="9406"/>
+            <w:tcW w:type="dxa" w:w="9518"/>
             <w:shd w:val="clear" w:color="auto" w:fill="FFFBEB"/>
             <w:tcMar>
-              <w:top w:w="100" w:type="dxa"/>
-              <w:bottom w:w="100" w:type="dxa"/>
-              <w:left w:w="160" w:type="dxa"/>
-              <w:right w:w="160" w:type="dxa"/>
+              <w:top w:w="110" w:type="dxa"/>
+              <w:bottom w:w="110" w:type="dxa"/>
+              <w:left w:w="170" w:type="dxa"/>
+              <w:right w:w="170" w:type="dxa"/>
             </w:tcMar>
             <w:tcBorders>
-              <w:left w:val="single" w:sz="14" w:color="D97706"/>
+              <w:top w:val="single" w:sz="4" w:color="CBD5E1"/>
+              <w:bottom w:val="single" w:sz="4" w:color="CBD5E1"/>
+              <w:left w:val="single" w:sz="16" w:color="D97706"/>
+              <w:right w:val="single" w:sz="4" w:color="CBD5E1"/>
               <w:insideH w:val="none" w:sz="0" w:color="auto"/>
               <w:insideV w:val="none" w:sz="0" w:color="auto"/>
-              <w:top w:val="single" w:sz="4" w:color="CBD5E1"/>
-              <w:right w:val="single" w:sz="4" w:color="CBD5E1"/>
-              <w:bottom w:val="single" w:sz="4" w:color="CBD5E1"/>
             </w:tcBorders>
           </w:tcPr>
           <w:p>
             <w:pPr>
-              <w:spacing w:before="0" w:after="0"/>
-            </w:pPr>
-            <w:r>
-              <w:rPr>
-                <w:rFonts w:ascii="Inter" w:hAnsi="Inter" w:eastAsia="Inter"/>
-                <w:b w:val="0"/>
-                <w:i w:val="0"/>
-                <w:color w:val="0F172A"/>
-                <w:sz w:val="18"/>
-              </w:rPr>
-              <w:t>This is a general template — not legal advice. Engage a qualified lawyer in your jurisdiction to review it before sending to any client. Do not skip this step.</w:t>
-            </w:r>
-          </w:p>
-          <w:p>
-            <w:pPr>
-              <w:spacing w:before="0" w:after="80"/>
+              <w:spacing w:before="0" w:after="100" w:line="276" w:lineRule="auto"/>
             </w:pPr>
             <w:r>
               <w:rPr>
@@ -289,12 +331,27 @@
               <w:t>LEGAL REVIEW REQUIRED BEFORE USE</w:t>
             </w:r>
           </w:p>
+          <w:p>
+            <w:pPr>
+              <w:spacing w:before="0" w:after="0" w:line="276" w:lineRule="auto"/>
+            </w:pPr>
+            <w:r>
+              <w:rPr>
+                <w:rFonts w:ascii="Calibri" w:hAnsi="Calibri" w:eastAsia="Calibri"/>
+                <w:b w:val="0"/>
+                <w:i w:val="0"/>
+                <w:color w:val="0F172A"/>
+                <w:sz w:val="18"/>
+              </w:rPr>
+              <w:t>This is a general template — not legal advice. Engage a qualified lawyer in your jurisdiction to review it before sending to any client. Do not skip this step.</w:t>
+            </w:r>
+          </w:p>
         </w:tc>
       </w:tr>
     </w:tbl>
     <w:p>
       <w:pPr>
-        <w:spacing w:before="0" w:after="80"/>
+        <w:spacing w:before="0" w:after="120" w:line="276" w:lineRule="auto"/>
       </w:pPr>
     </w:p>
     <w:tbl>
@@ -304,13 +361,18 @@
         <w:tblLook w:firstColumn="1" w:firstRow="1" w:lastColumn="0" w:lastRow="0" w:noHBand="0" w:noVBand="1" w:val="04A0"/>
       </w:tblPr>
       <w:tblGrid>
-        <w:gridCol w:w="4703"/>
-        <w:gridCol w:w="4703"/>
+        <w:gridCol w:w="2379"/>
+        <w:gridCol w:w="2379"/>
+        <w:gridCol w:w="2379"/>
+        <w:gridCol w:w="2379"/>
       </w:tblGrid>
       <w:tr>
+        <w:trPr>
+          <w:trHeight w:val="260" w:hRule="atLeast"/>
+        </w:trPr>
         <w:tc>
           <w:tcPr>
-            <w:tcW w:type="dxa" w:w="850"/>
+            <w:tcW w:type="dxa" w:w="2379"/>
             <w:tcBorders>
               <w:top w:val="none" w:sz="0" w:color="auto"/>
               <w:bottom w:val="none" w:sz="0" w:color="auto"/>
@@ -319,32 +381,33 @@
               <w:insideH w:val="none" w:sz="0" w:color="auto"/>
               <w:insideV w:val="none" w:sz="0" w:color="auto"/>
             </w:tcBorders>
+            <w:shd w:val="clear" w:color="auto" w:fill="0F766E"/>
             <w:tcMar>
-              <w:top w:w="0" w:type="dxa"/>
-              <w:bottom w:w="0" w:type="dxa"/>
-              <w:left w:w="0" w:type="dxa"/>
-              <w:right w:w="60" w:type="dxa"/>
+              <w:top w:w="80" w:type="dxa"/>
+              <w:bottom w:w="60" w:type="dxa"/>
+              <w:left w:w="120" w:type="dxa"/>
+              <w:right w:w="120" w:type="dxa"/>
             </w:tcMar>
           </w:tcPr>
           <w:p>
             <w:pPr>
-              <w:spacing w:before="0" w:after="0"/>
+              <w:jc w:val="center"/>
             </w:pPr>
             <w:r>
               <w:rPr>
-                <w:rFonts w:ascii="Poppins" w:hAnsi="Poppins" w:eastAsia="Poppins"/>
+                <w:rFonts w:ascii="Inter" w:hAnsi="Inter" w:eastAsia="Inter"/>
                 <w:b/>
                 <w:i w:val="0"/>
-                <w:color w:val="0F766E"/>
-                <w:sz w:val="20"/>
+                <w:color w:val="CCFBF1"/>
+                <w:sz w:val="13"/>
               </w:rPr>
-              <w:t>00</w:t>
+              <w:t>CLAUSES</w:t>
             </w:r>
           </w:p>
         </w:tc>
         <w:tc>
           <w:tcPr>
-            <w:tcW w:type="dxa" w:w="4703"/>
+            <w:tcW w:type="dxa" w:w="2379"/>
             <w:tcBorders>
               <w:top w:val="none" w:sz="0" w:color="auto"/>
               <w:bottom w:val="none" w:sz="0" w:color="auto"/>
@@ -353,26 +416,387 @@
               <w:insideH w:val="none" w:sz="0" w:color="auto"/>
               <w:insideV w:val="none" w:sz="0" w:color="auto"/>
             </w:tcBorders>
+            <w:shd w:val="clear" w:color="auto" w:fill="0F766E"/>
             <w:tcMar>
-              <w:top w:w="0" w:type="dxa"/>
-              <w:bottom w:w="0" w:type="dxa"/>
-              <w:left w:w="0" w:type="dxa"/>
-              <w:right w:w="0" w:type="dxa"/>
+              <w:top w:w="80" w:type="dxa"/>
+              <w:bottom w:w="60" w:type="dxa"/>
+              <w:left w:w="120" w:type="dxa"/>
+              <w:right w:w="120" w:type="dxa"/>
             </w:tcMar>
           </w:tcPr>
           <w:p>
             <w:pPr>
-              <w:spacing w:before="0" w:after="0"/>
+              <w:jc w:val="center"/>
+            </w:pPr>
+            <w:r>
+              <w:rPr>
+                <w:rFonts w:ascii="Inter" w:hAnsi="Inter" w:eastAsia="Inter"/>
+                <w:b/>
+                <w:i w:val="0"/>
+                <w:color w:val="CCFBF1"/>
+                <w:sz w:val="13"/>
+              </w:rPr>
+              <w:t>SIGNATURES</w:t>
+            </w:r>
+          </w:p>
+        </w:tc>
+        <w:tc>
+          <w:tcPr>
+            <w:tcW w:type="dxa" w:w="2379"/>
+            <w:tcBorders>
+              <w:top w:val="none" w:sz="0" w:color="auto"/>
+              <w:bottom w:val="none" w:sz="0" w:color="auto"/>
+              <w:left w:val="none" w:sz="0" w:color="auto"/>
+              <w:right w:val="none" w:sz="0" w:color="auto"/>
+              <w:insideH w:val="none" w:sz="0" w:color="auto"/>
+              <w:insideV w:val="none" w:sz="0" w:color="auto"/>
+            </w:tcBorders>
+            <w:shd w:val="clear" w:color="auto" w:fill="0F766E"/>
+            <w:tcMar>
+              <w:top w:w="80" w:type="dxa"/>
+              <w:bottom w:w="60" w:type="dxa"/>
+              <w:left w:w="120" w:type="dxa"/>
+              <w:right w:w="120" w:type="dxa"/>
+            </w:tcMar>
+          </w:tcPr>
+          <w:p>
+            <w:pPr>
+              <w:jc w:val="center"/>
+            </w:pPr>
+            <w:r>
+              <w:rPr>
+                <w:rFonts w:ascii="Inter" w:hAnsi="Inter" w:eastAsia="Inter"/>
+                <w:b/>
+                <w:i w:val="0"/>
+                <w:color w:val="CCFBF1"/>
+                <w:sz w:val="13"/>
+              </w:rPr>
+              <w:t>JURISDICTION</w:t>
+            </w:r>
+          </w:p>
+        </w:tc>
+        <w:tc>
+          <w:tcPr>
+            <w:tcW w:type="dxa" w:w="2379"/>
+            <w:tcBorders>
+              <w:top w:val="none" w:sz="0" w:color="auto"/>
+              <w:bottom w:val="none" w:sz="0" w:color="auto"/>
+              <w:left w:val="none" w:sz="0" w:color="auto"/>
+              <w:right w:val="none" w:sz="0" w:color="auto"/>
+              <w:insideH w:val="none" w:sz="0" w:color="auto"/>
+              <w:insideV w:val="none" w:sz="0" w:color="auto"/>
+            </w:tcBorders>
+            <w:shd w:val="clear" w:color="auto" w:fill="0F766E"/>
+            <w:tcMar>
+              <w:top w:w="80" w:type="dxa"/>
+              <w:bottom w:w="60" w:type="dxa"/>
+              <w:left w:w="120" w:type="dxa"/>
+              <w:right w:w="120" w:type="dxa"/>
+            </w:tcMar>
+          </w:tcPr>
+          <w:p>
+            <w:pPr>
+              <w:jc w:val="center"/>
+            </w:pPr>
+            <w:r>
+              <w:rPr>
+                <w:rFonts w:ascii="Inter" w:hAnsi="Inter" w:eastAsia="Inter"/>
+                <w:b/>
+                <w:i w:val="0"/>
+                <w:color w:val="CCFBF1"/>
+                <w:sz w:val="13"/>
+              </w:rPr>
+              <w:t>SCHEDULES</w:t>
+            </w:r>
+          </w:p>
+        </w:tc>
+      </w:tr>
+      <w:tr>
+        <w:trPr>
+          <w:trHeight w:val="640" w:hRule="atLeast"/>
+        </w:trPr>
+        <w:tc>
+          <w:tcPr>
+            <w:tcW w:type="dxa" w:w="2379"/>
+            <w:tcBorders>
+              <w:top w:val="none" w:sz="0" w:color="auto"/>
+              <w:bottom w:val="none" w:sz="0" w:color="auto"/>
+              <w:left w:val="none" w:sz="0" w:color="auto"/>
+              <w:right w:val="none" w:sz="0" w:color="auto"/>
+              <w:insideH w:val="none" w:sz="0" w:color="auto"/>
+              <w:insideV w:val="none" w:sz="0" w:color="auto"/>
+            </w:tcBorders>
+            <w:shd w:val="clear" w:color="auto" w:fill="0F172A"/>
+            <w:tcMar>
+              <w:top w:w="60" w:type="dxa"/>
+              <w:bottom w:w="60" w:type="dxa"/>
+              <w:left w:w="120" w:type="dxa"/>
+              <w:right w:w="120" w:type="dxa"/>
+            </w:tcMar>
+          </w:tcPr>
+          <w:p>
+            <w:pPr>
+              <w:jc w:val="center"/>
             </w:pPr>
             <w:r>
               <w:rPr>
                 <w:rFonts w:ascii="Poppins" w:hAnsi="Poppins" w:eastAsia="Poppins"/>
                 <w:b/>
                 <w:i w:val="0"/>
-                <w:color w:val="0F172A"/>
-                <w:sz w:val="20"/>
+                <w:color w:val="FFFFFF"/>
+                <w:sz w:val="44"/>
               </w:rPr>
-              <w:t>—  AGREEMENT DETAILS</w:t>
+              <w:t>15</w:t>
+            </w:r>
+          </w:p>
+        </w:tc>
+        <w:tc>
+          <w:tcPr>
+            <w:tcW w:type="dxa" w:w="2379"/>
+            <w:tcBorders>
+              <w:top w:val="none" w:sz="0" w:color="auto"/>
+              <w:bottom w:val="none" w:sz="0" w:color="auto"/>
+              <w:left w:val="none" w:sz="0" w:color="auto"/>
+              <w:right w:val="none" w:sz="0" w:color="auto"/>
+              <w:insideH w:val="none" w:sz="0" w:color="auto"/>
+              <w:insideV w:val="none" w:sz="0" w:color="auto"/>
+            </w:tcBorders>
+            <w:shd w:val="clear" w:color="auto" w:fill="0F172A"/>
+            <w:tcMar>
+              <w:top w:w="60" w:type="dxa"/>
+              <w:bottom w:w="60" w:type="dxa"/>
+              <w:left w:w="120" w:type="dxa"/>
+              <w:right w:w="120" w:type="dxa"/>
+            </w:tcMar>
+          </w:tcPr>
+          <w:p>
+            <w:pPr>
+              <w:jc w:val="center"/>
+            </w:pPr>
+            <w:r>
+              <w:rPr>
+                <w:rFonts w:ascii="Poppins" w:hAnsi="Poppins" w:eastAsia="Poppins"/>
+                <w:b/>
+                <w:i w:val="0"/>
+                <w:color w:val="FFFFFF"/>
+                <w:sz w:val="44"/>
+              </w:rPr>
+              <w:t>2</w:t>
+            </w:r>
+          </w:p>
+        </w:tc>
+        <w:tc>
+          <w:tcPr>
+            <w:tcW w:type="dxa" w:w="2379"/>
+            <w:tcBorders>
+              <w:top w:val="none" w:sz="0" w:color="auto"/>
+              <w:bottom w:val="none" w:sz="0" w:color="auto"/>
+              <w:left w:val="none" w:sz="0" w:color="auto"/>
+              <w:right w:val="none" w:sz="0" w:color="auto"/>
+              <w:insideH w:val="none" w:sz="0" w:color="auto"/>
+              <w:insideV w:val="none" w:sz="0" w:color="auto"/>
+            </w:tcBorders>
+            <w:shd w:val="clear" w:color="auto" w:fill="0F172A"/>
+            <w:tcMar>
+              <w:top w:w="60" w:type="dxa"/>
+              <w:bottom w:w="60" w:type="dxa"/>
+              <w:left w:w="120" w:type="dxa"/>
+              <w:right w:w="120" w:type="dxa"/>
+            </w:tcMar>
+          </w:tcPr>
+          <w:p>
+            <w:pPr>
+              <w:jc w:val="center"/>
+            </w:pPr>
+            <w:r>
+              <w:rPr>
+                <w:rFonts w:ascii="Poppins" w:hAnsi="Poppins" w:eastAsia="Poppins"/>
+                <w:b/>
+                <w:i w:val="0"/>
+                <w:color w:val="FFFFFF"/>
+                <w:sz w:val="44"/>
+              </w:rPr>
+              <w:t>Custom</w:t>
+            </w:r>
+          </w:p>
+        </w:tc>
+        <w:tc>
+          <w:tcPr>
+            <w:tcW w:type="dxa" w:w="2379"/>
+            <w:tcBorders>
+              <w:top w:val="none" w:sz="0" w:color="auto"/>
+              <w:bottom w:val="none" w:sz="0" w:color="auto"/>
+              <w:left w:val="none" w:sz="0" w:color="auto"/>
+              <w:right w:val="none" w:sz="0" w:color="auto"/>
+              <w:insideH w:val="none" w:sz="0" w:color="auto"/>
+              <w:insideV w:val="none" w:sz="0" w:color="auto"/>
+            </w:tcBorders>
+            <w:shd w:val="clear" w:color="auto" w:fill="0F172A"/>
+            <w:tcMar>
+              <w:top w:w="60" w:type="dxa"/>
+              <w:bottom w:w="60" w:type="dxa"/>
+              <w:left w:w="120" w:type="dxa"/>
+              <w:right w:w="120" w:type="dxa"/>
+            </w:tcMar>
+          </w:tcPr>
+          <w:p>
+            <w:pPr>
+              <w:jc w:val="center"/>
+            </w:pPr>
+            <w:r>
+              <w:rPr>
+                <w:rFonts w:ascii="Poppins" w:hAnsi="Poppins" w:eastAsia="Poppins"/>
+                <w:b/>
+                <w:i w:val="0"/>
+                <w:color w:val="FFFFFF"/>
+                <w:sz w:val="44"/>
+              </w:rPr>
+              <w:t>Attach</w:t>
+            </w:r>
+          </w:p>
+        </w:tc>
+      </w:tr>
+      <w:tr>
+        <w:trPr>
+          <w:trHeight w:val="260" w:hRule="atLeast"/>
+        </w:trPr>
+        <w:tc>
+          <w:tcPr>
+            <w:tcW w:type="dxa" w:w="2379"/>
+            <w:tcBorders>
+              <w:top w:val="none" w:sz="0" w:color="auto"/>
+              <w:bottom w:val="none" w:sz="0" w:color="auto"/>
+              <w:left w:val="none" w:sz="0" w:color="auto"/>
+              <w:right w:val="none" w:sz="0" w:color="auto"/>
+              <w:insideH w:val="none" w:sz="0" w:color="auto"/>
+              <w:insideV w:val="none" w:sz="0" w:color="auto"/>
+            </w:tcBorders>
+            <w:shd w:val="clear" w:color="auto" w:fill="F8FAFC"/>
+            <w:tcMar>
+              <w:top w:w="55" w:type="dxa"/>
+              <w:bottom w:w="70" w:type="dxa"/>
+              <w:left w:w="120" w:type="dxa"/>
+              <w:right w:w="120" w:type="dxa"/>
+            </w:tcMar>
+          </w:tcPr>
+          <w:p>
+            <w:pPr>
+              <w:jc w:val="center"/>
+            </w:pPr>
+            <w:r>
+              <w:rPr>
+                <w:rFonts w:ascii="Calibri" w:hAnsi="Calibri" w:eastAsia="Calibri"/>
+                <w:b w:val="0"/>
+                <w:i/>
+                <w:color w:val="64748B"/>
+                <w:sz w:val="15"/>
+              </w:rPr>
+              <w:t>comprehensive coverage</w:t>
+            </w:r>
+          </w:p>
+        </w:tc>
+        <w:tc>
+          <w:tcPr>
+            <w:tcW w:type="dxa" w:w="2379"/>
+            <w:tcBorders>
+              <w:top w:val="none" w:sz="0" w:color="auto"/>
+              <w:bottom w:val="none" w:sz="0" w:color="auto"/>
+              <w:left w:val="none" w:sz="0" w:color="auto"/>
+              <w:right w:val="none" w:sz="0" w:color="auto"/>
+              <w:insideH w:val="none" w:sz="0" w:color="auto"/>
+              <w:insideV w:val="none" w:sz="0" w:color="auto"/>
+            </w:tcBorders>
+            <w:shd w:val="clear" w:color="auto" w:fill="F8FAFC"/>
+            <w:tcMar>
+              <w:top w:w="55" w:type="dxa"/>
+              <w:bottom w:w="70" w:type="dxa"/>
+              <w:left w:w="120" w:type="dxa"/>
+              <w:right w:w="120" w:type="dxa"/>
+            </w:tcMar>
+          </w:tcPr>
+          <w:p>
+            <w:pPr>
+              <w:jc w:val="center"/>
+            </w:pPr>
+            <w:r>
+              <w:rPr>
+                <w:rFonts w:ascii="Calibri" w:hAnsi="Calibri" w:eastAsia="Calibri"/>
+                <w:b w:val="0"/>
+                <w:i/>
+                <w:color w:val="64748B"/>
+                <w:sz w:val="15"/>
+              </w:rPr>
+              <w:t>both parties required</w:t>
+            </w:r>
+          </w:p>
+        </w:tc>
+        <w:tc>
+          <w:tcPr>
+            <w:tcW w:type="dxa" w:w="2379"/>
+            <w:tcBorders>
+              <w:top w:val="none" w:sz="0" w:color="auto"/>
+              <w:bottom w:val="none" w:sz="0" w:color="auto"/>
+              <w:left w:val="none" w:sz="0" w:color="auto"/>
+              <w:right w:val="none" w:sz="0" w:color="auto"/>
+              <w:insideH w:val="none" w:sz="0" w:color="auto"/>
+              <w:insideV w:val="none" w:sz="0" w:color="auto"/>
+            </w:tcBorders>
+            <w:shd w:val="clear" w:color="auto" w:fill="F8FAFC"/>
+            <w:tcMar>
+              <w:top w:w="55" w:type="dxa"/>
+              <w:bottom w:w="70" w:type="dxa"/>
+              <w:left w:w="120" w:type="dxa"/>
+              <w:right w:w="120" w:type="dxa"/>
+            </w:tcMar>
+          </w:tcPr>
+          <w:p>
+            <w:pPr>
+              <w:jc w:val="center"/>
+            </w:pPr>
+            <w:r>
+              <w:rPr>
+                <w:rFonts w:ascii="Calibri" w:hAnsi="Calibri" w:eastAsia="Calibri"/>
+                <w:b w:val="0"/>
+                <w:i/>
+                <w:color w:val="64748B"/>
+                <w:sz w:val="15"/>
+              </w:rPr>
+              <w:t>adapt to your location</w:t>
+            </w:r>
+          </w:p>
+        </w:tc>
+        <w:tc>
+          <w:tcPr>
+            <w:tcW w:type="dxa" w:w="2379"/>
+            <w:tcBorders>
+              <w:top w:val="none" w:sz="0" w:color="auto"/>
+              <w:bottom w:val="none" w:sz="0" w:color="auto"/>
+              <w:left w:val="none" w:sz="0" w:color="auto"/>
+              <w:right w:val="none" w:sz="0" w:color="auto"/>
+              <w:insideH w:val="none" w:sz="0" w:color="auto"/>
+              <w:insideV w:val="none" w:sz="0" w:color="auto"/>
+            </w:tcBorders>
+            <w:shd w:val="clear" w:color="auto" w:fill="F8FAFC"/>
+            <w:tcMar>
+              <w:top w:w="55" w:type="dxa"/>
+              <w:bottom w:w="70" w:type="dxa"/>
+              <w:left w:w="120" w:type="dxa"/>
+              <w:right w:w="120" w:type="dxa"/>
+            </w:tcMar>
+          </w:tcPr>
+          <w:p>
+            <w:pPr>
+              <w:jc w:val="center"/>
+            </w:pPr>
+            <w:r>
+              <w:rPr>
+                <w:rFonts w:ascii="Calibri" w:hAnsi="Calibri" w:eastAsia="Calibri"/>
+                <w:b w:val="0"/>
+                <w:i/>
+                <w:color w:val="64748B"/>
+                <w:sz w:val="15"/>
+              </w:rPr>
+              <w:t>scope of work included</w:t>
             </w:r>
           </w:p>
         </w:tc>
@@ -380,10 +804,112 @@
     </w:tbl>
     <w:p>
       <w:pPr>
-        <w:spacing w:before="120" w:after="120"/>
-        <w:pBdr>
-          <w:bottom w:val="single" w:sz="8" w:space="1" w:color="0F766E"/>
-        </w:pBdr>
+        <w:spacing w:before="0" w:after="200" w:line="276" w:lineRule="auto"/>
+      </w:pPr>
+    </w:p>
+    <w:p>
+      <w:pPr>
+        <w:spacing w:before="200" w:after="0" w:line="276" w:lineRule="auto"/>
+      </w:pPr>
+    </w:p>
+    <w:tbl>
+      <w:tblPr>
+        <w:tblW w:type="auto" w:w="0"/>
+        <w:jc w:val="center"/>
+        <w:tblLook w:firstColumn="1" w:firstRow="1" w:lastColumn="0" w:lastRow="0" w:noHBand="0" w:noVBand="1" w:val="04A0"/>
+      </w:tblPr>
+      <w:tblGrid>
+        <w:gridCol w:w="4759"/>
+        <w:gridCol w:w="4759"/>
+      </w:tblGrid>
+      <w:tr>
+        <w:trPr>
+          <w:trHeight w:val="480" w:hRule="atLeast"/>
+        </w:trPr>
+        <w:tc>
+          <w:tcPr>
+            <w:tcW w:type="dxa" w:w="907"/>
+            <w:tcBorders>
+              <w:top w:val="none" w:sz="0" w:color="auto"/>
+              <w:bottom w:val="none" w:sz="0" w:color="auto"/>
+              <w:left w:val="none" w:sz="0" w:color="auto"/>
+              <w:right w:val="none" w:sz="0" w:color="auto"/>
+              <w:insideH w:val="none" w:sz="0" w:color="auto"/>
+              <w:insideV w:val="none" w:sz="0" w:color="auto"/>
+            </w:tcBorders>
+            <w:shd w:val="clear" w:color="auto" w:fill="0F766E"/>
+            <w:tcMar>
+              <w:top w:w="100" w:type="dxa"/>
+              <w:bottom w:w="100" w:type="dxa"/>
+              <w:left w:w="140" w:type="dxa"/>
+              <w:right w:w="100" w:type="dxa"/>
+            </w:tcMar>
+            <w:vAlign w:val="center"/>
+          </w:tcPr>
+          <w:p>
+            <w:pPr>
+              <w:jc w:val="center"/>
+            </w:pPr>
+            <w:r>
+              <w:rPr>
+                <w:rFonts w:ascii="Poppins" w:hAnsi="Poppins" w:eastAsia="Poppins"/>
+                <w:b/>
+                <w:i w:val="0"/>
+                <w:color w:val="FFFFFF"/>
+                <w:sz w:val="26"/>
+              </w:rPr>
+              <w:t>00</w:t>
+            </w:r>
+          </w:p>
+        </w:tc>
+        <w:tc>
+          <w:tcPr>
+            <w:tcW w:type="dxa" w:w="4759"/>
+            <w:tcBorders>
+              <w:top w:val="none" w:sz="0" w:color="auto"/>
+              <w:bottom w:val="none" w:sz="0" w:color="auto"/>
+              <w:left w:val="none" w:sz="0" w:color="auto"/>
+              <w:right w:val="none" w:sz="0" w:color="auto"/>
+              <w:insideH w:val="none" w:sz="0" w:color="auto"/>
+              <w:insideV w:val="none" w:sz="0" w:color="auto"/>
+            </w:tcBorders>
+            <w:shd w:val="clear" w:color="auto" w:fill="0F172A"/>
+            <w:tcMar>
+              <w:top w:w="100" w:type="dxa"/>
+              <w:bottom w:w="100" w:type="dxa"/>
+              <w:left w:w="180" w:type="dxa"/>
+              <w:right w:w="120" w:type="dxa"/>
+            </w:tcMar>
+            <w:vAlign w:val="center"/>
+          </w:tcPr>
+          <w:p>
+            <w:r>
+              <w:rPr>
+                <w:rFonts w:ascii="Poppins" w:hAnsi="Poppins" w:eastAsia="Poppins"/>
+                <w:b/>
+                <w:i w:val="0"/>
+                <w:color w:val="0F766E"/>
+                <w:sz w:val="21"/>
+              </w:rPr>
+              <w:t xml:space="preserve">— </w:t>
+            </w:r>
+            <w:r>
+              <w:rPr>
+                <w:rFonts w:ascii="Poppins" w:hAnsi="Poppins" w:eastAsia="Poppins"/>
+                <w:b/>
+                <w:i w:val="0"/>
+                <w:color w:val="FFFFFF"/>
+                <w:sz w:val="21"/>
+              </w:rPr>
+              <w:t>AGREEMENT DETAILS</w:t>
+            </w:r>
+          </w:p>
+        </w:tc>
+      </w:tr>
+    </w:tbl>
+    <w:p>
+      <w:pPr>
+        <w:spacing w:before="0" w:after="120" w:line="276" w:lineRule="auto"/>
       </w:pPr>
     </w:p>
     <w:tbl>
@@ -394,13 +920,16 @@
         <w:tblLook w:firstColumn="1" w:firstRow="1" w:lastColumn="0" w:lastRow="0" w:noHBand="0" w:noVBand="1" w:val="04A0"/>
       </w:tblPr>
       <w:tblGrid>
-        <w:gridCol w:w="4703"/>
-        <w:gridCol w:w="4703"/>
+        <w:gridCol w:w="4759"/>
+        <w:gridCol w:w="4759"/>
       </w:tblGrid>
       <w:tr>
+        <w:trPr>
+          <w:trHeight w:val="400" w:hRule="atLeast"/>
+        </w:trPr>
         <w:tc>
           <w:tcPr>
-            <w:tcW w:type="dxa" w:w="2835"/>
+            <w:tcW w:type="dxa" w:w="3118"/>
             <w:shd w:val="clear" w:color="auto" w:fill="0F766E"/>
             <w:tcMar>
               <w:top w:w="70" w:type="dxa"/>
@@ -409,10 +938,10 @@
               <w:right w:w="100" w:type="dxa"/>
             </w:tcMar>
             <w:tcBorders>
-              <w:top w:val="none" w:sz="0" w:color="auto"/>
+              <w:top w:val="single" w:sz="4" w:color="0F766E"/>
               <w:bottom w:val="single" w:sz="8" w:color="0F766E"/>
-              <w:left w:val="none" w:sz="0" w:color="auto"/>
-              <w:right w:val="none" w:sz="0" w:color="auto"/>
+              <w:left w:val="single" w:sz="4" w:color="0F766E"/>
+              <w:right w:val="single" w:sz="4" w:color="0F766E"/>
               <w:insideH w:val="none" w:sz="0" w:color="auto"/>
               <w:insideV w:val="none" w:sz="0" w:color="auto"/>
             </w:tcBorders>
@@ -432,7 +961,7 @@
         </w:tc>
         <w:tc>
           <w:tcPr>
-            <w:tcW w:type="dxa" w:w="7370"/>
+            <w:tcW w:type="dxa" w:w="6803"/>
             <w:shd w:val="clear" w:color="auto" w:fill="0F766E"/>
             <w:tcMar>
               <w:top w:w="70" w:type="dxa"/>
@@ -441,1956 +970,10 @@
               <w:right w:w="100" w:type="dxa"/>
             </w:tcMar>
             <w:tcBorders>
-              <w:top w:val="none" w:sz="0" w:color="auto"/>
+              <w:top w:val="single" w:sz="4" w:color="0F766E"/>
               <w:bottom w:val="single" w:sz="8" w:color="0F766E"/>
-              <w:left w:val="none" w:sz="0" w:color="auto"/>
-              <w:right w:val="none" w:sz="0" w:color="auto"/>
-              <w:insideH w:val="none" w:sz="0" w:color="auto"/>
-              <w:insideV w:val="none" w:sz="0" w:color="auto"/>
-            </w:tcBorders>
-          </w:tcPr>
-          <w:p>
-            <w:r>
-              <w:rPr>
-                <w:rFonts w:ascii="Poppins" w:hAnsi="Poppins" w:eastAsia="Poppins"/>
-                <w:b/>
-                <w:i w:val="0"/>
-                <w:color w:val="FFFFFF"/>
-                <w:sz w:val="16"/>
-              </w:rPr>
-              <w:t>Details</w:t>
-            </w:r>
-          </w:p>
-        </w:tc>
-      </w:tr>
-      <w:tr>
-        <w:tc>
-          <w:tcPr>
-            <w:tcW w:type="dxa" w:w="2835"/>
-            <w:shd w:val="clear" w:color="auto" w:fill="FFFFFF"/>
-            <w:tcBorders>
-              <w:top w:val="single" w:sz="4" w:color="CBD5E1"/>
-              <w:bottom w:val="single" w:sz="4" w:color="CBD5E1"/>
-              <w:left w:val="single" w:sz="4" w:color="CBD5E1"/>
-              <w:right w:val="single" w:sz="4" w:color="CBD5E1"/>
-              <w:insideH w:val="none" w:sz="0" w:color="auto"/>
-              <w:insideV w:val="none" w:sz="0" w:color="auto"/>
-            </w:tcBorders>
-            <w:tcMar>
-              <w:top w:w="55" w:type="dxa"/>
-              <w:bottom w:w="55" w:type="dxa"/>
-              <w:left w:w="100" w:type="dxa"/>
-              <w:right w:w="100" w:type="dxa"/>
-            </w:tcMar>
-          </w:tcPr>
-          <w:p>
-            <w:r>
-              <w:rPr>
-                <w:rFonts w:ascii="Inter" w:hAnsi="Inter" w:eastAsia="Inter"/>
-                <w:b w:val="0"/>
-                <w:i w:val="0"/>
-                <w:color w:val="0F172A"/>
-                <w:sz w:val="17"/>
-              </w:rPr>
-              <w:t>Practice Legal Name</w:t>
-            </w:r>
-          </w:p>
-        </w:tc>
-        <w:tc>
-          <w:tcPr>
-            <w:tcW w:type="dxa" w:w="7370"/>
-            <w:shd w:val="clear" w:color="auto" w:fill="FFFFFF"/>
-            <w:tcBorders>
-              <w:top w:val="single" w:sz="4" w:color="CBD5E1"/>
-              <w:bottom w:val="single" w:sz="4" w:color="CBD5E1"/>
-              <w:left w:val="single" w:sz="4" w:color="CBD5E1"/>
-              <w:right w:val="single" w:sz="4" w:color="CBD5E1"/>
-              <w:insideH w:val="none" w:sz="0" w:color="auto"/>
-              <w:insideV w:val="none" w:sz="0" w:color="auto"/>
-            </w:tcBorders>
-            <w:tcMar>
-              <w:top w:w="55" w:type="dxa"/>
-              <w:bottom w:w="55" w:type="dxa"/>
-              <w:left w:w="100" w:type="dxa"/>
-              <w:right w:w="100" w:type="dxa"/>
-            </w:tcMar>
-          </w:tcPr>
-          <w:p>
-            <w:r>
-              <w:rPr>
-                <w:rFonts w:ascii="Inter" w:hAnsi="Inter" w:eastAsia="Inter"/>
-                <w:b w:val="0"/>
-                <w:i w:val="0"/>
-                <w:color w:val="0F172A"/>
-                <w:sz w:val="17"/>
-              </w:rPr>
-              <w:t>[PRACTICE LEGAL NAME]</w:t>
-            </w:r>
-          </w:p>
-        </w:tc>
-      </w:tr>
-      <w:tr>
-        <w:tc>
-          <w:tcPr>
-            <w:tcW w:type="dxa" w:w="2835"/>
-            <w:shd w:val="clear" w:color="auto" w:fill="F8FAFC"/>
-            <w:tcBorders>
-              <w:top w:val="single" w:sz="4" w:color="CBD5E1"/>
-              <w:bottom w:val="single" w:sz="4" w:color="CBD5E1"/>
-              <w:left w:val="single" w:sz="4" w:color="CBD5E1"/>
-              <w:right w:val="single" w:sz="4" w:color="CBD5E1"/>
-              <w:insideH w:val="none" w:sz="0" w:color="auto"/>
-              <w:insideV w:val="none" w:sz="0" w:color="auto"/>
-            </w:tcBorders>
-            <w:tcMar>
-              <w:top w:w="55" w:type="dxa"/>
-              <w:bottom w:w="55" w:type="dxa"/>
-              <w:left w:w="100" w:type="dxa"/>
-              <w:right w:w="100" w:type="dxa"/>
-            </w:tcMar>
-          </w:tcPr>
-          <w:p>
-            <w:r>
-              <w:rPr>
-                <w:rFonts w:ascii="Inter" w:hAnsi="Inter" w:eastAsia="Inter"/>
-                <w:b w:val="0"/>
-                <w:i w:val="0"/>
-                <w:color w:val="0F172A"/>
-                <w:sz w:val="17"/>
-              </w:rPr>
-              <w:t>Practice Address</w:t>
-            </w:r>
-          </w:p>
-        </w:tc>
-        <w:tc>
-          <w:tcPr>
-            <w:tcW w:type="dxa" w:w="7370"/>
-            <w:shd w:val="clear" w:color="auto" w:fill="F8FAFC"/>
-            <w:tcBorders>
-              <w:top w:val="single" w:sz="4" w:color="CBD5E1"/>
-              <w:bottom w:val="single" w:sz="4" w:color="CBD5E1"/>
-              <w:left w:val="single" w:sz="4" w:color="CBD5E1"/>
-              <w:right w:val="single" w:sz="4" w:color="CBD5E1"/>
-              <w:insideH w:val="none" w:sz="0" w:color="auto"/>
-              <w:insideV w:val="none" w:sz="0" w:color="auto"/>
-            </w:tcBorders>
-            <w:tcMar>
-              <w:top w:w="55" w:type="dxa"/>
-              <w:bottom w:w="55" w:type="dxa"/>
-              <w:left w:w="100" w:type="dxa"/>
-              <w:right w:w="100" w:type="dxa"/>
-            </w:tcMar>
-          </w:tcPr>
-          <w:p>
-            <w:r>
-              <w:rPr>
-                <w:rFonts w:ascii="Inter" w:hAnsi="Inter" w:eastAsia="Inter"/>
-                <w:b w:val="0"/>
-                <w:i w:val="0"/>
-                <w:color w:val="0F172A"/>
-                <w:sz w:val="17"/>
-              </w:rPr>
-              <w:t>[PRACTICE ADDRESS]</w:t>
-            </w:r>
-          </w:p>
-        </w:tc>
-      </w:tr>
-      <w:tr>
-        <w:tc>
-          <w:tcPr>
-            <w:tcW w:type="dxa" w:w="2835"/>
-            <w:shd w:val="clear" w:color="auto" w:fill="FFFFFF"/>
-            <w:tcBorders>
-              <w:top w:val="single" w:sz="4" w:color="CBD5E1"/>
-              <w:bottom w:val="single" w:sz="4" w:color="CBD5E1"/>
-              <w:left w:val="single" w:sz="4" w:color="CBD5E1"/>
-              <w:right w:val="single" w:sz="4" w:color="CBD5E1"/>
-              <w:insideH w:val="none" w:sz="0" w:color="auto"/>
-              <w:insideV w:val="none" w:sz="0" w:color="auto"/>
-            </w:tcBorders>
-            <w:tcMar>
-              <w:top w:w="55" w:type="dxa"/>
-              <w:bottom w:w="55" w:type="dxa"/>
-              <w:left w:w="100" w:type="dxa"/>
-              <w:right w:w="100" w:type="dxa"/>
-            </w:tcMar>
-          </w:tcPr>
-          <w:p>
-            <w:r>
-              <w:rPr>
-                <w:rFonts w:ascii="Inter" w:hAnsi="Inter" w:eastAsia="Inter"/>
-                <w:b w:val="0"/>
-                <w:i w:val="0"/>
-                <w:color w:val="0F172A"/>
-                <w:sz w:val="17"/>
-              </w:rPr>
-              <w:t>Client Legal Name</w:t>
-            </w:r>
-          </w:p>
-        </w:tc>
-        <w:tc>
-          <w:tcPr>
-            <w:tcW w:type="dxa" w:w="7370"/>
-            <w:shd w:val="clear" w:color="auto" w:fill="FFFFFF"/>
-            <w:tcBorders>
-              <w:top w:val="single" w:sz="4" w:color="CBD5E1"/>
-              <w:bottom w:val="single" w:sz="4" w:color="CBD5E1"/>
-              <w:left w:val="single" w:sz="4" w:color="CBD5E1"/>
-              <w:right w:val="single" w:sz="4" w:color="CBD5E1"/>
-              <w:insideH w:val="none" w:sz="0" w:color="auto"/>
-              <w:insideV w:val="none" w:sz="0" w:color="auto"/>
-            </w:tcBorders>
-            <w:tcMar>
-              <w:top w:w="55" w:type="dxa"/>
-              <w:bottom w:w="55" w:type="dxa"/>
-              <w:left w:w="100" w:type="dxa"/>
-              <w:right w:w="100" w:type="dxa"/>
-            </w:tcMar>
-          </w:tcPr>
-          <w:p>
-            <w:r>
-              <w:rPr>
-                <w:rFonts w:ascii="Inter" w:hAnsi="Inter" w:eastAsia="Inter"/>
-                <w:b w:val="0"/>
-                <w:i w:val="0"/>
-                <w:color w:val="0F172A"/>
-                <w:sz w:val="17"/>
-              </w:rPr>
-              <w:t>[CLIENT LEGAL NAME]</w:t>
-            </w:r>
-          </w:p>
-        </w:tc>
-      </w:tr>
-      <w:tr>
-        <w:tc>
-          <w:tcPr>
-            <w:tcW w:type="dxa" w:w="2835"/>
-            <w:shd w:val="clear" w:color="auto" w:fill="F8FAFC"/>
-            <w:tcBorders>
-              <w:top w:val="single" w:sz="4" w:color="CBD5E1"/>
-              <w:bottom w:val="single" w:sz="4" w:color="CBD5E1"/>
-              <w:left w:val="single" w:sz="4" w:color="CBD5E1"/>
-              <w:right w:val="single" w:sz="4" w:color="CBD5E1"/>
-              <w:insideH w:val="none" w:sz="0" w:color="auto"/>
-              <w:insideV w:val="none" w:sz="0" w:color="auto"/>
-            </w:tcBorders>
-            <w:tcMar>
-              <w:top w:w="55" w:type="dxa"/>
-              <w:bottom w:w="55" w:type="dxa"/>
-              <w:left w:w="100" w:type="dxa"/>
-              <w:right w:w="100" w:type="dxa"/>
-            </w:tcMar>
-          </w:tcPr>
-          <w:p>
-            <w:r>
-              <w:rPr>
-                <w:rFonts w:ascii="Inter" w:hAnsi="Inter" w:eastAsia="Inter"/>
-                <w:b w:val="0"/>
-                <w:i w:val="0"/>
-                <w:color w:val="0F172A"/>
-                <w:sz w:val="17"/>
-              </w:rPr>
-              <w:t>Client Address</w:t>
-            </w:r>
-          </w:p>
-        </w:tc>
-        <w:tc>
-          <w:tcPr>
-            <w:tcW w:type="dxa" w:w="7370"/>
-            <w:shd w:val="clear" w:color="auto" w:fill="F8FAFC"/>
-            <w:tcBorders>
-              <w:top w:val="single" w:sz="4" w:color="CBD5E1"/>
-              <w:bottom w:val="single" w:sz="4" w:color="CBD5E1"/>
-              <w:left w:val="single" w:sz="4" w:color="CBD5E1"/>
-              <w:right w:val="single" w:sz="4" w:color="CBD5E1"/>
-              <w:insideH w:val="none" w:sz="0" w:color="auto"/>
-              <w:insideV w:val="none" w:sz="0" w:color="auto"/>
-            </w:tcBorders>
-            <w:tcMar>
-              <w:top w:w="55" w:type="dxa"/>
-              <w:bottom w:w="55" w:type="dxa"/>
-              <w:left w:w="100" w:type="dxa"/>
-              <w:right w:w="100" w:type="dxa"/>
-            </w:tcMar>
-          </w:tcPr>
-          <w:p>
-            <w:r>
-              <w:rPr>
-                <w:rFonts w:ascii="Inter" w:hAnsi="Inter" w:eastAsia="Inter"/>
-                <w:b w:val="0"/>
-                <w:i w:val="0"/>
-                <w:color w:val="0F172A"/>
-                <w:sz w:val="17"/>
-              </w:rPr>
-              <w:t>[CLIENT ADDRESS]</w:t>
-            </w:r>
-          </w:p>
-        </w:tc>
-      </w:tr>
-      <w:tr>
-        <w:tc>
-          <w:tcPr>
-            <w:tcW w:type="dxa" w:w="2835"/>
-            <w:shd w:val="clear" w:color="auto" w:fill="FFFFFF"/>
-            <w:tcBorders>
-              <w:top w:val="single" w:sz="4" w:color="CBD5E1"/>
-              <w:bottom w:val="single" w:sz="4" w:color="CBD5E1"/>
-              <w:left w:val="single" w:sz="4" w:color="CBD5E1"/>
-              <w:right w:val="single" w:sz="4" w:color="CBD5E1"/>
-              <w:insideH w:val="none" w:sz="0" w:color="auto"/>
-              <w:insideV w:val="none" w:sz="0" w:color="auto"/>
-            </w:tcBorders>
-            <w:tcMar>
-              <w:top w:w="55" w:type="dxa"/>
-              <w:bottom w:w="55" w:type="dxa"/>
-              <w:left w:w="100" w:type="dxa"/>
-              <w:right w:w="100" w:type="dxa"/>
-            </w:tcMar>
-          </w:tcPr>
-          <w:p>
-            <w:r>
-              <w:rPr>
-                <w:rFonts w:ascii="Inter" w:hAnsi="Inter" w:eastAsia="Inter"/>
-                <w:b w:val="0"/>
-                <w:i w:val="0"/>
-                <w:color w:val="0F172A"/>
-                <w:sz w:val="17"/>
-              </w:rPr>
-              <w:t>Agreement Date</w:t>
-            </w:r>
-          </w:p>
-        </w:tc>
-        <w:tc>
-          <w:tcPr>
-            <w:tcW w:type="dxa" w:w="7370"/>
-            <w:shd w:val="clear" w:color="auto" w:fill="FFFFFF"/>
-            <w:tcBorders>
-              <w:top w:val="single" w:sz="4" w:color="CBD5E1"/>
-              <w:bottom w:val="single" w:sz="4" w:color="CBD5E1"/>
-              <w:left w:val="single" w:sz="4" w:color="CBD5E1"/>
-              <w:right w:val="single" w:sz="4" w:color="CBD5E1"/>
-              <w:insideH w:val="none" w:sz="0" w:color="auto"/>
-              <w:insideV w:val="none" w:sz="0" w:color="auto"/>
-            </w:tcBorders>
-            <w:tcMar>
-              <w:top w:w="55" w:type="dxa"/>
-              <w:bottom w:w="55" w:type="dxa"/>
-              <w:left w:w="100" w:type="dxa"/>
-              <w:right w:w="100" w:type="dxa"/>
-            </w:tcMar>
-          </w:tcPr>
-          <w:p>
-            <w:r>
-              <w:rPr>
-                <w:rFonts w:ascii="Inter" w:hAnsi="Inter" w:eastAsia="Inter"/>
-                <w:b w:val="0"/>
-                <w:i w:val="0"/>
-                <w:color w:val="0F172A"/>
-                <w:sz w:val="17"/>
-              </w:rPr>
-              <w:t>[DATE]</w:t>
-            </w:r>
-          </w:p>
-        </w:tc>
-      </w:tr>
-      <w:tr>
-        <w:tc>
-          <w:tcPr>
-            <w:tcW w:type="dxa" w:w="2835"/>
-            <w:shd w:val="clear" w:color="auto" w:fill="F8FAFC"/>
-            <w:tcBorders>
-              <w:top w:val="single" w:sz="4" w:color="CBD5E1"/>
-              <w:bottom w:val="single" w:sz="4" w:color="CBD5E1"/>
-              <w:left w:val="single" w:sz="4" w:color="CBD5E1"/>
-              <w:right w:val="single" w:sz="4" w:color="CBD5E1"/>
-              <w:insideH w:val="none" w:sz="0" w:color="auto"/>
-              <w:insideV w:val="none" w:sz="0" w:color="auto"/>
-            </w:tcBorders>
-            <w:tcMar>
-              <w:top w:w="55" w:type="dxa"/>
-              <w:bottom w:w="55" w:type="dxa"/>
-              <w:left w:w="100" w:type="dxa"/>
-              <w:right w:w="100" w:type="dxa"/>
-            </w:tcMar>
-          </w:tcPr>
-          <w:p>
-            <w:r>
-              <w:rPr>
-                <w:rFonts w:ascii="Inter" w:hAnsi="Inter" w:eastAsia="Inter"/>
-                <w:b w:val="0"/>
-                <w:i w:val="0"/>
-                <w:color w:val="0F172A"/>
-                <w:sz w:val="17"/>
-              </w:rPr>
-              <w:t>Governing Law</w:t>
-            </w:r>
-          </w:p>
-        </w:tc>
-        <w:tc>
-          <w:tcPr>
-            <w:tcW w:type="dxa" w:w="7370"/>
-            <w:shd w:val="clear" w:color="auto" w:fill="F8FAFC"/>
-            <w:tcBorders>
-              <w:top w:val="single" w:sz="4" w:color="CBD5E1"/>
-              <w:bottom w:val="single" w:sz="4" w:color="CBD5E1"/>
-              <w:left w:val="single" w:sz="4" w:color="CBD5E1"/>
-              <w:right w:val="single" w:sz="4" w:color="CBD5E1"/>
-              <w:insideH w:val="none" w:sz="0" w:color="auto"/>
-              <w:insideV w:val="none" w:sz="0" w:color="auto"/>
-            </w:tcBorders>
-            <w:tcMar>
-              <w:top w:w="55" w:type="dxa"/>
-              <w:bottom w:w="55" w:type="dxa"/>
-              <w:left w:w="100" w:type="dxa"/>
-              <w:right w:w="100" w:type="dxa"/>
-            </w:tcMar>
-          </w:tcPr>
-          <w:p>
-            <w:r>
-              <w:rPr>
-                <w:rFonts w:ascii="Inter" w:hAnsi="Inter" w:eastAsia="Inter"/>
-                <w:b w:val="0"/>
-                <w:i w:val="0"/>
-                <w:color w:val="0F172A"/>
-                <w:sz w:val="17"/>
-              </w:rPr>
-              <w:t>[JURISDICTION]</w:t>
-            </w:r>
-          </w:p>
-        </w:tc>
-      </w:tr>
-    </w:tbl>
-    <w:p>
-      <w:pPr>
-        <w:spacing w:before="0" w:after="120"/>
-      </w:pPr>
-    </w:p>
-    <w:tbl>
-      <w:tblPr>
-        <w:tblW w:type="auto" w:w="0"/>
-        <w:jc w:val="center"/>
-        <w:tblLook w:firstColumn="1" w:firstRow="1" w:lastColumn="0" w:lastRow="0" w:noHBand="0" w:noVBand="1" w:val="04A0"/>
-      </w:tblPr>
-      <w:tblGrid>
-        <w:gridCol w:w="4703"/>
-        <w:gridCol w:w="4703"/>
-      </w:tblGrid>
-      <w:tr>
-        <w:tc>
-          <w:tcPr>
-            <w:tcW w:type="dxa" w:w="850"/>
-            <w:tcBorders>
-              <w:top w:val="none" w:sz="0" w:color="auto"/>
-              <w:bottom w:val="none" w:sz="0" w:color="auto"/>
-              <w:left w:val="none" w:sz="0" w:color="auto"/>
-              <w:right w:val="none" w:sz="0" w:color="auto"/>
-              <w:insideH w:val="none" w:sz="0" w:color="auto"/>
-              <w:insideV w:val="none" w:sz="0" w:color="auto"/>
-            </w:tcBorders>
-            <w:tcMar>
-              <w:top w:w="0" w:type="dxa"/>
-              <w:bottom w:w="0" w:type="dxa"/>
-              <w:left w:w="0" w:type="dxa"/>
-              <w:right w:w="60" w:type="dxa"/>
-            </w:tcMar>
-          </w:tcPr>
-          <w:p>
-            <w:pPr>
-              <w:spacing w:before="0" w:after="0"/>
-            </w:pPr>
-            <w:r>
-              <w:rPr>
-                <w:rFonts w:ascii="Poppins" w:hAnsi="Poppins" w:eastAsia="Poppins"/>
-                <w:b/>
-                <w:i w:val="0"/>
-                <w:color w:val="0F766E"/>
-                <w:sz w:val="20"/>
-              </w:rPr>
-              <w:t>01</w:t>
-            </w:r>
-          </w:p>
-        </w:tc>
-        <w:tc>
-          <w:tcPr>
-            <w:tcW w:type="dxa" w:w="4703"/>
-            <w:tcBorders>
-              <w:top w:val="none" w:sz="0" w:color="auto"/>
-              <w:bottom w:val="none" w:sz="0" w:color="auto"/>
-              <w:left w:val="none" w:sz="0" w:color="auto"/>
-              <w:right w:val="none" w:sz="0" w:color="auto"/>
-              <w:insideH w:val="none" w:sz="0" w:color="auto"/>
-              <w:insideV w:val="none" w:sz="0" w:color="auto"/>
-            </w:tcBorders>
-            <w:tcMar>
-              <w:top w:w="0" w:type="dxa"/>
-              <w:bottom w:w="0" w:type="dxa"/>
-              <w:left w:w="0" w:type="dxa"/>
-              <w:right w:w="0" w:type="dxa"/>
-            </w:tcMar>
-          </w:tcPr>
-          <w:p>
-            <w:pPr>
-              <w:spacing w:before="0" w:after="0"/>
-            </w:pPr>
-            <w:r>
-              <w:rPr>
-                <w:rFonts w:ascii="Poppins" w:hAnsi="Poppins" w:eastAsia="Poppins"/>
-                <w:b/>
-                <w:i w:val="0"/>
-                <w:color w:val="0F172A"/>
-                <w:sz w:val="20"/>
-              </w:rPr>
-              <w:t>—  SERVICES</w:t>
-            </w:r>
-          </w:p>
-        </w:tc>
-      </w:tr>
-    </w:tbl>
-    <w:p>
-      <w:pPr>
-        <w:spacing w:before="120" w:after="120"/>
-        <w:pBdr>
-          <w:bottom w:val="single" w:sz="8" w:space="1" w:color="0F766E"/>
-        </w:pBdr>
-      </w:pPr>
-    </w:p>
-    <w:p>
-      <w:pPr>
-        <w:jc w:val="both"/>
-        <w:spacing w:before="0" w:after="80"/>
-      </w:pPr>
-      <w:r>
-        <w:rPr>
-          <w:rFonts w:ascii="Inter" w:hAnsi="Inter" w:eastAsia="Inter"/>
-          <w:b w:val="0"/>
-          <w:i w:val="0"/>
-          <w:color w:val="0F172A"/>
-          <w:sz w:val="19"/>
-        </w:rPr>
-        <w:t>The Practice will perform the bookkeeping services described in the attached Scope of Work. Services not expressly listed are excluded. The Scope of Work may be updated by written amendment signed by both parties.</w:t>
-      </w:r>
-    </w:p>
-    <w:p/>
-    <w:tbl>
-      <w:tblPr>
-        <w:tblW w:type="auto" w:w="0"/>
-        <w:jc w:val="center"/>
-        <w:tblLook w:firstColumn="1" w:firstRow="1" w:lastColumn="0" w:lastRow="0" w:noHBand="0" w:noVBand="1" w:val="04A0"/>
-      </w:tblPr>
-      <w:tblGrid>
-        <w:gridCol w:w="4703"/>
-        <w:gridCol w:w="4703"/>
-      </w:tblGrid>
-      <w:tr>
-        <w:tc>
-          <w:tcPr>
-            <w:tcW w:type="dxa" w:w="850"/>
-            <w:tcBorders>
-              <w:top w:val="none" w:sz="0" w:color="auto"/>
-              <w:bottom w:val="none" w:sz="0" w:color="auto"/>
-              <w:left w:val="none" w:sz="0" w:color="auto"/>
-              <w:right w:val="none" w:sz="0" w:color="auto"/>
-              <w:insideH w:val="none" w:sz="0" w:color="auto"/>
-              <w:insideV w:val="none" w:sz="0" w:color="auto"/>
-            </w:tcBorders>
-            <w:tcMar>
-              <w:top w:w="0" w:type="dxa"/>
-              <w:bottom w:w="0" w:type="dxa"/>
-              <w:left w:w="0" w:type="dxa"/>
-              <w:right w:w="60" w:type="dxa"/>
-            </w:tcMar>
-          </w:tcPr>
-          <w:p>
-            <w:pPr>
-              <w:spacing w:before="0" w:after="0"/>
-            </w:pPr>
-            <w:r>
-              <w:rPr>
-                <w:rFonts w:ascii="Poppins" w:hAnsi="Poppins" w:eastAsia="Poppins"/>
-                <w:b/>
-                <w:i w:val="0"/>
-                <w:color w:val="0F766E"/>
-                <w:sz w:val="20"/>
-              </w:rPr>
-              <w:t>02</w:t>
-            </w:r>
-          </w:p>
-        </w:tc>
-        <w:tc>
-          <w:tcPr>
-            <w:tcW w:type="dxa" w:w="4703"/>
-            <w:tcBorders>
-              <w:top w:val="none" w:sz="0" w:color="auto"/>
-              <w:bottom w:val="none" w:sz="0" w:color="auto"/>
-              <w:left w:val="none" w:sz="0" w:color="auto"/>
-              <w:right w:val="none" w:sz="0" w:color="auto"/>
-              <w:insideH w:val="none" w:sz="0" w:color="auto"/>
-              <w:insideV w:val="none" w:sz="0" w:color="auto"/>
-            </w:tcBorders>
-            <w:tcMar>
-              <w:top w:w="0" w:type="dxa"/>
-              <w:bottom w:w="0" w:type="dxa"/>
-              <w:left w:w="0" w:type="dxa"/>
-              <w:right w:w="0" w:type="dxa"/>
-            </w:tcMar>
-          </w:tcPr>
-          <w:p>
-            <w:pPr>
-              <w:spacing w:before="0" w:after="0"/>
-            </w:pPr>
-            <w:r>
-              <w:rPr>
-                <w:rFonts w:ascii="Poppins" w:hAnsi="Poppins" w:eastAsia="Poppins"/>
-                <w:b/>
-                <w:i w:val="0"/>
-                <w:color w:val="0F172A"/>
-                <w:sz w:val="20"/>
-              </w:rPr>
-              <w:t>—  CLIENT RESPONSIBILITIES</w:t>
-            </w:r>
-          </w:p>
-        </w:tc>
-      </w:tr>
-    </w:tbl>
-    <w:p>
-      <w:pPr>
-        <w:spacing w:before="120" w:after="120"/>
-        <w:pBdr>
-          <w:bottom w:val="single" w:sz="8" w:space="1" w:color="0F766E"/>
-        </w:pBdr>
-      </w:pPr>
-    </w:p>
-    <w:p>
-      <w:pPr>
-        <w:jc w:val="both"/>
-        <w:spacing w:before="0" w:after="80"/>
-      </w:pPr>
-      <w:r>
-        <w:rPr>
-          <w:rFonts w:ascii="Inter" w:hAnsi="Inter" w:eastAsia="Inter"/>
-          <w:b w:val="0"/>
-          <w:i w:val="0"/>
-          <w:color w:val="0F172A"/>
-          <w:sz w:val="19"/>
-        </w:rPr>
-        <w:t>Client remains responsible for all business decisions, internal controls, source records, transaction authorisation, legal compliance, and the completeness and accuracy of all information supplied. The Practice relies on information provided by Client and does not independently verify source documents.</w:t>
-      </w:r>
-    </w:p>
-    <w:p/>
-    <w:tbl>
-      <w:tblPr>
-        <w:tblW w:type="auto" w:w="0"/>
-        <w:jc w:val="center"/>
-        <w:tblLook w:firstColumn="1" w:firstRow="1" w:lastColumn="0" w:lastRow="0" w:noHBand="0" w:noVBand="1" w:val="04A0"/>
-      </w:tblPr>
-      <w:tblGrid>
-        <w:gridCol w:w="4703"/>
-        <w:gridCol w:w="4703"/>
-      </w:tblGrid>
-      <w:tr>
-        <w:tc>
-          <w:tcPr>
-            <w:tcW w:type="dxa" w:w="850"/>
-            <w:tcBorders>
-              <w:top w:val="none" w:sz="0" w:color="auto"/>
-              <w:bottom w:val="none" w:sz="0" w:color="auto"/>
-              <w:left w:val="none" w:sz="0" w:color="auto"/>
-              <w:right w:val="none" w:sz="0" w:color="auto"/>
-              <w:insideH w:val="none" w:sz="0" w:color="auto"/>
-              <w:insideV w:val="none" w:sz="0" w:color="auto"/>
-            </w:tcBorders>
-            <w:tcMar>
-              <w:top w:w="0" w:type="dxa"/>
-              <w:bottom w:w="0" w:type="dxa"/>
-              <w:left w:w="0" w:type="dxa"/>
-              <w:right w:w="60" w:type="dxa"/>
-            </w:tcMar>
-          </w:tcPr>
-          <w:p>
-            <w:pPr>
-              <w:spacing w:before="0" w:after="0"/>
-            </w:pPr>
-            <w:r>
-              <w:rPr>
-                <w:rFonts w:ascii="Poppins" w:hAnsi="Poppins" w:eastAsia="Poppins"/>
-                <w:b/>
-                <w:i w:val="0"/>
-                <w:color w:val="0F766E"/>
-                <w:sz w:val="20"/>
-              </w:rPr>
-              <w:t>03</w:t>
-            </w:r>
-          </w:p>
-        </w:tc>
-        <w:tc>
-          <w:tcPr>
-            <w:tcW w:type="dxa" w:w="4703"/>
-            <w:tcBorders>
-              <w:top w:val="none" w:sz="0" w:color="auto"/>
-              <w:bottom w:val="none" w:sz="0" w:color="auto"/>
-              <w:left w:val="none" w:sz="0" w:color="auto"/>
-              <w:right w:val="none" w:sz="0" w:color="auto"/>
-              <w:insideH w:val="none" w:sz="0" w:color="auto"/>
-              <w:insideV w:val="none" w:sz="0" w:color="auto"/>
-            </w:tcBorders>
-            <w:tcMar>
-              <w:top w:w="0" w:type="dxa"/>
-              <w:bottom w:w="0" w:type="dxa"/>
-              <w:left w:w="0" w:type="dxa"/>
-              <w:right w:w="0" w:type="dxa"/>
-            </w:tcMar>
-          </w:tcPr>
-          <w:p>
-            <w:pPr>
-              <w:spacing w:before="0" w:after="0"/>
-            </w:pPr>
-            <w:r>
-              <w:rPr>
-                <w:rFonts w:ascii="Poppins" w:hAnsi="Poppins" w:eastAsia="Poppins"/>
-                <w:b/>
-                <w:i w:val="0"/>
-                <w:color w:val="0F172A"/>
-                <w:sz w:val="20"/>
-              </w:rPr>
-              <w:t>—  NO ASSURANCE, TAX, OR LEGAL OPINION</w:t>
-            </w:r>
-          </w:p>
-        </w:tc>
-      </w:tr>
-    </w:tbl>
-    <w:p>
-      <w:pPr>
-        <w:spacing w:before="120" w:after="120"/>
-        <w:pBdr>
-          <w:bottom w:val="single" w:sz="8" w:space="1" w:color="0F766E"/>
-        </w:pBdr>
-      </w:pPr>
-    </w:p>
-    <w:p>
-      <w:pPr>
-        <w:jc w:val="both"/>
-        <w:spacing w:before="0" w:after="80"/>
-      </w:pPr>
-      <w:r>
-        <w:rPr>
-          <w:rFonts w:ascii="Inter" w:hAnsi="Inter" w:eastAsia="Inter"/>
-          <w:b w:val="0"/>
-          <w:i w:val="0"/>
-          <w:color w:val="0F172A"/>
-          <w:sz w:val="19"/>
-        </w:rPr>
-        <w:t>Unless separately agreed and legally permitted, this engagement does not include audit, review, assurance, tax advice, tax-return preparation, legal advice, fraud detection, forensic accounting, or independent verification of source information.</w:t>
-      </w:r>
-    </w:p>
-    <w:p/>
-    <w:tbl>
-      <w:tblPr>
-        <w:tblW w:type="auto" w:w="0"/>
-        <w:jc w:val="center"/>
-        <w:tblLook w:firstColumn="1" w:firstRow="1" w:lastColumn="0" w:lastRow="0" w:noHBand="0" w:noVBand="1" w:val="04A0"/>
-      </w:tblPr>
-      <w:tblGrid>
-        <w:gridCol w:w="4703"/>
-        <w:gridCol w:w="4703"/>
-      </w:tblGrid>
-      <w:tr>
-        <w:tc>
-          <w:tcPr>
-            <w:tcW w:type="dxa" w:w="850"/>
-            <w:tcBorders>
-              <w:top w:val="none" w:sz="0" w:color="auto"/>
-              <w:bottom w:val="none" w:sz="0" w:color="auto"/>
-              <w:left w:val="none" w:sz="0" w:color="auto"/>
-              <w:right w:val="none" w:sz="0" w:color="auto"/>
-              <w:insideH w:val="none" w:sz="0" w:color="auto"/>
-              <w:insideV w:val="none" w:sz="0" w:color="auto"/>
-            </w:tcBorders>
-            <w:tcMar>
-              <w:top w:w="0" w:type="dxa"/>
-              <w:bottom w:w="0" w:type="dxa"/>
-              <w:left w:w="0" w:type="dxa"/>
-              <w:right w:w="60" w:type="dxa"/>
-            </w:tcMar>
-          </w:tcPr>
-          <w:p>
-            <w:pPr>
-              <w:spacing w:before="0" w:after="0"/>
-            </w:pPr>
-            <w:r>
-              <w:rPr>
-                <w:rFonts w:ascii="Poppins" w:hAnsi="Poppins" w:eastAsia="Poppins"/>
-                <w:b/>
-                <w:i w:val="0"/>
-                <w:color w:val="0F766E"/>
-                <w:sz w:val="20"/>
-              </w:rPr>
-              <w:t>04</w:t>
-            </w:r>
-          </w:p>
-        </w:tc>
-        <w:tc>
-          <w:tcPr>
-            <w:tcW w:type="dxa" w:w="4703"/>
-            <w:tcBorders>
-              <w:top w:val="none" w:sz="0" w:color="auto"/>
-              <w:bottom w:val="none" w:sz="0" w:color="auto"/>
-              <w:left w:val="none" w:sz="0" w:color="auto"/>
-              <w:right w:val="none" w:sz="0" w:color="auto"/>
-              <w:insideH w:val="none" w:sz="0" w:color="auto"/>
-              <w:insideV w:val="none" w:sz="0" w:color="auto"/>
-            </w:tcBorders>
-            <w:tcMar>
-              <w:top w:w="0" w:type="dxa"/>
-              <w:bottom w:w="0" w:type="dxa"/>
-              <w:left w:w="0" w:type="dxa"/>
-              <w:right w:w="0" w:type="dxa"/>
-            </w:tcMar>
-          </w:tcPr>
-          <w:p>
-            <w:pPr>
-              <w:spacing w:before="0" w:after="0"/>
-            </w:pPr>
-            <w:r>
-              <w:rPr>
-                <w:rFonts w:ascii="Poppins" w:hAnsi="Poppins" w:eastAsia="Poppins"/>
-                <w:b/>
-                <w:i w:val="0"/>
-                <w:color w:val="0F172A"/>
-                <w:sz w:val="20"/>
-              </w:rPr>
-              <w:t>—  FEES AND PAYMENT</w:t>
-            </w:r>
-          </w:p>
-        </w:tc>
-      </w:tr>
-    </w:tbl>
-    <w:p>
-      <w:pPr>
-        <w:spacing w:before="120" w:after="120"/>
-        <w:pBdr>
-          <w:bottom w:val="single" w:sz="8" w:space="1" w:color="0F766E"/>
-        </w:pBdr>
-      </w:pPr>
-    </w:p>
-    <w:p>
-      <w:pPr>
-        <w:jc w:val="both"/>
-        <w:spacing w:before="0" w:after="80"/>
-      </w:pPr>
-      <w:r>
-        <w:rPr>
-          <w:rFonts w:ascii="Inter" w:hAnsi="Inter" w:eastAsia="Inter"/>
-          <w:b w:val="0"/>
-          <w:i w:val="0"/>
-          <w:color w:val="0F172A"/>
-          <w:sz w:val="19"/>
-        </w:rPr>
-        <w:t>Fees are [AMOUNT/STRUCTURE] as described in the attached Scope of Work. Invoices are due [TERMS]. Work may be suspended for overdue balances after [X] days written notice. Client remains responsible for fees for completed work during any suspension.</w:t>
-      </w:r>
-    </w:p>
-    <w:p/>
-    <w:tbl>
-      <w:tblPr>
-        <w:tblW w:type="auto" w:w="0"/>
-        <w:jc w:val="center"/>
-        <w:tblLook w:firstColumn="1" w:firstRow="1" w:lastColumn="0" w:lastRow="0" w:noHBand="0" w:noVBand="1" w:val="04A0"/>
-      </w:tblPr>
-      <w:tblGrid>
-        <w:gridCol w:w="4703"/>
-        <w:gridCol w:w="4703"/>
-      </w:tblGrid>
-      <w:tr>
-        <w:tc>
-          <w:tcPr>
-            <w:tcW w:type="dxa" w:w="850"/>
-            <w:tcBorders>
-              <w:top w:val="none" w:sz="0" w:color="auto"/>
-              <w:bottom w:val="none" w:sz="0" w:color="auto"/>
-              <w:left w:val="none" w:sz="0" w:color="auto"/>
-              <w:right w:val="none" w:sz="0" w:color="auto"/>
-              <w:insideH w:val="none" w:sz="0" w:color="auto"/>
-              <w:insideV w:val="none" w:sz="0" w:color="auto"/>
-            </w:tcBorders>
-            <w:tcMar>
-              <w:top w:w="0" w:type="dxa"/>
-              <w:bottom w:w="0" w:type="dxa"/>
-              <w:left w:w="0" w:type="dxa"/>
-              <w:right w:w="60" w:type="dxa"/>
-            </w:tcMar>
-          </w:tcPr>
-          <w:p>
-            <w:pPr>
-              <w:spacing w:before="0" w:after="0"/>
-            </w:pPr>
-            <w:r>
-              <w:rPr>
-                <w:rFonts w:ascii="Poppins" w:hAnsi="Poppins" w:eastAsia="Poppins"/>
-                <w:b/>
-                <w:i w:val="0"/>
-                <w:color w:val="0F766E"/>
-                <w:sz w:val="20"/>
-              </w:rPr>
-              <w:t>05</w:t>
-            </w:r>
-          </w:p>
-        </w:tc>
-        <w:tc>
-          <w:tcPr>
-            <w:tcW w:type="dxa" w:w="4703"/>
-            <w:tcBorders>
-              <w:top w:val="none" w:sz="0" w:color="auto"/>
-              <w:bottom w:val="none" w:sz="0" w:color="auto"/>
-              <w:left w:val="none" w:sz="0" w:color="auto"/>
-              <w:right w:val="none" w:sz="0" w:color="auto"/>
-              <w:insideH w:val="none" w:sz="0" w:color="auto"/>
-              <w:insideV w:val="none" w:sz="0" w:color="auto"/>
-            </w:tcBorders>
-            <w:tcMar>
-              <w:top w:w="0" w:type="dxa"/>
-              <w:bottom w:w="0" w:type="dxa"/>
-              <w:left w:w="0" w:type="dxa"/>
-              <w:right w:w="0" w:type="dxa"/>
-            </w:tcMar>
-          </w:tcPr>
-          <w:p>
-            <w:pPr>
-              <w:spacing w:before="0" w:after="0"/>
-            </w:pPr>
-            <w:r>
-              <w:rPr>
-                <w:rFonts w:ascii="Poppins" w:hAnsi="Poppins" w:eastAsia="Poppins"/>
-                <w:b/>
-                <w:i w:val="0"/>
-                <w:color w:val="0F172A"/>
-                <w:sz w:val="20"/>
-              </w:rPr>
-              <w:t>—  ACCESS AND SECURITY</w:t>
-            </w:r>
-          </w:p>
-        </w:tc>
-      </w:tr>
-    </w:tbl>
-    <w:p>
-      <w:pPr>
-        <w:spacing w:before="120" w:after="120"/>
-        <w:pBdr>
-          <w:bottom w:val="single" w:sz="8" w:space="1" w:color="0F766E"/>
-        </w:pBdr>
-      </w:pPr>
-    </w:p>
-    <w:p>
-      <w:pPr>
-        <w:jc w:val="both"/>
-        <w:spacing w:before="0" w:after="80"/>
-      </w:pPr>
-      <w:r>
-        <w:rPr>
-          <w:rFonts w:ascii="Inter" w:hAnsi="Inter" w:eastAsia="Inter"/>
-          <w:b w:val="0"/>
-          <w:i w:val="0"/>
-          <w:color w:val="0F172A"/>
-          <w:sz w:val="19"/>
-        </w:rPr>
-        <w:t>Both parties will maintain reasonable security controls and use role-based software access. Client will not transmit passwords through ordinary email. Each party will promptly notify the other of any suspected unauthorised access to systems or client data.</w:t>
-      </w:r>
-    </w:p>
-    <w:p/>
-    <w:tbl>
-      <w:tblPr>
-        <w:tblW w:type="auto" w:w="0"/>
-        <w:jc w:val="center"/>
-        <w:tblLook w:firstColumn="1" w:firstRow="1" w:lastColumn="0" w:lastRow="0" w:noHBand="0" w:noVBand="1" w:val="04A0"/>
-      </w:tblPr>
-      <w:tblGrid>
-        <w:gridCol w:w="4703"/>
-        <w:gridCol w:w="4703"/>
-      </w:tblGrid>
-      <w:tr>
-        <w:tc>
-          <w:tcPr>
-            <w:tcW w:type="dxa" w:w="850"/>
-            <w:tcBorders>
-              <w:top w:val="none" w:sz="0" w:color="auto"/>
-              <w:bottom w:val="none" w:sz="0" w:color="auto"/>
-              <w:left w:val="none" w:sz="0" w:color="auto"/>
-              <w:right w:val="none" w:sz="0" w:color="auto"/>
-              <w:insideH w:val="none" w:sz="0" w:color="auto"/>
-              <w:insideV w:val="none" w:sz="0" w:color="auto"/>
-            </w:tcBorders>
-            <w:tcMar>
-              <w:top w:w="0" w:type="dxa"/>
-              <w:bottom w:w="0" w:type="dxa"/>
-              <w:left w:w="0" w:type="dxa"/>
-              <w:right w:w="60" w:type="dxa"/>
-            </w:tcMar>
-          </w:tcPr>
-          <w:p>
-            <w:pPr>
-              <w:spacing w:before="0" w:after="0"/>
-            </w:pPr>
-            <w:r>
-              <w:rPr>
-                <w:rFonts w:ascii="Poppins" w:hAnsi="Poppins" w:eastAsia="Poppins"/>
-                <w:b/>
-                <w:i w:val="0"/>
-                <w:color w:val="0F766E"/>
-                <w:sz w:val="20"/>
-              </w:rPr>
-              <w:t>06</w:t>
-            </w:r>
-          </w:p>
-        </w:tc>
-        <w:tc>
-          <w:tcPr>
-            <w:tcW w:type="dxa" w:w="4703"/>
-            <w:tcBorders>
-              <w:top w:val="none" w:sz="0" w:color="auto"/>
-              <w:bottom w:val="none" w:sz="0" w:color="auto"/>
-              <w:left w:val="none" w:sz="0" w:color="auto"/>
-              <w:right w:val="none" w:sz="0" w:color="auto"/>
-              <w:insideH w:val="none" w:sz="0" w:color="auto"/>
-              <w:insideV w:val="none" w:sz="0" w:color="auto"/>
-            </w:tcBorders>
-            <w:tcMar>
-              <w:top w:w="0" w:type="dxa"/>
-              <w:bottom w:w="0" w:type="dxa"/>
-              <w:left w:w="0" w:type="dxa"/>
-              <w:right w:w="0" w:type="dxa"/>
-            </w:tcMar>
-          </w:tcPr>
-          <w:p>
-            <w:pPr>
-              <w:spacing w:before="0" w:after="0"/>
-            </w:pPr>
-            <w:r>
-              <w:rPr>
-                <w:rFonts w:ascii="Poppins" w:hAnsi="Poppins" w:eastAsia="Poppins"/>
-                <w:b/>
-                <w:i w:val="0"/>
-                <w:color w:val="0F172A"/>
-                <w:sz w:val="20"/>
-              </w:rPr>
-              <w:t>—  DEADLINES AND DELAYS</w:t>
-            </w:r>
-          </w:p>
-        </w:tc>
-      </w:tr>
-    </w:tbl>
-    <w:p>
-      <w:pPr>
-        <w:spacing w:before="120" w:after="120"/>
-        <w:pBdr>
-          <w:bottom w:val="single" w:sz="8" w:space="1" w:color="0F766E"/>
-        </w:pBdr>
-      </w:pPr>
-    </w:p>
-    <w:p>
-      <w:pPr>
-        <w:jc w:val="both"/>
-        <w:spacing w:before="0" w:after="80"/>
-      </w:pPr>
-      <w:r>
-        <w:rPr>
-          <w:rFonts w:ascii="Inter" w:hAnsi="Inter" w:eastAsia="Inter"/>
-          <w:b w:val="0"/>
-          <w:i w:val="0"/>
-          <w:color w:val="0F172A"/>
-          <w:sz w:val="19"/>
-        </w:rPr>
-        <w:t>Delivery dates depend on timely receipt of records, responses, and approvals from Client. Client delays may shift close and reporting dates by an equivalent period without penalty to the Practice.</w:t>
-      </w:r>
-    </w:p>
-    <w:p/>
-    <w:tbl>
-      <w:tblPr>
-        <w:tblW w:type="auto" w:w="0"/>
-        <w:jc w:val="center"/>
-        <w:tblLook w:firstColumn="1" w:firstRow="1" w:lastColumn="0" w:lastRow="0" w:noHBand="0" w:noVBand="1" w:val="04A0"/>
-      </w:tblPr>
-      <w:tblGrid>
-        <w:gridCol w:w="4703"/>
-        <w:gridCol w:w="4703"/>
-      </w:tblGrid>
-      <w:tr>
-        <w:tc>
-          <w:tcPr>
-            <w:tcW w:type="dxa" w:w="850"/>
-            <w:tcBorders>
-              <w:top w:val="none" w:sz="0" w:color="auto"/>
-              <w:bottom w:val="none" w:sz="0" w:color="auto"/>
-              <w:left w:val="none" w:sz="0" w:color="auto"/>
-              <w:right w:val="none" w:sz="0" w:color="auto"/>
-              <w:insideH w:val="none" w:sz="0" w:color="auto"/>
-              <w:insideV w:val="none" w:sz="0" w:color="auto"/>
-            </w:tcBorders>
-            <w:tcMar>
-              <w:top w:w="0" w:type="dxa"/>
-              <w:bottom w:w="0" w:type="dxa"/>
-              <w:left w:w="0" w:type="dxa"/>
-              <w:right w:w="60" w:type="dxa"/>
-            </w:tcMar>
-          </w:tcPr>
-          <w:p>
-            <w:pPr>
-              <w:spacing w:before="0" w:after="0"/>
-            </w:pPr>
-            <w:r>
-              <w:rPr>
-                <w:rFonts w:ascii="Poppins" w:hAnsi="Poppins" w:eastAsia="Poppins"/>
-                <w:b/>
-                <w:i w:val="0"/>
-                <w:color w:val="0F766E"/>
-                <w:sz w:val="20"/>
-              </w:rPr>
-              <w:t>07</w:t>
-            </w:r>
-          </w:p>
-        </w:tc>
-        <w:tc>
-          <w:tcPr>
-            <w:tcW w:type="dxa" w:w="4703"/>
-            <w:tcBorders>
-              <w:top w:val="none" w:sz="0" w:color="auto"/>
-              <w:bottom w:val="none" w:sz="0" w:color="auto"/>
-              <w:left w:val="none" w:sz="0" w:color="auto"/>
-              <w:right w:val="none" w:sz="0" w:color="auto"/>
-              <w:insideH w:val="none" w:sz="0" w:color="auto"/>
-              <w:insideV w:val="none" w:sz="0" w:color="auto"/>
-            </w:tcBorders>
-            <w:tcMar>
-              <w:top w:w="0" w:type="dxa"/>
-              <w:bottom w:w="0" w:type="dxa"/>
-              <w:left w:w="0" w:type="dxa"/>
-              <w:right w:w="0" w:type="dxa"/>
-            </w:tcMar>
-          </w:tcPr>
-          <w:p>
-            <w:pPr>
-              <w:spacing w:before="0" w:after="0"/>
-            </w:pPr>
-            <w:r>
-              <w:rPr>
-                <w:rFonts w:ascii="Poppins" w:hAnsi="Poppins" w:eastAsia="Poppins"/>
-                <w:b/>
-                <w:i w:val="0"/>
-                <w:color w:val="0F172A"/>
-                <w:sz w:val="20"/>
-              </w:rPr>
-              <w:t>—  CORRECTIONS AND PRIOR PERIODS</w:t>
-            </w:r>
-          </w:p>
-        </w:tc>
-      </w:tr>
-    </w:tbl>
-    <w:p>
-      <w:pPr>
-        <w:spacing w:before="120" w:after="120"/>
-        <w:pBdr>
-          <w:bottom w:val="single" w:sz="8" w:space="1" w:color="0F766E"/>
-        </w:pBdr>
-      </w:pPr>
-    </w:p>
-    <w:p>
-      <w:pPr>
-        <w:jc w:val="both"/>
-        <w:spacing w:before="0" w:after="80"/>
-      </w:pPr>
-      <w:r>
-        <w:rPr>
-          <w:rFonts w:ascii="Inter" w:hAnsi="Inter" w:eastAsia="Inter"/>
-          <w:b w:val="0"/>
-          <w:i w:val="0"/>
-          <w:color w:val="0F172A"/>
-          <w:sz w:val="19"/>
-        </w:rPr>
-        <w:t>The Practice may correct bookkeeping errors identified during the engagement. Material prior-period or cleanup work outside scope requires written approval and additional fees.</w:t>
-      </w:r>
-    </w:p>
-    <w:p/>
-    <w:tbl>
-      <w:tblPr>
-        <w:tblW w:type="auto" w:w="0"/>
-        <w:jc w:val="center"/>
-        <w:tblLook w:firstColumn="1" w:firstRow="1" w:lastColumn="0" w:lastRow="0" w:noHBand="0" w:noVBand="1" w:val="04A0"/>
-      </w:tblPr>
-      <w:tblGrid>
-        <w:gridCol w:w="4703"/>
-        <w:gridCol w:w="4703"/>
-      </w:tblGrid>
-      <w:tr>
-        <w:tc>
-          <w:tcPr>
-            <w:tcW w:type="dxa" w:w="850"/>
-            <w:tcBorders>
-              <w:top w:val="none" w:sz="0" w:color="auto"/>
-              <w:bottom w:val="none" w:sz="0" w:color="auto"/>
-              <w:left w:val="none" w:sz="0" w:color="auto"/>
-              <w:right w:val="none" w:sz="0" w:color="auto"/>
-              <w:insideH w:val="none" w:sz="0" w:color="auto"/>
-              <w:insideV w:val="none" w:sz="0" w:color="auto"/>
-            </w:tcBorders>
-            <w:tcMar>
-              <w:top w:w="0" w:type="dxa"/>
-              <w:bottom w:w="0" w:type="dxa"/>
-              <w:left w:w="0" w:type="dxa"/>
-              <w:right w:w="60" w:type="dxa"/>
-            </w:tcMar>
-          </w:tcPr>
-          <w:p>
-            <w:pPr>
-              <w:spacing w:before="0" w:after="0"/>
-            </w:pPr>
-            <w:r>
-              <w:rPr>
-                <w:rFonts w:ascii="Poppins" w:hAnsi="Poppins" w:eastAsia="Poppins"/>
-                <w:b/>
-                <w:i w:val="0"/>
-                <w:color w:val="0F766E"/>
-                <w:sz w:val="20"/>
-              </w:rPr>
-              <w:t>08</w:t>
-            </w:r>
-          </w:p>
-        </w:tc>
-        <w:tc>
-          <w:tcPr>
-            <w:tcW w:type="dxa" w:w="4703"/>
-            <w:tcBorders>
-              <w:top w:val="none" w:sz="0" w:color="auto"/>
-              <w:bottom w:val="none" w:sz="0" w:color="auto"/>
-              <w:left w:val="none" w:sz="0" w:color="auto"/>
-              <w:right w:val="none" w:sz="0" w:color="auto"/>
-              <w:insideH w:val="none" w:sz="0" w:color="auto"/>
-              <w:insideV w:val="none" w:sz="0" w:color="auto"/>
-            </w:tcBorders>
-            <w:tcMar>
-              <w:top w:w="0" w:type="dxa"/>
-              <w:bottom w:w="0" w:type="dxa"/>
-              <w:left w:w="0" w:type="dxa"/>
-              <w:right w:w="0" w:type="dxa"/>
-            </w:tcMar>
-          </w:tcPr>
-          <w:p>
-            <w:pPr>
-              <w:spacing w:before="0" w:after="0"/>
-            </w:pPr>
-            <w:r>
-              <w:rPr>
-                <w:rFonts w:ascii="Poppins" w:hAnsi="Poppins" w:eastAsia="Poppins"/>
-                <w:b/>
-                <w:i w:val="0"/>
-                <w:color w:val="0F172A"/>
-                <w:sz w:val="20"/>
-              </w:rPr>
-              <w:t>—  CONFIDENTIALITY AND PRIVACY</w:t>
-            </w:r>
-          </w:p>
-        </w:tc>
-      </w:tr>
-    </w:tbl>
-    <w:p>
-      <w:pPr>
-        <w:spacing w:before="120" w:after="120"/>
-        <w:pBdr>
-          <w:bottom w:val="single" w:sz="8" w:space="1" w:color="0F766E"/>
-        </w:pBdr>
-      </w:pPr>
-    </w:p>
-    <w:p>
-      <w:pPr>
-        <w:jc w:val="both"/>
-        <w:spacing w:before="0" w:after="80"/>
-      </w:pPr>
-      <w:r>
-        <w:rPr>
-          <w:rFonts w:ascii="Inter" w:hAnsi="Inter" w:eastAsia="Inter"/>
-          <w:b w:val="0"/>
-          <w:i w:val="0"/>
-          <w:color w:val="0F172A"/>
-          <w:sz w:val="19"/>
-        </w:rPr>
-        <w:t>Each party will protect the other's confidential information using at least reasonable care and will comply with applicable privacy obligations. Data-processing terms required by law may be attached as a schedule.</w:t>
-      </w:r>
-    </w:p>
-    <w:p/>
-    <w:tbl>
-      <w:tblPr>
-        <w:tblW w:type="auto" w:w="0"/>
-        <w:jc w:val="center"/>
-        <w:tblLook w:firstColumn="1" w:firstRow="1" w:lastColumn="0" w:lastRow="0" w:noHBand="0" w:noVBand="1" w:val="04A0"/>
-      </w:tblPr>
-      <w:tblGrid>
-        <w:gridCol w:w="4703"/>
-        <w:gridCol w:w="4703"/>
-      </w:tblGrid>
-      <w:tr>
-        <w:tc>
-          <w:tcPr>
-            <w:tcW w:type="dxa" w:w="850"/>
-            <w:tcBorders>
-              <w:top w:val="none" w:sz="0" w:color="auto"/>
-              <w:bottom w:val="none" w:sz="0" w:color="auto"/>
-              <w:left w:val="none" w:sz="0" w:color="auto"/>
-              <w:right w:val="none" w:sz="0" w:color="auto"/>
-              <w:insideH w:val="none" w:sz="0" w:color="auto"/>
-              <w:insideV w:val="none" w:sz="0" w:color="auto"/>
-            </w:tcBorders>
-            <w:tcMar>
-              <w:top w:w="0" w:type="dxa"/>
-              <w:bottom w:w="0" w:type="dxa"/>
-              <w:left w:w="0" w:type="dxa"/>
-              <w:right w:w="60" w:type="dxa"/>
-            </w:tcMar>
-          </w:tcPr>
-          <w:p>
-            <w:pPr>
-              <w:spacing w:before="0" w:after="0"/>
-            </w:pPr>
-            <w:r>
-              <w:rPr>
-                <w:rFonts w:ascii="Poppins" w:hAnsi="Poppins" w:eastAsia="Poppins"/>
-                <w:b/>
-                <w:i w:val="0"/>
-                <w:color w:val="0F766E"/>
-                <w:sz w:val="20"/>
-              </w:rPr>
-              <w:t>09</w:t>
-            </w:r>
-          </w:p>
-        </w:tc>
-        <w:tc>
-          <w:tcPr>
-            <w:tcW w:type="dxa" w:w="4703"/>
-            <w:tcBorders>
-              <w:top w:val="none" w:sz="0" w:color="auto"/>
-              <w:bottom w:val="none" w:sz="0" w:color="auto"/>
-              <w:left w:val="none" w:sz="0" w:color="auto"/>
-              <w:right w:val="none" w:sz="0" w:color="auto"/>
-              <w:insideH w:val="none" w:sz="0" w:color="auto"/>
-              <w:insideV w:val="none" w:sz="0" w:color="auto"/>
-            </w:tcBorders>
-            <w:tcMar>
-              <w:top w:w="0" w:type="dxa"/>
-              <w:bottom w:w="0" w:type="dxa"/>
-              <w:left w:w="0" w:type="dxa"/>
-              <w:right w:w="0" w:type="dxa"/>
-            </w:tcMar>
-          </w:tcPr>
-          <w:p>
-            <w:pPr>
-              <w:spacing w:before="0" w:after="0"/>
-            </w:pPr>
-            <w:r>
-              <w:rPr>
-                <w:rFonts w:ascii="Poppins" w:hAnsi="Poppins" w:eastAsia="Poppins"/>
-                <w:b/>
-                <w:i w:val="0"/>
-                <w:color w:val="0F172A"/>
-                <w:sz w:val="20"/>
-              </w:rPr>
-              <w:t>—  THIRD-PARTY SYSTEMS</w:t>
-            </w:r>
-          </w:p>
-        </w:tc>
-      </w:tr>
-    </w:tbl>
-    <w:p>
-      <w:pPr>
-        <w:spacing w:before="120" w:after="120"/>
-        <w:pBdr>
-          <w:bottom w:val="single" w:sz="8" w:space="1" w:color="0F766E"/>
-        </w:pBdr>
-      </w:pPr>
-    </w:p>
-    <w:p>
-      <w:pPr>
-        <w:jc w:val="both"/>
-        <w:spacing w:before="0" w:after="80"/>
-      </w:pPr>
-      <w:r>
-        <w:rPr>
-          <w:rFonts w:ascii="Inter" w:hAnsi="Inter" w:eastAsia="Inter"/>
-          <w:b w:val="0"/>
-          <w:i w:val="0"/>
-          <w:color w:val="0F172A"/>
-          <w:sz w:val="19"/>
-        </w:rPr>
-        <w:t>The Practice is not responsible for outages, data loss, policy changes, fees, or errors caused by banks, accounting software, payroll providers, payment processors, or other third parties used in delivering services.</w:t>
-      </w:r>
-    </w:p>
-    <w:p/>
-    <w:tbl>
-      <w:tblPr>
-        <w:tblW w:type="auto" w:w="0"/>
-        <w:jc w:val="center"/>
-        <w:tblLook w:firstColumn="1" w:firstRow="1" w:lastColumn="0" w:lastRow="0" w:noHBand="0" w:noVBand="1" w:val="04A0"/>
-      </w:tblPr>
-      <w:tblGrid>
-        <w:gridCol w:w="4703"/>
-        <w:gridCol w:w="4703"/>
-      </w:tblGrid>
-      <w:tr>
-        <w:tc>
-          <w:tcPr>
-            <w:tcW w:type="dxa" w:w="850"/>
-            <w:tcBorders>
-              <w:top w:val="none" w:sz="0" w:color="auto"/>
-              <w:bottom w:val="none" w:sz="0" w:color="auto"/>
-              <w:left w:val="none" w:sz="0" w:color="auto"/>
-              <w:right w:val="none" w:sz="0" w:color="auto"/>
-              <w:insideH w:val="none" w:sz="0" w:color="auto"/>
-              <w:insideV w:val="none" w:sz="0" w:color="auto"/>
-            </w:tcBorders>
-            <w:tcMar>
-              <w:top w:w="0" w:type="dxa"/>
-              <w:bottom w:w="0" w:type="dxa"/>
-              <w:left w:w="0" w:type="dxa"/>
-              <w:right w:w="60" w:type="dxa"/>
-            </w:tcMar>
-          </w:tcPr>
-          <w:p>
-            <w:pPr>
-              <w:spacing w:before="0" w:after="0"/>
-            </w:pPr>
-            <w:r>
-              <w:rPr>
-                <w:rFonts w:ascii="Poppins" w:hAnsi="Poppins" w:eastAsia="Poppins"/>
-                <w:b/>
-                <w:i w:val="0"/>
-                <w:color w:val="0F766E"/>
-                <w:sz w:val="20"/>
-              </w:rPr>
-              <w:t>10</w:t>
-            </w:r>
-          </w:p>
-        </w:tc>
-        <w:tc>
-          <w:tcPr>
-            <w:tcW w:type="dxa" w:w="4703"/>
-            <w:tcBorders>
-              <w:top w:val="none" w:sz="0" w:color="auto"/>
-              <w:bottom w:val="none" w:sz="0" w:color="auto"/>
-              <w:left w:val="none" w:sz="0" w:color="auto"/>
-              <w:right w:val="none" w:sz="0" w:color="auto"/>
-              <w:insideH w:val="none" w:sz="0" w:color="auto"/>
-              <w:insideV w:val="none" w:sz="0" w:color="auto"/>
-            </w:tcBorders>
-            <w:tcMar>
-              <w:top w:w="0" w:type="dxa"/>
-              <w:bottom w:w="0" w:type="dxa"/>
-              <w:left w:w="0" w:type="dxa"/>
-              <w:right w:w="0" w:type="dxa"/>
-            </w:tcMar>
-          </w:tcPr>
-          <w:p>
-            <w:pPr>
-              <w:spacing w:before="0" w:after="0"/>
-            </w:pPr>
-            <w:r>
-              <w:rPr>
-                <w:rFonts w:ascii="Poppins" w:hAnsi="Poppins" w:eastAsia="Poppins"/>
-                <w:b/>
-                <w:i w:val="0"/>
-                <w:color w:val="0F172A"/>
-                <w:sz w:val="20"/>
-              </w:rPr>
-              <w:t>—  RECORDS AND RETENTION</w:t>
-            </w:r>
-          </w:p>
-        </w:tc>
-      </w:tr>
-    </w:tbl>
-    <w:p>
-      <w:pPr>
-        <w:spacing w:before="120" w:after="120"/>
-        <w:pBdr>
-          <w:bottom w:val="single" w:sz="8" w:space="1" w:color="0F766E"/>
-        </w:pBdr>
-      </w:pPr>
-    </w:p>
-    <w:p>
-      <w:pPr>
-        <w:jc w:val="both"/>
-        <w:spacing w:before="0" w:after="80"/>
-      </w:pPr>
-      <w:r>
-        <w:rPr>
-          <w:rFonts w:ascii="Inter" w:hAnsi="Inter" w:eastAsia="Inter"/>
-          <w:b w:val="0"/>
-          <w:i w:val="0"/>
-          <w:color w:val="0F172A"/>
-          <w:sz w:val="19"/>
-        </w:rPr>
-        <w:t>Client owns and is responsible for retaining original source documents for the legally required period. The Practice may retain working files in accordance with its retention policy and applicable professional standards.</w:t>
-      </w:r>
-    </w:p>
-    <w:p/>
-    <w:tbl>
-      <w:tblPr>
-        <w:tblW w:type="auto" w:w="0"/>
-        <w:jc w:val="center"/>
-        <w:tblLook w:firstColumn="1" w:firstRow="1" w:lastColumn="0" w:lastRow="0" w:noHBand="0" w:noVBand="1" w:val="04A0"/>
-      </w:tblPr>
-      <w:tblGrid>
-        <w:gridCol w:w="4703"/>
-        <w:gridCol w:w="4703"/>
-      </w:tblGrid>
-      <w:tr>
-        <w:tc>
-          <w:tcPr>
-            <w:tcW w:type="dxa" w:w="850"/>
-            <w:tcBorders>
-              <w:top w:val="none" w:sz="0" w:color="auto"/>
-              <w:bottom w:val="none" w:sz="0" w:color="auto"/>
-              <w:left w:val="none" w:sz="0" w:color="auto"/>
-              <w:right w:val="none" w:sz="0" w:color="auto"/>
-              <w:insideH w:val="none" w:sz="0" w:color="auto"/>
-              <w:insideV w:val="none" w:sz="0" w:color="auto"/>
-            </w:tcBorders>
-            <w:tcMar>
-              <w:top w:w="0" w:type="dxa"/>
-              <w:bottom w:w="0" w:type="dxa"/>
-              <w:left w:w="0" w:type="dxa"/>
-              <w:right w:w="60" w:type="dxa"/>
-            </w:tcMar>
-          </w:tcPr>
-          <w:p>
-            <w:pPr>
-              <w:spacing w:before="0" w:after="0"/>
-            </w:pPr>
-            <w:r>
-              <w:rPr>
-                <w:rFonts w:ascii="Poppins" w:hAnsi="Poppins" w:eastAsia="Poppins"/>
-                <w:b/>
-                <w:i w:val="0"/>
-                <w:color w:val="0F766E"/>
-                <w:sz w:val="20"/>
-              </w:rPr>
-              <w:t>11</w:t>
-            </w:r>
-          </w:p>
-        </w:tc>
-        <w:tc>
-          <w:tcPr>
-            <w:tcW w:type="dxa" w:w="4703"/>
-            <w:tcBorders>
-              <w:top w:val="none" w:sz="0" w:color="auto"/>
-              <w:bottom w:val="none" w:sz="0" w:color="auto"/>
-              <w:left w:val="none" w:sz="0" w:color="auto"/>
-              <w:right w:val="none" w:sz="0" w:color="auto"/>
-              <w:insideH w:val="none" w:sz="0" w:color="auto"/>
-              <w:insideV w:val="none" w:sz="0" w:color="auto"/>
-            </w:tcBorders>
-            <w:tcMar>
-              <w:top w:w="0" w:type="dxa"/>
-              <w:bottom w:w="0" w:type="dxa"/>
-              <w:left w:w="0" w:type="dxa"/>
-              <w:right w:w="0" w:type="dxa"/>
-            </w:tcMar>
-          </w:tcPr>
-          <w:p>
-            <w:pPr>
-              <w:spacing w:before="0" w:after="0"/>
-            </w:pPr>
-            <w:r>
-              <w:rPr>
-                <w:rFonts w:ascii="Poppins" w:hAnsi="Poppins" w:eastAsia="Poppins"/>
-                <w:b/>
-                <w:i w:val="0"/>
-                <w:color w:val="0F172A"/>
-                <w:sz w:val="20"/>
-              </w:rPr>
-              <w:t>—  TERMINATION</w:t>
-            </w:r>
-          </w:p>
-        </w:tc>
-      </w:tr>
-    </w:tbl>
-    <w:p>
-      <w:pPr>
-        <w:spacing w:before="120" w:after="120"/>
-        <w:pBdr>
-          <w:bottom w:val="single" w:sz="8" w:space="1" w:color="0F766E"/>
-        </w:pBdr>
-      </w:pPr>
-    </w:p>
-    <w:p>
-      <w:pPr>
-        <w:jc w:val="both"/>
-        <w:spacing w:before="0" w:after="80"/>
-      </w:pPr>
-      <w:r>
-        <w:rPr>
-          <w:rFonts w:ascii="Inter" w:hAnsi="Inter" w:eastAsia="Inter"/>
-          <w:b w:val="0"/>
-          <w:i w:val="0"/>
-          <w:color w:val="0F172A"/>
-          <w:sz w:val="19"/>
-        </w:rPr>
-        <w:t>Either party may terminate with [NUMBER] days written notice. Client will pay for all completed work, work in progress, and non-cancellable costs before the effective date. The Practice will deliver a final report package on termination.</w:t>
-      </w:r>
-    </w:p>
-    <w:p/>
-    <w:tbl>
-      <w:tblPr>
-        <w:tblW w:type="auto" w:w="0"/>
-        <w:jc w:val="center"/>
-        <w:tblLook w:firstColumn="1" w:firstRow="1" w:lastColumn="0" w:lastRow="0" w:noHBand="0" w:noVBand="1" w:val="04A0"/>
-      </w:tblPr>
-      <w:tblGrid>
-        <w:gridCol w:w="4703"/>
-        <w:gridCol w:w="4703"/>
-      </w:tblGrid>
-      <w:tr>
-        <w:tc>
-          <w:tcPr>
-            <w:tcW w:type="dxa" w:w="850"/>
-            <w:tcBorders>
-              <w:top w:val="none" w:sz="0" w:color="auto"/>
-              <w:bottom w:val="none" w:sz="0" w:color="auto"/>
-              <w:left w:val="none" w:sz="0" w:color="auto"/>
-              <w:right w:val="none" w:sz="0" w:color="auto"/>
-              <w:insideH w:val="none" w:sz="0" w:color="auto"/>
-              <w:insideV w:val="none" w:sz="0" w:color="auto"/>
-            </w:tcBorders>
-            <w:tcMar>
-              <w:top w:w="0" w:type="dxa"/>
-              <w:bottom w:w="0" w:type="dxa"/>
-              <w:left w:w="0" w:type="dxa"/>
-              <w:right w:w="60" w:type="dxa"/>
-            </w:tcMar>
-          </w:tcPr>
-          <w:p>
-            <w:pPr>
-              <w:spacing w:before="0" w:after="0"/>
-            </w:pPr>
-            <w:r>
-              <w:rPr>
-                <w:rFonts w:ascii="Poppins" w:hAnsi="Poppins" w:eastAsia="Poppins"/>
-                <w:b/>
-                <w:i w:val="0"/>
-                <w:color w:val="0F766E"/>
-                <w:sz w:val="20"/>
-              </w:rPr>
-              <w:t>12</w:t>
-            </w:r>
-          </w:p>
-        </w:tc>
-        <w:tc>
-          <w:tcPr>
-            <w:tcW w:type="dxa" w:w="4703"/>
-            <w:tcBorders>
-              <w:top w:val="none" w:sz="0" w:color="auto"/>
-              <w:bottom w:val="none" w:sz="0" w:color="auto"/>
-              <w:left w:val="none" w:sz="0" w:color="auto"/>
-              <w:right w:val="none" w:sz="0" w:color="auto"/>
-              <w:insideH w:val="none" w:sz="0" w:color="auto"/>
-              <w:insideV w:val="none" w:sz="0" w:color="auto"/>
-            </w:tcBorders>
-            <w:tcMar>
-              <w:top w:w="0" w:type="dxa"/>
-              <w:bottom w:w="0" w:type="dxa"/>
-              <w:left w:w="0" w:type="dxa"/>
-              <w:right w:w="0" w:type="dxa"/>
-            </w:tcMar>
-          </w:tcPr>
-          <w:p>
-            <w:pPr>
-              <w:spacing w:before="0" w:after="0"/>
-            </w:pPr>
-            <w:r>
-              <w:rPr>
-                <w:rFonts w:ascii="Poppins" w:hAnsi="Poppins" w:eastAsia="Poppins"/>
-                <w:b/>
-                <w:i w:val="0"/>
-                <w:color w:val="0F172A"/>
-                <w:sz w:val="20"/>
-              </w:rPr>
-              <w:t>—  LIMITATION AND DISPUTE RESOLUTION</w:t>
-            </w:r>
-          </w:p>
-        </w:tc>
-      </w:tr>
-    </w:tbl>
-    <w:p>
-      <w:pPr>
-        <w:spacing w:before="120" w:after="120"/>
-        <w:pBdr>
-          <w:bottom w:val="single" w:sz="8" w:space="1" w:color="0F766E"/>
-        </w:pBdr>
-      </w:pPr>
-    </w:p>
-    <w:p>
-      <w:pPr>
-        <w:jc w:val="both"/>
-        <w:spacing w:before="0" w:after="80"/>
-      </w:pPr>
-      <w:r>
-        <w:rPr>
-          <w:rFonts w:ascii="Inter" w:hAnsi="Inter" w:eastAsia="Inter"/>
-          <w:b w:val="0"/>
-          <w:i w:val="0"/>
-          <w:color w:val="0F172A"/>
-          <w:sz w:val="19"/>
-        </w:rPr>
-        <w:t>Liability limits, governing law, venue, and dispute resolution must be customised for the applicable jurisdiction and reviewed by a qualified lawyer before use. [CUSTOMISE FOR YOUR JURISDICTION]</w:t>
-      </w:r>
-    </w:p>
-    <w:p/>
-    <w:tbl>
-      <w:tblPr>
-        <w:tblW w:type="auto" w:w="0"/>
-        <w:jc w:val="center"/>
-        <w:tblLook w:firstColumn="1" w:firstRow="1" w:lastColumn="0" w:lastRow="0" w:noHBand="0" w:noVBand="1" w:val="04A0"/>
-      </w:tblPr>
-      <w:tblGrid>
-        <w:gridCol w:w="4703"/>
-        <w:gridCol w:w="4703"/>
-      </w:tblGrid>
-      <w:tr>
-        <w:tc>
-          <w:tcPr>
-            <w:tcW w:type="dxa" w:w="850"/>
-            <w:tcBorders>
-              <w:top w:val="none" w:sz="0" w:color="auto"/>
-              <w:bottom w:val="none" w:sz="0" w:color="auto"/>
-              <w:left w:val="none" w:sz="0" w:color="auto"/>
-              <w:right w:val="none" w:sz="0" w:color="auto"/>
-              <w:insideH w:val="none" w:sz="0" w:color="auto"/>
-              <w:insideV w:val="none" w:sz="0" w:color="auto"/>
-            </w:tcBorders>
-            <w:tcMar>
-              <w:top w:w="0" w:type="dxa"/>
-              <w:bottom w:w="0" w:type="dxa"/>
-              <w:left w:w="0" w:type="dxa"/>
-              <w:right w:w="60" w:type="dxa"/>
-            </w:tcMar>
-          </w:tcPr>
-          <w:p>
-            <w:pPr>
-              <w:spacing w:before="0" w:after="0"/>
-            </w:pPr>
-            <w:r>
-              <w:rPr>
-                <w:rFonts w:ascii="Poppins" w:hAnsi="Poppins" w:eastAsia="Poppins"/>
-                <w:b/>
-                <w:i w:val="0"/>
-                <w:color w:val="0F766E"/>
-                <w:sz w:val="20"/>
-              </w:rPr>
-              <w:t>13</w:t>
-            </w:r>
-          </w:p>
-        </w:tc>
-        <w:tc>
-          <w:tcPr>
-            <w:tcW w:type="dxa" w:w="4703"/>
-            <w:tcBorders>
-              <w:top w:val="none" w:sz="0" w:color="auto"/>
-              <w:bottom w:val="none" w:sz="0" w:color="auto"/>
-              <w:left w:val="none" w:sz="0" w:color="auto"/>
-              <w:right w:val="none" w:sz="0" w:color="auto"/>
-              <w:insideH w:val="none" w:sz="0" w:color="auto"/>
-              <w:insideV w:val="none" w:sz="0" w:color="auto"/>
-            </w:tcBorders>
-            <w:tcMar>
-              <w:top w:w="0" w:type="dxa"/>
-              <w:bottom w:w="0" w:type="dxa"/>
-              <w:left w:w="0" w:type="dxa"/>
-              <w:right w:w="0" w:type="dxa"/>
-            </w:tcMar>
-          </w:tcPr>
-          <w:p>
-            <w:pPr>
-              <w:spacing w:before="0" w:after="0"/>
-            </w:pPr>
-            <w:r>
-              <w:rPr>
-                <w:rFonts w:ascii="Poppins" w:hAnsi="Poppins" w:eastAsia="Poppins"/>
-                <w:b/>
-                <w:i w:val="0"/>
-                <w:color w:val="0F172A"/>
-                <w:sz w:val="20"/>
-              </w:rPr>
-              <w:t>—  ENTIRE AGREEMENT</w:t>
-            </w:r>
-          </w:p>
-        </w:tc>
-      </w:tr>
-    </w:tbl>
-    <w:p>
-      <w:pPr>
-        <w:spacing w:before="120" w:after="120"/>
-        <w:pBdr>
-          <w:bottom w:val="single" w:sz="8" w:space="1" w:color="0F766E"/>
-        </w:pBdr>
-      </w:pPr>
-    </w:p>
-    <w:p>
-      <w:pPr>
-        <w:jc w:val="both"/>
-        <w:spacing w:before="0" w:after="80"/>
-      </w:pPr>
-      <w:r>
-        <w:rPr>
-          <w:rFonts w:ascii="Inter" w:hAnsi="Inter" w:eastAsia="Inter"/>
-          <w:b w:val="0"/>
-          <w:i w:val="0"/>
-          <w:color w:val="0F172A"/>
-          <w:sz w:val="19"/>
-        </w:rPr>
-        <w:t>This Agreement and all attached schedules constitute the entire agreement between the parties and supersede all prior discussions. Changes require a written amendment signed by authorised representatives of both parties.</w:t>
-      </w:r>
-    </w:p>
-    <w:p/>
-    <w:tbl>
-      <w:tblPr>
-        <w:tblW w:type="auto" w:w="0"/>
-        <w:jc w:val="center"/>
-        <w:tblLook w:firstColumn="1" w:firstRow="1" w:lastColumn="0" w:lastRow="0" w:noHBand="0" w:noVBand="1" w:val="04A0"/>
-      </w:tblPr>
-      <w:tblGrid>
-        <w:gridCol w:w="4703"/>
-        <w:gridCol w:w="4703"/>
-      </w:tblGrid>
-      <w:tr>
-        <w:tc>
-          <w:tcPr>
-            <w:tcW w:type="dxa" w:w="850"/>
-            <w:tcBorders>
-              <w:top w:val="none" w:sz="0" w:color="auto"/>
-              <w:bottom w:val="none" w:sz="0" w:color="auto"/>
-              <w:left w:val="none" w:sz="0" w:color="auto"/>
-              <w:right w:val="none" w:sz="0" w:color="auto"/>
-              <w:insideH w:val="none" w:sz="0" w:color="auto"/>
-              <w:insideV w:val="none" w:sz="0" w:color="auto"/>
-            </w:tcBorders>
-            <w:tcMar>
-              <w:top w:w="0" w:type="dxa"/>
-              <w:bottom w:w="0" w:type="dxa"/>
-              <w:left w:w="0" w:type="dxa"/>
-              <w:right w:w="60" w:type="dxa"/>
-            </w:tcMar>
-          </w:tcPr>
-          <w:p>
-            <w:pPr>
-              <w:spacing w:before="0" w:after="0"/>
-            </w:pPr>
-            <w:r>
-              <w:rPr>
-                <w:rFonts w:ascii="Poppins" w:hAnsi="Poppins" w:eastAsia="Poppins"/>
-                <w:b/>
-                <w:i w:val="0"/>
-                <w:color w:val="0F766E"/>
-                <w:sz w:val="20"/>
-              </w:rPr>
-              <w:t>14</w:t>
-            </w:r>
-          </w:p>
-        </w:tc>
-        <w:tc>
-          <w:tcPr>
-            <w:tcW w:type="dxa" w:w="4703"/>
-            <w:tcBorders>
-              <w:top w:val="none" w:sz="0" w:color="auto"/>
-              <w:bottom w:val="none" w:sz="0" w:color="auto"/>
-              <w:left w:val="none" w:sz="0" w:color="auto"/>
-              <w:right w:val="none" w:sz="0" w:color="auto"/>
-              <w:insideH w:val="none" w:sz="0" w:color="auto"/>
-              <w:insideV w:val="none" w:sz="0" w:color="auto"/>
-            </w:tcBorders>
-            <w:tcMar>
-              <w:top w:w="0" w:type="dxa"/>
-              <w:bottom w:w="0" w:type="dxa"/>
-              <w:left w:w="0" w:type="dxa"/>
-              <w:right w:w="0" w:type="dxa"/>
-            </w:tcMar>
-          </w:tcPr>
-          <w:p>
-            <w:pPr>
-              <w:spacing w:before="0" w:after="0"/>
-            </w:pPr>
-            <w:r>
-              <w:rPr>
-                <w:rFonts w:ascii="Poppins" w:hAnsi="Poppins" w:eastAsia="Poppins"/>
-                <w:b/>
-                <w:i w:val="0"/>
-                <w:color w:val="0F172A"/>
-                <w:sz w:val="20"/>
-              </w:rPr>
-              <w:t>—  SCOPE OF WORK</w:t>
-            </w:r>
-          </w:p>
-        </w:tc>
-      </w:tr>
-    </w:tbl>
-    <w:p>
-      <w:pPr>
-        <w:spacing w:before="120" w:after="120"/>
-        <w:pBdr>
-          <w:bottom w:val="single" w:sz="8" w:space="1" w:color="0F766E"/>
-        </w:pBdr>
-      </w:pPr>
-    </w:p>
-    <w:tbl>
-      <w:tblPr>
-        <w:tblStyle w:val="TableGrid"/>
-        <w:tblW w:type="auto" w:w="0"/>
-        <w:jc w:val="center"/>
-        <w:tblLook w:firstColumn="1" w:firstRow="1" w:lastColumn="0" w:lastRow="0" w:noHBand="0" w:noVBand="1" w:val="04A0"/>
-      </w:tblPr>
-      <w:tblGrid>
-        <w:gridCol w:w="4703"/>
-        <w:gridCol w:w="4703"/>
-      </w:tblGrid>
-      <w:tr>
-        <w:tc>
-          <w:tcPr>
-            <w:tcW w:type="dxa" w:w="3118"/>
-            <w:shd w:val="clear" w:color="auto" w:fill="0F766E"/>
-            <w:tcMar>
-              <w:top w:w="70" w:type="dxa"/>
-              <w:bottom w:w="70" w:type="dxa"/>
-              <w:left w:w="100" w:type="dxa"/>
-              <w:right w:w="100" w:type="dxa"/>
-            </w:tcMar>
-            <w:tcBorders>
-              <w:top w:val="none" w:sz="0" w:color="auto"/>
-              <w:bottom w:val="single" w:sz="8" w:color="0F766E"/>
-              <w:left w:val="none" w:sz="0" w:color="auto"/>
-              <w:right w:val="none" w:sz="0" w:color="auto"/>
-              <w:insideH w:val="none" w:sz="0" w:color="auto"/>
-              <w:insideV w:val="none" w:sz="0" w:color="auto"/>
-            </w:tcBorders>
-          </w:tcPr>
-          <w:p>
-            <w:r>
-              <w:rPr>
-                <w:rFonts w:ascii="Poppins" w:hAnsi="Poppins" w:eastAsia="Poppins"/>
-                <w:b/>
-                <w:i w:val="0"/>
-                <w:color w:val="FFFFFF"/>
-                <w:sz w:val="16"/>
-              </w:rPr>
-              <w:t>Field</w:t>
-            </w:r>
-          </w:p>
-        </w:tc>
-        <w:tc>
-          <w:tcPr>
-            <w:tcW w:type="dxa" w:w="7087"/>
-            <w:shd w:val="clear" w:color="auto" w:fill="0F766E"/>
-            <w:tcMar>
-              <w:top w:w="70" w:type="dxa"/>
-              <w:bottom w:w="70" w:type="dxa"/>
-              <w:left w:w="100" w:type="dxa"/>
-              <w:right w:w="100" w:type="dxa"/>
-            </w:tcMar>
-            <w:tcBorders>
-              <w:top w:val="none" w:sz="0" w:color="auto"/>
-              <w:bottom w:val="single" w:sz="8" w:color="0F766E"/>
-              <w:left w:val="none" w:sz="0" w:color="auto"/>
-              <w:right w:val="none" w:sz="0" w:color="auto"/>
+              <w:left w:val="single" w:sz="4" w:color="0F766E"/>
+              <w:right w:val="single" w:sz="4" w:color="0F766E"/>
               <w:insideH w:val="none" w:sz="0" w:color="auto"/>
               <w:insideV w:val="none" w:sz="0" w:color="auto"/>
             </w:tcBorders>
@@ -2415,16 +998,16 @@
             <w:tcW w:type="dxa" w:w="3118"/>
             <w:shd w:val="clear" w:color="auto" w:fill="FFFFFF"/>
             <w:tcBorders>
-              <w:top w:val="single" w:sz="4" w:color="CBD5E1"/>
-              <w:bottom w:val="single" w:sz="4" w:color="CBD5E1"/>
-              <w:left w:val="single" w:sz="4" w:color="CBD5E1"/>
-              <w:right w:val="single" w:sz="4" w:color="CBD5E1"/>
+              <w:top w:val="single" w:sz="3" w:color="CBD5E1"/>
+              <w:bottom w:val="single" w:sz="3" w:color="CBD5E1"/>
+              <w:left w:val="single" w:sz="3" w:color="CBD5E1"/>
+              <w:right w:val="single" w:sz="3" w:color="CBD5E1"/>
               <w:insideH w:val="none" w:sz="0" w:color="auto"/>
               <w:insideV w:val="none" w:sz="0" w:color="auto"/>
             </w:tcBorders>
             <w:tcMar>
-              <w:top w:w="55" w:type="dxa"/>
-              <w:bottom w:w="55" w:type="dxa"/>
+              <w:top w:w="60" w:type="dxa"/>
+              <w:bottom w:w="60" w:type="dxa"/>
               <w:left w:w="100" w:type="dxa"/>
               <w:right w:w="100" w:type="dxa"/>
             </w:tcMar>
@@ -2432,7 +1015,2180 @@
           <w:p>
             <w:r>
               <w:rPr>
-                <w:rFonts w:ascii="Inter" w:hAnsi="Inter" w:eastAsia="Inter"/>
+                <w:rFonts w:ascii="Calibri" w:hAnsi="Calibri" w:eastAsia="Calibri"/>
+                <w:b w:val="0"/>
+                <w:i w:val="0"/>
+                <w:color w:val="0F172A"/>
+                <w:sz w:val="17"/>
+              </w:rPr>
+              <w:t>Practice Legal Name</w:t>
+            </w:r>
+          </w:p>
+        </w:tc>
+        <w:tc>
+          <w:tcPr>
+            <w:tcW w:type="dxa" w:w="6803"/>
+            <w:shd w:val="clear" w:color="auto" w:fill="FFFFFF"/>
+            <w:tcBorders>
+              <w:top w:val="single" w:sz="3" w:color="CBD5E1"/>
+              <w:bottom w:val="single" w:sz="3" w:color="CBD5E1"/>
+              <w:left w:val="single" w:sz="3" w:color="CBD5E1"/>
+              <w:right w:val="single" w:sz="3" w:color="CBD5E1"/>
+              <w:insideH w:val="none" w:sz="0" w:color="auto"/>
+              <w:insideV w:val="none" w:sz="0" w:color="auto"/>
+            </w:tcBorders>
+            <w:tcMar>
+              <w:top w:w="60" w:type="dxa"/>
+              <w:bottom w:w="60" w:type="dxa"/>
+              <w:left w:w="100" w:type="dxa"/>
+              <w:right w:w="100" w:type="dxa"/>
+            </w:tcMar>
+          </w:tcPr>
+          <w:p>
+            <w:r>
+              <w:rPr>
+                <w:rFonts w:ascii="Calibri" w:hAnsi="Calibri" w:eastAsia="Calibri"/>
+                <w:b w:val="0"/>
+                <w:i w:val="0"/>
+                <w:color w:val="0F172A"/>
+                <w:sz w:val="17"/>
+              </w:rPr>
+              <w:t>[PRACTICE LEGAL NAME]</w:t>
+            </w:r>
+          </w:p>
+        </w:tc>
+      </w:tr>
+      <w:tr>
+        <w:tc>
+          <w:tcPr>
+            <w:tcW w:type="dxa" w:w="3118"/>
+            <w:shd w:val="clear" w:color="auto" w:fill="F8FAFC"/>
+            <w:tcBorders>
+              <w:top w:val="single" w:sz="3" w:color="CBD5E1"/>
+              <w:bottom w:val="single" w:sz="3" w:color="CBD5E1"/>
+              <w:left w:val="single" w:sz="3" w:color="CBD5E1"/>
+              <w:right w:val="single" w:sz="3" w:color="CBD5E1"/>
+              <w:insideH w:val="none" w:sz="0" w:color="auto"/>
+              <w:insideV w:val="none" w:sz="0" w:color="auto"/>
+            </w:tcBorders>
+            <w:tcMar>
+              <w:top w:w="60" w:type="dxa"/>
+              <w:bottom w:w="60" w:type="dxa"/>
+              <w:left w:w="100" w:type="dxa"/>
+              <w:right w:w="100" w:type="dxa"/>
+            </w:tcMar>
+          </w:tcPr>
+          <w:p>
+            <w:r>
+              <w:rPr>
+                <w:rFonts w:ascii="Calibri" w:hAnsi="Calibri" w:eastAsia="Calibri"/>
+                <w:b w:val="0"/>
+                <w:i w:val="0"/>
+                <w:color w:val="0F172A"/>
+                <w:sz w:val="17"/>
+              </w:rPr>
+              <w:t>Practice Address</w:t>
+            </w:r>
+          </w:p>
+        </w:tc>
+        <w:tc>
+          <w:tcPr>
+            <w:tcW w:type="dxa" w:w="6803"/>
+            <w:shd w:val="clear" w:color="auto" w:fill="F8FAFC"/>
+            <w:tcBorders>
+              <w:top w:val="single" w:sz="3" w:color="CBD5E1"/>
+              <w:bottom w:val="single" w:sz="3" w:color="CBD5E1"/>
+              <w:left w:val="single" w:sz="3" w:color="CBD5E1"/>
+              <w:right w:val="single" w:sz="3" w:color="CBD5E1"/>
+              <w:insideH w:val="none" w:sz="0" w:color="auto"/>
+              <w:insideV w:val="none" w:sz="0" w:color="auto"/>
+            </w:tcBorders>
+            <w:tcMar>
+              <w:top w:w="60" w:type="dxa"/>
+              <w:bottom w:w="60" w:type="dxa"/>
+              <w:left w:w="100" w:type="dxa"/>
+              <w:right w:w="100" w:type="dxa"/>
+            </w:tcMar>
+          </w:tcPr>
+          <w:p>
+            <w:r>
+              <w:rPr>
+                <w:rFonts w:ascii="Calibri" w:hAnsi="Calibri" w:eastAsia="Calibri"/>
+                <w:b w:val="0"/>
+                <w:i w:val="0"/>
+                <w:color w:val="0F172A"/>
+                <w:sz w:val="17"/>
+              </w:rPr>
+              <w:t>[PRACTICE ADDRESS]</w:t>
+            </w:r>
+          </w:p>
+        </w:tc>
+      </w:tr>
+      <w:tr>
+        <w:tc>
+          <w:tcPr>
+            <w:tcW w:type="dxa" w:w="3118"/>
+            <w:shd w:val="clear" w:color="auto" w:fill="FFFFFF"/>
+            <w:tcBorders>
+              <w:top w:val="single" w:sz="3" w:color="CBD5E1"/>
+              <w:bottom w:val="single" w:sz="3" w:color="CBD5E1"/>
+              <w:left w:val="single" w:sz="3" w:color="CBD5E1"/>
+              <w:right w:val="single" w:sz="3" w:color="CBD5E1"/>
+              <w:insideH w:val="none" w:sz="0" w:color="auto"/>
+              <w:insideV w:val="none" w:sz="0" w:color="auto"/>
+            </w:tcBorders>
+            <w:tcMar>
+              <w:top w:w="60" w:type="dxa"/>
+              <w:bottom w:w="60" w:type="dxa"/>
+              <w:left w:w="100" w:type="dxa"/>
+              <w:right w:w="100" w:type="dxa"/>
+            </w:tcMar>
+          </w:tcPr>
+          <w:p>
+            <w:r>
+              <w:rPr>
+                <w:rFonts w:ascii="Calibri" w:hAnsi="Calibri" w:eastAsia="Calibri"/>
+                <w:b w:val="0"/>
+                <w:i w:val="0"/>
+                <w:color w:val="0F172A"/>
+                <w:sz w:val="17"/>
+              </w:rPr>
+              <w:t>Client Legal Name</w:t>
+            </w:r>
+          </w:p>
+        </w:tc>
+        <w:tc>
+          <w:tcPr>
+            <w:tcW w:type="dxa" w:w="6803"/>
+            <w:shd w:val="clear" w:color="auto" w:fill="FFFFFF"/>
+            <w:tcBorders>
+              <w:top w:val="single" w:sz="3" w:color="CBD5E1"/>
+              <w:bottom w:val="single" w:sz="3" w:color="CBD5E1"/>
+              <w:left w:val="single" w:sz="3" w:color="CBD5E1"/>
+              <w:right w:val="single" w:sz="3" w:color="CBD5E1"/>
+              <w:insideH w:val="none" w:sz="0" w:color="auto"/>
+              <w:insideV w:val="none" w:sz="0" w:color="auto"/>
+            </w:tcBorders>
+            <w:tcMar>
+              <w:top w:w="60" w:type="dxa"/>
+              <w:bottom w:w="60" w:type="dxa"/>
+              <w:left w:w="100" w:type="dxa"/>
+              <w:right w:w="100" w:type="dxa"/>
+            </w:tcMar>
+          </w:tcPr>
+          <w:p>
+            <w:r>
+              <w:rPr>
+                <w:rFonts w:ascii="Calibri" w:hAnsi="Calibri" w:eastAsia="Calibri"/>
+                <w:b w:val="0"/>
+                <w:i w:val="0"/>
+                <w:color w:val="0F172A"/>
+                <w:sz w:val="17"/>
+              </w:rPr>
+              <w:t>[CLIENT LEGAL NAME]</w:t>
+            </w:r>
+          </w:p>
+        </w:tc>
+      </w:tr>
+      <w:tr>
+        <w:tc>
+          <w:tcPr>
+            <w:tcW w:type="dxa" w:w="3118"/>
+            <w:shd w:val="clear" w:color="auto" w:fill="F8FAFC"/>
+            <w:tcBorders>
+              <w:top w:val="single" w:sz="3" w:color="CBD5E1"/>
+              <w:bottom w:val="single" w:sz="3" w:color="CBD5E1"/>
+              <w:left w:val="single" w:sz="3" w:color="CBD5E1"/>
+              <w:right w:val="single" w:sz="3" w:color="CBD5E1"/>
+              <w:insideH w:val="none" w:sz="0" w:color="auto"/>
+              <w:insideV w:val="none" w:sz="0" w:color="auto"/>
+            </w:tcBorders>
+            <w:tcMar>
+              <w:top w:w="60" w:type="dxa"/>
+              <w:bottom w:w="60" w:type="dxa"/>
+              <w:left w:w="100" w:type="dxa"/>
+              <w:right w:w="100" w:type="dxa"/>
+            </w:tcMar>
+          </w:tcPr>
+          <w:p>
+            <w:r>
+              <w:rPr>
+                <w:rFonts w:ascii="Calibri" w:hAnsi="Calibri" w:eastAsia="Calibri"/>
+                <w:b w:val="0"/>
+                <w:i w:val="0"/>
+                <w:color w:val="0F172A"/>
+                <w:sz w:val="17"/>
+              </w:rPr>
+              <w:t>Client Address</w:t>
+            </w:r>
+          </w:p>
+        </w:tc>
+        <w:tc>
+          <w:tcPr>
+            <w:tcW w:type="dxa" w:w="6803"/>
+            <w:shd w:val="clear" w:color="auto" w:fill="F8FAFC"/>
+            <w:tcBorders>
+              <w:top w:val="single" w:sz="3" w:color="CBD5E1"/>
+              <w:bottom w:val="single" w:sz="3" w:color="CBD5E1"/>
+              <w:left w:val="single" w:sz="3" w:color="CBD5E1"/>
+              <w:right w:val="single" w:sz="3" w:color="CBD5E1"/>
+              <w:insideH w:val="none" w:sz="0" w:color="auto"/>
+              <w:insideV w:val="none" w:sz="0" w:color="auto"/>
+            </w:tcBorders>
+            <w:tcMar>
+              <w:top w:w="60" w:type="dxa"/>
+              <w:bottom w:w="60" w:type="dxa"/>
+              <w:left w:w="100" w:type="dxa"/>
+              <w:right w:w="100" w:type="dxa"/>
+            </w:tcMar>
+          </w:tcPr>
+          <w:p>
+            <w:r>
+              <w:rPr>
+                <w:rFonts w:ascii="Calibri" w:hAnsi="Calibri" w:eastAsia="Calibri"/>
+                <w:b w:val="0"/>
+                <w:i w:val="0"/>
+                <w:color w:val="0F172A"/>
+                <w:sz w:val="17"/>
+              </w:rPr>
+              <w:t>[CLIENT ADDRESS]</w:t>
+            </w:r>
+          </w:p>
+        </w:tc>
+      </w:tr>
+      <w:tr>
+        <w:tc>
+          <w:tcPr>
+            <w:tcW w:type="dxa" w:w="3118"/>
+            <w:shd w:val="clear" w:color="auto" w:fill="FFFFFF"/>
+            <w:tcBorders>
+              <w:top w:val="single" w:sz="3" w:color="CBD5E1"/>
+              <w:bottom w:val="single" w:sz="3" w:color="CBD5E1"/>
+              <w:left w:val="single" w:sz="3" w:color="CBD5E1"/>
+              <w:right w:val="single" w:sz="3" w:color="CBD5E1"/>
+              <w:insideH w:val="none" w:sz="0" w:color="auto"/>
+              <w:insideV w:val="none" w:sz="0" w:color="auto"/>
+            </w:tcBorders>
+            <w:tcMar>
+              <w:top w:w="60" w:type="dxa"/>
+              <w:bottom w:w="60" w:type="dxa"/>
+              <w:left w:w="100" w:type="dxa"/>
+              <w:right w:w="100" w:type="dxa"/>
+            </w:tcMar>
+          </w:tcPr>
+          <w:p>
+            <w:r>
+              <w:rPr>
+                <w:rFonts w:ascii="Calibri" w:hAnsi="Calibri" w:eastAsia="Calibri"/>
+                <w:b w:val="0"/>
+                <w:i w:val="0"/>
+                <w:color w:val="0F172A"/>
+                <w:sz w:val="17"/>
+              </w:rPr>
+              <w:t>Agreement Date</w:t>
+            </w:r>
+          </w:p>
+        </w:tc>
+        <w:tc>
+          <w:tcPr>
+            <w:tcW w:type="dxa" w:w="6803"/>
+            <w:shd w:val="clear" w:color="auto" w:fill="FFFFFF"/>
+            <w:tcBorders>
+              <w:top w:val="single" w:sz="3" w:color="CBD5E1"/>
+              <w:bottom w:val="single" w:sz="3" w:color="CBD5E1"/>
+              <w:left w:val="single" w:sz="3" w:color="CBD5E1"/>
+              <w:right w:val="single" w:sz="3" w:color="CBD5E1"/>
+              <w:insideH w:val="none" w:sz="0" w:color="auto"/>
+              <w:insideV w:val="none" w:sz="0" w:color="auto"/>
+            </w:tcBorders>
+            <w:tcMar>
+              <w:top w:w="60" w:type="dxa"/>
+              <w:bottom w:w="60" w:type="dxa"/>
+              <w:left w:w="100" w:type="dxa"/>
+              <w:right w:w="100" w:type="dxa"/>
+            </w:tcMar>
+          </w:tcPr>
+          <w:p>
+            <w:r>
+              <w:rPr>
+                <w:rFonts w:ascii="Calibri" w:hAnsi="Calibri" w:eastAsia="Calibri"/>
+                <w:b w:val="0"/>
+                <w:i w:val="0"/>
+                <w:color w:val="0F172A"/>
+                <w:sz w:val="17"/>
+              </w:rPr>
+              <w:t>[DATE]</w:t>
+            </w:r>
+          </w:p>
+        </w:tc>
+      </w:tr>
+      <w:tr>
+        <w:tc>
+          <w:tcPr>
+            <w:tcW w:type="dxa" w:w="3118"/>
+            <w:shd w:val="clear" w:color="auto" w:fill="F8FAFC"/>
+            <w:tcBorders>
+              <w:top w:val="single" w:sz="3" w:color="CBD5E1"/>
+              <w:bottom w:val="single" w:sz="3" w:color="CBD5E1"/>
+              <w:left w:val="single" w:sz="3" w:color="CBD5E1"/>
+              <w:right w:val="single" w:sz="3" w:color="CBD5E1"/>
+              <w:insideH w:val="none" w:sz="0" w:color="auto"/>
+              <w:insideV w:val="none" w:sz="0" w:color="auto"/>
+            </w:tcBorders>
+            <w:tcMar>
+              <w:top w:w="60" w:type="dxa"/>
+              <w:bottom w:w="60" w:type="dxa"/>
+              <w:left w:w="100" w:type="dxa"/>
+              <w:right w:w="100" w:type="dxa"/>
+            </w:tcMar>
+          </w:tcPr>
+          <w:p>
+            <w:r>
+              <w:rPr>
+                <w:rFonts w:ascii="Calibri" w:hAnsi="Calibri" w:eastAsia="Calibri"/>
+                <w:b w:val="0"/>
+                <w:i w:val="0"/>
+                <w:color w:val="0F172A"/>
+                <w:sz w:val="17"/>
+              </w:rPr>
+              <w:t>Governing Law</w:t>
+            </w:r>
+          </w:p>
+        </w:tc>
+        <w:tc>
+          <w:tcPr>
+            <w:tcW w:type="dxa" w:w="6803"/>
+            <w:shd w:val="clear" w:color="auto" w:fill="F8FAFC"/>
+            <w:tcBorders>
+              <w:top w:val="single" w:sz="3" w:color="CBD5E1"/>
+              <w:bottom w:val="single" w:sz="3" w:color="CBD5E1"/>
+              <w:left w:val="single" w:sz="3" w:color="CBD5E1"/>
+              <w:right w:val="single" w:sz="3" w:color="CBD5E1"/>
+              <w:insideH w:val="none" w:sz="0" w:color="auto"/>
+              <w:insideV w:val="none" w:sz="0" w:color="auto"/>
+            </w:tcBorders>
+            <w:tcMar>
+              <w:top w:w="60" w:type="dxa"/>
+              <w:bottom w:w="60" w:type="dxa"/>
+              <w:left w:w="100" w:type="dxa"/>
+              <w:right w:w="100" w:type="dxa"/>
+            </w:tcMar>
+          </w:tcPr>
+          <w:p>
+            <w:r>
+              <w:rPr>
+                <w:rFonts w:ascii="Calibri" w:hAnsi="Calibri" w:eastAsia="Calibri"/>
+                <w:b w:val="0"/>
+                <w:i w:val="0"/>
+                <w:color w:val="0F172A"/>
+                <w:sz w:val="17"/>
+              </w:rPr>
+              <w:t>[JURISDICTION]</w:t>
+            </w:r>
+          </w:p>
+        </w:tc>
+      </w:tr>
+    </w:tbl>
+    <w:p>
+      <w:pPr>
+        <w:spacing w:before="0" w:after="160" w:line="276" w:lineRule="auto"/>
+      </w:pPr>
+    </w:p>
+    <w:p>
+      <w:pPr>
+        <w:spacing w:before="200" w:after="0" w:line="276" w:lineRule="auto"/>
+      </w:pPr>
+    </w:p>
+    <w:tbl>
+      <w:tblPr>
+        <w:tblW w:type="auto" w:w="0"/>
+        <w:jc w:val="center"/>
+        <w:tblLook w:firstColumn="1" w:firstRow="1" w:lastColumn="0" w:lastRow="0" w:noHBand="0" w:noVBand="1" w:val="04A0"/>
+      </w:tblPr>
+      <w:tblGrid>
+        <w:gridCol w:w="4759"/>
+        <w:gridCol w:w="4759"/>
+      </w:tblGrid>
+      <w:tr>
+        <w:trPr>
+          <w:trHeight w:val="480" w:hRule="atLeast"/>
+        </w:trPr>
+        <w:tc>
+          <w:tcPr>
+            <w:tcW w:type="dxa" w:w="907"/>
+            <w:tcBorders>
+              <w:top w:val="none" w:sz="0" w:color="auto"/>
+              <w:bottom w:val="none" w:sz="0" w:color="auto"/>
+              <w:left w:val="none" w:sz="0" w:color="auto"/>
+              <w:right w:val="none" w:sz="0" w:color="auto"/>
+              <w:insideH w:val="none" w:sz="0" w:color="auto"/>
+              <w:insideV w:val="none" w:sz="0" w:color="auto"/>
+            </w:tcBorders>
+            <w:shd w:val="clear" w:color="auto" w:fill="0F766E"/>
+            <w:tcMar>
+              <w:top w:w="100" w:type="dxa"/>
+              <w:bottom w:w="100" w:type="dxa"/>
+              <w:left w:w="140" w:type="dxa"/>
+              <w:right w:w="100" w:type="dxa"/>
+            </w:tcMar>
+            <w:vAlign w:val="center"/>
+          </w:tcPr>
+          <w:p>
+            <w:pPr>
+              <w:jc w:val="center"/>
+            </w:pPr>
+            <w:r>
+              <w:rPr>
+                <w:rFonts w:ascii="Poppins" w:hAnsi="Poppins" w:eastAsia="Poppins"/>
+                <w:b/>
+                <w:i w:val="0"/>
+                <w:color w:val="FFFFFF"/>
+                <w:sz w:val="26"/>
+              </w:rPr>
+              <w:t>01</w:t>
+            </w:r>
+          </w:p>
+        </w:tc>
+        <w:tc>
+          <w:tcPr>
+            <w:tcW w:type="dxa" w:w="4759"/>
+            <w:tcBorders>
+              <w:top w:val="none" w:sz="0" w:color="auto"/>
+              <w:bottom w:val="none" w:sz="0" w:color="auto"/>
+              <w:left w:val="none" w:sz="0" w:color="auto"/>
+              <w:right w:val="none" w:sz="0" w:color="auto"/>
+              <w:insideH w:val="none" w:sz="0" w:color="auto"/>
+              <w:insideV w:val="none" w:sz="0" w:color="auto"/>
+            </w:tcBorders>
+            <w:shd w:val="clear" w:color="auto" w:fill="0F172A"/>
+            <w:tcMar>
+              <w:top w:w="100" w:type="dxa"/>
+              <w:bottom w:w="100" w:type="dxa"/>
+              <w:left w:w="180" w:type="dxa"/>
+              <w:right w:w="120" w:type="dxa"/>
+            </w:tcMar>
+            <w:vAlign w:val="center"/>
+          </w:tcPr>
+          <w:p>
+            <w:r>
+              <w:rPr>
+                <w:rFonts w:ascii="Poppins" w:hAnsi="Poppins" w:eastAsia="Poppins"/>
+                <w:b/>
+                <w:i w:val="0"/>
+                <w:color w:val="0F766E"/>
+                <w:sz w:val="21"/>
+              </w:rPr>
+              <w:t xml:space="preserve">— </w:t>
+            </w:r>
+            <w:r>
+              <w:rPr>
+                <w:rFonts w:ascii="Poppins" w:hAnsi="Poppins" w:eastAsia="Poppins"/>
+                <w:b/>
+                <w:i w:val="0"/>
+                <w:color w:val="FFFFFF"/>
+                <w:sz w:val="21"/>
+              </w:rPr>
+              <w:t>SERVICES</w:t>
+            </w:r>
+          </w:p>
+        </w:tc>
+      </w:tr>
+    </w:tbl>
+    <w:p>
+      <w:pPr>
+        <w:spacing w:before="0" w:after="120" w:line="276" w:lineRule="auto"/>
+      </w:pPr>
+    </w:p>
+    <w:p>
+      <w:pPr>
+        <w:jc w:val="both"/>
+        <w:spacing w:before="0" w:after="80" w:line="276" w:lineRule="auto"/>
+      </w:pPr>
+      <w:r>
+        <w:rPr>
+          <w:rFonts w:ascii="Calibri" w:hAnsi="Calibri" w:eastAsia="Calibri"/>
+          <w:b w:val="0"/>
+          <w:i w:val="0"/>
+          <w:color w:val="0F172A"/>
+          <w:sz w:val="19"/>
+        </w:rPr>
+        <w:t>The Practice will perform the bookkeeping services described in the attached Scope of Work. Services not expressly listed are excluded. The Scope of Work may be updated by written amendment signed by both parties.</w:t>
+      </w:r>
+    </w:p>
+    <w:p/>
+    <w:p>
+      <w:pPr>
+        <w:spacing w:before="200" w:after="0" w:line="276" w:lineRule="auto"/>
+      </w:pPr>
+    </w:p>
+    <w:tbl>
+      <w:tblPr>
+        <w:tblW w:type="auto" w:w="0"/>
+        <w:jc w:val="center"/>
+        <w:tblLook w:firstColumn="1" w:firstRow="1" w:lastColumn="0" w:lastRow="0" w:noHBand="0" w:noVBand="1" w:val="04A0"/>
+      </w:tblPr>
+      <w:tblGrid>
+        <w:gridCol w:w="4759"/>
+        <w:gridCol w:w="4759"/>
+      </w:tblGrid>
+      <w:tr>
+        <w:trPr>
+          <w:trHeight w:val="480" w:hRule="atLeast"/>
+        </w:trPr>
+        <w:tc>
+          <w:tcPr>
+            <w:tcW w:type="dxa" w:w="907"/>
+            <w:tcBorders>
+              <w:top w:val="none" w:sz="0" w:color="auto"/>
+              <w:bottom w:val="none" w:sz="0" w:color="auto"/>
+              <w:left w:val="none" w:sz="0" w:color="auto"/>
+              <w:right w:val="none" w:sz="0" w:color="auto"/>
+              <w:insideH w:val="none" w:sz="0" w:color="auto"/>
+              <w:insideV w:val="none" w:sz="0" w:color="auto"/>
+            </w:tcBorders>
+            <w:shd w:val="clear" w:color="auto" w:fill="0F766E"/>
+            <w:tcMar>
+              <w:top w:w="100" w:type="dxa"/>
+              <w:bottom w:w="100" w:type="dxa"/>
+              <w:left w:w="140" w:type="dxa"/>
+              <w:right w:w="100" w:type="dxa"/>
+            </w:tcMar>
+            <w:vAlign w:val="center"/>
+          </w:tcPr>
+          <w:p>
+            <w:pPr>
+              <w:jc w:val="center"/>
+            </w:pPr>
+            <w:r>
+              <w:rPr>
+                <w:rFonts w:ascii="Poppins" w:hAnsi="Poppins" w:eastAsia="Poppins"/>
+                <w:b/>
+                <w:i w:val="0"/>
+                <w:color w:val="FFFFFF"/>
+                <w:sz w:val="26"/>
+              </w:rPr>
+              <w:t>02</w:t>
+            </w:r>
+          </w:p>
+        </w:tc>
+        <w:tc>
+          <w:tcPr>
+            <w:tcW w:type="dxa" w:w="4759"/>
+            <w:tcBorders>
+              <w:top w:val="none" w:sz="0" w:color="auto"/>
+              <w:bottom w:val="none" w:sz="0" w:color="auto"/>
+              <w:left w:val="none" w:sz="0" w:color="auto"/>
+              <w:right w:val="none" w:sz="0" w:color="auto"/>
+              <w:insideH w:val="none" w:sz="0" w:color="auto"/>
+              <w:insideV w:val="none" w:sz="0" w:color="auto"/>
+            </w:tcBorders>
+            <w:shd w:val="clear" w:color="auto" w:fill="0F172A"/>
+            <w:tcMar>
+              <w:top w:w="100" w:type="dxa"/>
+              <w:bottom w:w="100" w:type="dxa"/>
+              <w:left w:w="180" w:type="dxa"/>
+              <w:right w:w="120" w:type="dxa"/>
+            </w:tcMar>
+            <w:vAlign w:val="center"/>
+          </w:tcPr>
+          <w:p>
+            <w:r>
+              <w:rPr>
+                <w:rFonts w:ascii="Poppins" w:hAnsi="Poppins" w:eastAsia="Poppins"/>
+                <w:b/>
+                <w:i w:val="0"/>
+                <w:color w:val="0F766E"/>
+                <w:sz w:val="21"/>
+              </w:rPr>
+              <w:t xml:space="preserve">— </w:t>
+            </w:r>
+            <w:r>
+              <w:rPr>
+                <w:rFonts w:ascii="Poppins" w:hAnsi="Poppins" w:eastAsia="Poppins"/>
+                <w:b/>
+                <w:i w:val="0"/>
+                <w:color w:val="FFFFFF"/>
+                <w:sz w:val="21"/>
+              </w:rPr>
+              <w:t>CLIENT RESPONSIBILITIES</w:t>
+            </w:r>
+          </w:p>
+        </w:tc>
+      </w:tr>
+    </w:tbl>
+    <w:p>
+      <w:pPr>
+        <w:spacing w:before="0" w:after="120" w:line="276" w:lineRule="auto"/>
+      </w:pPr>
+    </w:p>
+    <w:p>
+      <w:pPr>
+        <w:jc w:val="both"/>
+        <w:spacing w:before="0" w:after="80" w:line="276" w:lineRule="auto"/>
+      </w:pPr>
+      <w:r>
+        <w:rPr>
+          <w:rFonts w:ascii="Calibri" w:hAnsi="Calibri" w:eastAsia="Calibri"/>
+          <w:b w:val="0"/>
+          <w:i w:val="0"/>
+          <w:color w:val="0F172A"/>
+          <w:sz w:val="19"/>
+        </w:rPr>
+        <w:t>Client remains responsible for all business decisions, internal controls, source records, transaction authorisation, legal compliance, and the completeness and accuracy of all information supplied. The Practice relies on information provided by Client and does not independently verify source documents.</w:t>
+      </w:r>
+    </w:p>
+    <w:p/>
+    <w:p>
+      <w:pPr>
+        <w:spacing w:before="200" w:after="0" w:line="276" w:lineRule="auto"/>
+      </w:pPr>
+    </w:p>
+    <w:tbl>
+      <w:tblPr>
+        <w:tblW w:type="auto" w:w="0"/>
+        <w:jc w:val="center"/>
+        <w:tblLook w:firstColumn="1" w:firstRow="1" w:lastColumn="0" w:lastRow="0" w:noHBand="0" w:noVBand="1" w:val="04A0"/>
+      </w:tblPr>
+      <w:tblGrid>
+        <w:gridCol w:w="4759"/>
+        <w:gridCol w:w="4759"/>
+      </w:tblGrid>
+      <w:tr>
+        <w:trPr>
+          <w:trHeight w:val="480" w:hRule="atLeast"/>
+        </w:trPr>
+        <w:tc>
+          <w:tcPr>
+            <w:tcW w:type="dxa" w:w="907"/>
+            <w:tcBorders>
+              <w:top w:val="none" w:sz="0" w:color="auto"/>
+              <w:bottom w:val="none" w:sz="0" w:color="auto"/>
+              <w:left w:val="none" w:sz="0" w:color="auto"/>
+              <w:right w:val="none" w:sz="0" w:color="auto"/>
+              <w:insideH w:val="none" w:sz="0" w:color="auto"/>
+              <w:insideV w:val="none" w:sz="0" w:color="auto"/>
+            </w:tcBorders>
+            <w:shd w:val="clear" w:color="auto" w:fill="0F766E"/>
+            <w:tcMar>
+              <w:top w:w="100" w:type="dxa"/>
+              <w:bottom w:w="100" w:type="dxa"/>
+              <w:left w:w="140" w:type="dxa"/>
+              <w:right w:w="100" w:type="dxa"/>
+            </w:tcMar>
+            <w:vAlign w:val="center"/>
+          </w:tcPr>
+          <w:p>
+            <w:pPr>
+              <w:jc w:val="center"/>
+            </w:pPr>
+            <w:r>
+              <w:rPr>
+                <w:rFonts w:ascii="Poppins" w:hAnsi="Poppins" w:eastAsia="Poppins"/>
+                <w:b/>
+                <w:i w:val="0"/>
+                <w:color w:val="FFFFFF"/>
+                <w:sz w:val="26"/>
+              </w:rPr>
+              <w:t>03</w:t>
+            </w:r>
+          </w:p>
+        </w:tc>
+        <w:tc>
+          <w:tcPr>
+            <w:tcW w:type="dxa" w:w="4759"/>
+            <w:tcBorders>
+              <w:top w:val="none" w:sz="0" w:color="auto"/>
+              <w:bottom w:val="none" w:sz="0" w:color="auto"/>
+              <w:left w:val="none" w:sz="0" w:color="auto"/>
+              <w:right w:val="none" w:sz="0" w:color="auto"/>
+              <w:insideH w:val="none" w:sz="0" w:color="auto"/>
+              <w:insideV w:val="none" w:sz="0" w:color="auto"/>
+            </w:tcBorders>
+            <w:shd w:val="clear" w:color="auto" w:fill="0F172A"/>
+            <w:tcMar>
+              <w:top w:w="100" w:type="dxa"/>
+              <w:bottom w:w="100" w:type="dxa"/>
+              <w:left w:w="180" w:type="dxa"/>
+              <w:right w:w="120" w:type="dxa"/>
+            </w:tcMar>
+            <w:vAlign w:val="center"/>
+          </w:tcPr>
+          <w:p>
+            <w:r>
+              <w:rPr>
+                <w:rFonts w:ascii="Poppins" w:hAnsi="Poppins" w:eastAsia="Poppins"/>
+                <w:b/>
+                <w:i w:val="0"/>
+                <w:color w:val="0F766E"/>
+                <w:sz w:val="21"/>
+              </w:rPr>
+              <w:t xml:space="preserve">— </w:t>
+            </w:r>
+            <w:r>
+              <w:rPr>
+                <w:rFonts w:ascii="Poppins" w:hAnsi="Poppins" w:eastAsia="Poppins"/>
+                <w:b/>
+                <w:i w:val="0"/>
+                <w:color w:val="FFFFFF"/>
+                <w:sz w:val="21"/>
+              </w:rPr>
+              <w:t>NO ASSURANCE, TAX, OR LEGAL OPINION</w:t>
+            </w:r>
+          </w:p>
+        </w:tc>
+      </w:tr>
+    </w:tbl>
+    <w:p>
+      <w:pPr>
+        <w:spacing w:before="0" w:after="120" w:line="276" w:lineRule="auto"/>
+      </w:pPr>
+    </w:p>
+    <w:p>
+      <w:pPr>
+        <w:jc w:val="both"/>
+        <w:spacing w:before="0" w:after="80" w:line="276" w:lineRule="auto"/>
+      </w:pPr>
+      <w:r>
+        <w:rPr>
+          <w:rFonts w:ascii="Calibri" w:hAnsi="Calibri" w:eastAsia="Calibri"/>
+          <w:b w:val="0"/>
+          <w:i w:val="0"/>
+          <w:color w:val="0F172A"/>
+          <w:sz w:val="19"/>
+        </w:rPr>
+        <w:t>Unless separately agreed and legally permitted, this engagement does not include audit, review, assurance, tax advice, tax-return preparation, legal advice, fraud detection, forensic accounting, or independent verification of source information.</w:t>
+      </w:r>
+    </w:p>
+    <w:p/>
+    <w:p>
+      <w:pPr>
+        <w:spacing w:before="200" w:after="0" w:line="276" w:lineRule="auto"/>
+      </w:pPr>
+    </w:p>
+    <w:tbl>
+      <w:tblPr>
+        <w:tblW w:type="auto" w:w="0"/>
+        <w:jc w:val="center"/>
+        <w:tblLook w:firstColumn="1" w:firstRow="1" w:lastColumn="0" w:lastRow="0" w:noHBand="0" w:noVBand="1" w:val="04A0"/>
+      </w:tblPr>
+      <w:tblGrid>
+        <w:gridCol w:w="4759"/>
+        <w:gridCol w:w="4759"/>
+      </w:tblGrid>
+      <w:tr>
+        <w:trPr>
+          <w:trHeight w:val="480" w:hRule="atLeast"/>
+        </w:trPr>
+        <w:tc>
+          <w:tcPr>
+            <w:tcW w:type="dxa" w:w="907"/>
+            <w:tcBorders>
+              <w:top w:val="none" w:sz="0" w:color="auto"/>
+              <w:bottom w:val="none" w:sz="0" w:color="auto"/>
+              <w:left w:val="none" w:sz="0" w:color="auto"/>
+              <w:right w:val="none" w:sz="0" w:color="auto"/>
+              <w:insideH w:val="none" w:sz="0" w:color="auto"/>
+              <w:insideV w:val="none" w:sz="0" w:color="auto"/>
+            </w:tcBorders>
+            <w:shd w:val="clear" w:color="auto" w:fill="0F766E"/>
+            <w:tcMar>
+              <w:top w:w="100" w:type="dxa"/>
+              <w:bottom w:w="100" w:type="dxa"/>
+              <w:left w:w="140" w:type="dxa"/>
+              <w:right w:w="100" w:type="dxa"/>
+            </w:tcMar>
+            <w:vAlign w:val="center"/>
+          </w:tcPr>
+          <w:p>
+            <w:pPr>
+              <w:jc w:val="center"/>
+            </w:pPr>
+            <w:r>
+              <w:rPr>
+                <w:rFonts w:ascii="Poppins" w:hAnsi="Poppins" w:eastAsia="Poppins"/>
+                <w:b/>
+                <w:i w:val="0"/>
+                <w:color w:val="FFFFFF"/>
+                <w:sz w:val="26"/>
+              </w:rPr>
+              <w:t>04</w:t>
+            </w:r>
+          </w:p>
+        </w:tc>
+        <w:tc>
+          <w:tcPr>
+            <w:tcW w:type="dxa" w:w="4759"/>
+            <w:tcBorders>
+              <w:top w:val="none" w:sz="0" w:color="auto"/>
+              <w:bottom w:val="none" w:sz="0" w:color="auto"/>
+              <w:left w:val="none" w:sz="0" w:color="auto"/>
+              <w:right w:val="none" w:sz="0" w:color="auto"/>
+              <w:insideH w:val="none" w:sz="0" w:color="auto"/>
+              <w:insideV w:val="none" w:sz="0" w:color="auto"/>
+            </w:tcBorders>
+            <w:shd w:val="clear" w:color="auto" w:fill="0F172A"/>
+            <w:tcMar>
+              <w:top w:w="100" w:type="dxa"/>
+              <w:bottom w:w="100" w:type="dxa"/>
+              <w:left w:w="180" w:type="dxa"/>
+              <w:right w:w="120" w:type="dxa"/>
+            </w:tcMar>
+            <w:vAlign w:val="center"/>
+          </w:tcPr>
+          <w:p>
+            <w:r>
+              <w:rPr>
+                <w:rFonts w:ascii="Poppins" w:hAnsi="Poppins" w:eastAsia="Poppins"/>
+                <w:b/>
+                <w:i w:val="0"/>
+                <w:color w:val="0F766E"/>
+                <w:sz w:val="21"/>
+              </w:rPr>
+              <w:t xml:space="preserve">— </w:t>
+            </w:r>
+            <w:r>
+              <w:rPr>
+                <w:rFonts w:ascii="Poppins" w:hAnsi="Poppins" w:eastAsia="Poppins"/>
+                <w:b/>
+                <w:i w:val="0"/>
+                <w:color w:val="FFFFFF"/>
+                <w:sz w:val="21"/>
+              </w:rPr>
+              <w:t>FEES AND PAYMENT</w:t>
+            </w:r>
+          </w:p>
+        </w:tc>
+      </w:tr>
+    </w:tbl>
+    <w:p>
+      <w:pPr>
+        <w:spacing w:before="0" w:after="120" w:line="276" w:lineRule="auto"/>
+      </w:pPr>
+    </w:p>
+    <w:p>
+      <w:pPr>
+        <w:jc w:val="both"/>
+        <w:spacing w:before="0" w:after="80" w:line="276" w:lineRule="auto"/>
+      </w:pPr>
+      <w:r>
+        <w:rPr>
+          <w:rFonts w:ascii="Calibri" w:hAnsi="Calibri" w:eastAsia="Calibri"/>
+          <w:b w:val="0"/>
+          <w:i w:val="0"/>
+          <w:color w:val="0F172A"/>
+          <w:sz w:val="19"/>
+        </w:rPr>
+        <w:t>Fees are [AMOUNT/STRUCTURE] as described in the attached Scope of Work. Invoices are due [TERMS]. Work may be suspended for overdue balances after [X] days written notice. Client remains responsible for fees for completed work during any suspension.</w:t>
+      </w:r>
+    </w:p>
+    <w:p/>
+    <w:p>
+      <w:pPr>
+        <w:spacing w:before="200" w:after="0" w:line="276" w:lineRule="auto"/>
+      </w:pPr>
+    </w:p>
+    <w:tbl>
+      <w:tblPr>
+        <w:tblW w:type="auto" w:w="0"/>
+        <w:jc w:val="center"/>
+        <w:tblLook w:firstColumn="1" w:firstRow="1" w:lastColumn="0" w:lastRow="0" w:noHBand="0" w:noVBand="1" w:val="04A0"/>
+      </w:tblPr>
+      <w:tblGrid>
+        <w:gridCol w:w="4759"/>
+        <w:gridCol w:w="4759"/>
+      </w:tblGrid>
+      <w:tr>
+        <w:trPr>
+          <w:trHeight w:val="480" w:hRule="atLeast"/>
+        </w:trPr>
+        <w:tc>
+          <w:tcPr>
+            <w:tcW w:type="dxa" w:w="907"/>
+            <w:tcBorders>
+              <w:top w:val="none" w:sz="0" w:color="auto"/>
+              <w:bottom w:val="none" w:sz="0" w:color="auto"/>
+              <w:left w:val="none" w:sz="0" w:color="auto"/>
+              <w:right w:val="none" w:sz="0" w:color="auto"/>
+              <w:insideH w:val="none" w:sz="0" w:color="auto"/>
+              <w:insideV w:val="none" w:sz="0" w:color="auto"/>
+            </w:tcBorders>
+            <w:shd w:val="clear" w:color="auto" w:fill="0F766E"/>
+            <w:tcMar>
+              <w:top w:w="100" w:type="dxa"/>
+              <w:bottom w:w="100" w:type="dxa"/>
+              <w:left w:w="140" w:type="dxa"/>
+              <w:right w:w="100" w:type="dxa"/>
+            </w:tcMar>
+            <w:vAlign w:val="center"/>
+          </w:tcPr>
+          <w:p>
+            <w:pPr>
+              <w:jc w:val="center"/>
+            </w:pPr>
+            <w:r>
+              <w:rPr>
+                <w:rFonts w:ascii="Poppins" w:hAnsi="Poppins" w:eastAsia="Poppins"/>
+                <w:b/>
+                <w:i w:val="0"/>
+                <w:color w:val="FFFFFF"/>
+                <w:sz w:val="26"/>
+              </w:rPr>
+              <w:t>05</w:t>
+            </w:r>
+          </w:p>
+        </w:tc>
+        <w:tc>
+          <w:tcPr>
+            <w:tcW w:type="dxa" w:w="4759"/>
+            <w:tcBorders>
+              <w:top w:val="none" w:sz="0" w:color="auto"/>
+              <w:bottom w:val="none" w:sz="0" w:color="auto"/>
+              <w:left w:val="none" w:sz="0" w:color="auto"/>
+              <w:right w:val="none" w:sz="0" w:color="auto"/>
+              <w:insideH w:val="none" w:sz="0" w:color="auto"/>
+              <w:insideV w:val="none" w:sz="0" w:color="auto"/>
+            </w:tcBorders>
+            <w:shd w:val="clear" w:color="auto" w:fill="0F172A"/>
+            <w:tcMar>
+              <w:top w:w="100" w:type="dxa"/>
+              <w:bottom w:w="100" w:type="dxa"/>
+              <w:left w:w="180" w:type="dxa"/>
+              <w:right w:w="120" w:type="dxa"/>
+            </w:tcMar>
+            <w:vAlign w:val="center"/>
+          </w:tcPr>
+          <w:p>
+            <w:r>
+              <w:rPr>
+                <w:rFonts w:ascii="Poppins" w:hAnsi="Poppins" w:eastAsia="Poppins"/>
+                <w:b/>
+                <w:i w:val="0"/>
+                <w:color w:val="0F766E"/>
+                <w:sz w:val="21"/>
+              </w:rPr>
+              <w:t xml:space="preserve">— </w:t>
+            </w:r>
+            <w:r>
+              <w:rPr>
+                <w:rFonts w:ascii="Poppins" w:hAnsi="Poppins" w:eastAsia="Poppins"/>
+                <w:b/>
+                <w:i w:val="0"/>
+                <w:color w:val="FFFFFF"/>
+                <w:sz w:val="21"/>
+              </w:rPr>
+              <w:t>ACCESS AND SECURITY</w:t>
+            </w:r>
+          </w:p>
+        </w:tc>
+      </w:tr>
+    </w:tbl>
+    <w:p>
+      <w:pPr>
+        <w:spacing w:before="0" w:after="120" w:line="276" w:lineRule="auto"/>
+      </w:pPr>
+    </w:p>
+    <w:p>
+      <w:pPr>
+        <w:jc w:val="both"/>
+        <w:spacing w:before="0" w:after="80" w:line="276" w:lineRule="auto"/>
+      </w:pPr>
+      <w:r>
+        <w:rPr>
+          <w:rFonts w:ascii="Calibri" w:hAnsi="Calibri" w:eastAsia="Calibri"/>
+          <w:b w:val="0"/>
+          <w:i w:val="0"/>
+          <w:color w:val="0F172A"/>
+          <w:sz w:val="19"/>
+        </w:rPr>
+        <w:t>Both parties will maintain reasonable security controls and use role-based software access. Client will not transmit passwords through ordinary email. Each party will promptly notify the other of any suspected unauthorised access to systems or client data.</w:t>
+      </w:r>
+    </w:p>
+    <w:p/>
+    <w:p>
+      <w:pPr>
+        <w:spacing w:before="200" w:after="0" w:line="276" w:lineRule="auto"/>
+      </w:pPr>
+    </w:p>
+    <w:tbl>
+      <w:tblPr>
+        <w:tblW w:type="auto" w:w="0"/>
+        <w:jc w:val="center"/>
+        <w:tblLook w:firstColumn="1" w:firstRow="1" w:lastColumn="0" w:lastRow="0" w:noHBand="0" w:noVBand="1" w:val="04A0"/>
+      </w:tblPr>
+      <w:tblGrid>
+        <w:gridCol w:w="4759"/>
+        <w:gridCol w:w="4759"/>
+      </w:tblGrid>
+      <w:tr>
+        <w:trPr>
+          <w:trHeight w:val="480" w:hRule="atLeast"/>
+        </w:trPr>
+        <w:tc>
+          <w:tcPr>
+            <w:tcW w:type="dxa" w:w="907"/>
+            <w:tcBorders>
+              <w:top w:val="none" w:sz="0" w:color="auto"/>
+              <w:bottom w:val="none" w:sz="0" w:color="auto"/>
+              <w:left w:val="none" w:sz="0" w:color="auto"/>
+              <w:right w:val="none" w:sz="0" w:color="auto"/>
+              <w:insideH w:val="none" w:sz="0" w:color="auto"/>
+              <w:insideV w:val="none" w:sz="0" w:color="auto"/>
+            </w:tcBorders>
+            <w:shd w:val="clear" w:color="auto" w:fill="0F766E"/>
+            <w:tcMar>
+              <w:top w:w="100" w:type="dxa"/>
+              <w:bottom w:w="100" w:type="dxa"/>
+              <w:left w:w="140" w:type="dxa"/>
+              <w:right w:w="100" w:type="dxa"/>
+            </w:tcMar>
+            <w:vAlign w:val="center"/>
+          </w:tcPr>
+          <w:p>
+            <w:pPr>
+              <w:jc w:val="center"/>
+            </w:pPr>
+            <w:r>
+              <w:rPr>
+                <w:rFonts w:ascii="Poppins" w:hAnsi="Poppins" w:eastAsia="Poppins"/>
+                <w:b/>
+                <w:i w:val="0"/>
+                <w:color w:val="FFFFFF"/>
+                <w:sz w:val="26"/>
+              </w:rPr>
+              <w:t>06</w:t>
+            </w:r>
+          </w:p>
+        </w:tc>
+        <w:tc>
+          <w:tcPr>
+            <w:tcW w:type="dxa" w:w="4759"/>
+            <w:tcBorders>
+              <w:top w:val="none" w:sz="0" w:color="auto"/>
+              <w:bottom w:val="none" w:sz="0" w:color="auto"/>
+              <w:left w:val="none" w:sz="0" w:color="auto"/>
+              <w:right w:val="none" w:sz="0" w:color="auto"/>
+              <w:insideH w:val="none" w:sz="0" w:color="auto"/>
+              <w:insideV w:val="none" w:sz="0" w:color="auto"/>
+            </w:tcBorders>
+            <w:shd w:val="clear" w:color="auto" w:fill="0F172A"/>
+            <w:tcMar>
+              <w:top w:w="100" w:type="dxa"/>
+              <w:bottom w:w="100" w:type="dxa"/>
+              <w:left w:w="180" w:type="dxa"/>
+              <w:right w:w="120" w:type="dxa"/>
+            </w:tcMar>
+            <w:vAlign w:val="center"/>
+          </w:tcPr>
+          <w:p>
+            <w:r>
+              <w:rPr>
+                <w:rFonts w:ascii="Poppins" w:hAnsi="Poppins" w:eastAsia="Poppins"/>
+                <w:b/>
+                <w:i w:val="0"/>
+                <w:color w:val="0F766E"/>
+                <w:sz w:val="21"/>
+              </w:rPr>
+              <w:t xml:space="preserve">— </w:t>
+            </w:r>
+            <w:r>
+              <w:rPr>
+                <w:rFonts w:ascii="Poppins" w:hAnsi="Poppins" w:eastAsia="Poppins"/>
+                <w:b/>
+                <w:i w:val="0"/>
+                <w:color w:val="FFFFFF"/>
+                <w:sz w:val="21"/>
+              </w:rPr>
+              <w:t>DEADLINES AND DELAYS</w:t>
+            </w:r>
+          </w:p>
+        </w:tc>
+      </w:tr>
+    </w:tbl>
+    <w:p>
+      <w:pPr>
+        <w:spacing w:before="0" w:after="120" w:line="276" w:lineRule="auto"/>
+      </w:pPr>
+    </w:p>
+    <w:p>
+      <w:pPr>
+        <w:jc w:val="both"/>
+        <w:spacing w:before="0" w:after="80" w:line="276" w:lineRule="auto"/>
+      </w:pPr>
+      <w:r>
+        <w:rPr>
+          <w:rFonts w:ascii="Calibri" w:hAnsi="Calibri" w:eastAsia="Calibri"/>
+          <w:b w:val="0"/>
+          <w:i w:val="0"/>
+          <w:color w:val="0F172A"/>
+          <w:sz w:val="19"/>
+        </w:rPr>
+        <w:t>Delivery dates depend on timely receipt of records, responses, and approvals from Client. Client delays may shift close and reporting dates by an equivalent period without penalty.</w:t>
+      </w:r>
+    </w:p>
+    <w:p/>
+    <w:p>
+      <w:pPr>
+        <w:spacing w:before="200" w:after="0" w:line="276" w:lineRule="auto"/>
+      </w:pPr>
+    </w:p>
+    <w:tbl>
+      <w:tblPr>
+        <w:tblW w:type="auto" w:w="0"/>
+        <w:jc w:val="center"/>
+        <w:tblLook w:firstColumn="1" w:firstRow="1" w:lastColumn="0" w:lastRow="0" w:noHBand="0" w:noVBand="1" w:val="04A0"/>
+      </w:tblPr>
+      <w:tblGrid>
+        <w:gridCol w:w="4759"/>
+        <w:gridCol w:w="4759"/>
+      </w:tblGrid>
+      <w:tr>
+        <w:trPr>
+          <w:trHeight w:val="480" w:hRule="atLeast"/>
+        </w:trPr>
+        <w:tc>
+          <w:tcPr>
+            <w:tcW w:type="dxa" w:w="907"/>
+            <w:tcBorders>
+              <w:top w:val="none" w:sz="0" w:color="auto"/>
+              <w:bottom w:val="none" w:sz="0" w:color="auto"/>
+              <w:left w:val="none" w:sz="0" w:color="auto"/>
+              <w:right w:val="none" w:sz="0" w:color="auto"/>
+              <w:insideH w:val="none" w:sz="0" w:color="auto"/>
+              <w:insideV w:val="none" w:sz="0" w:color="auto"/>
+            </w:tcBorders>
+            <w:shd w:val="clear" w:color="auto" w:fill="0F766E"/>
+            <w:tcMar>
+              <w:top w:w="100" w:type="dxa"/>
+              <w:bottom w:w="100" w:type="dxa"/>
+              <w:left w:w="140" w:type="dxa"/>
+              <w:right w:w="100" w:type="dxa"/>
+            </w:tcMar>
+            <w:vAlign w:val="center"/>
+          </w:tcPr>
+          <w:p>
+            <w:pPr>
+              <w:jc w:val="center"/>
+            </w:pPr>
+            <w:r>
+              <w:rPr>
+                <w:rFonts w:ascii="Poppins" w:hAnsi="Poppins" w:eastAsia="Poppins"/>
+                <w:b/>
+                <w:i w:val="0"/>
+                <w:color w:val="FFFFFF"/>
+                <w:sz w:val="26"/>
+              </w:rPr>
+              <w:t>07</w:t>
+            </w:r>
+          </w:p>
+        </w:tc>
+        <w:tc>
+          <w:tcPr>
+            <w:tcW w:type="dxa" w:w="4759"/>
+            <w:tcBorders>
+              <w:top w:val="none" w:sz="0" w:color="auto"/>
+              <w:bottom w:val="none" w:sz="0" w:color="auto"/>
+              <w:left w:val="none" w:sz="0" w:color="auto"/>
+              <w:right w:val="none" w:sz="0" w:color="auto"/>
+              <w:insideH w:val="none" w:sz="0" w:color="auto"/>
+              <w:insideV w:val="none" w:sz="0" w:color="auto"/>
+            </w:tcBorders>
+            <w:shd w:val="clear" w:color="auto" w:fill="0F172A"/>
+            <w:tcMar>
+              <w:top w:w="100" w:type="dxa"/>
+              <w:bottom w:w="100" w:type="dxa"/>
+              <w:left w:w="180" w:type="dxa"/>
+              <w:right w:w="120" w:type="dxa"/>
+            </w:tcMar>
+            <w:vAlign w:val="center"/>
+          </w:tcPr>
+          <w:p>
+            <w:r>
+              <w:rPr>
+                <w:rFonts w:ascii="Poppins" w:hAnsi="Poppins" w:eastAsia="Poppins"/>
+                <w:b/>
+                <w:i w:val="0"/>
+                <w:color w:val="0F766E"/>
+                <w:sz w:val="21"/>
+              </w:rPr>
+              <w:t xml:space="preserve">— </w:t>
+            </w:r>
+            <w:r>
+              <w:rPr>
+                <w:rFonts w:ascii="Poppins" w:hAnsi="Poppins" w:eastAsia="Poppins"/>
+                <w:b/>
+                <w:i w:val="0"/>
+                <w:color w:val="FFFFFF"/>
+                <w:sz w:val="21"/>
+              </w:rPr>
+              <w:t>CORRECTIONS AND PRIOR PERIODS</w:t>
+            </w:r>
+          </w:p>
+        </w:tc>
+      </w:tr>
+    </w:tbl>
+    <w:p>
+      <w:pPr>
+        <w:spacing w:before="0" w:after="120" w:line="276" w:lineRule="auto"/>
+      </w:pPr>
+    </w:p>
+    <w:p>
+      <w:pPr>
+        <w:jc w:val="both"/>
+        <w:spacing w:before="0" w:after="80" w:line="276" w:lineRule="auto"/>
+      </w:pPr>
+      <w:r>
+        <w:rPr>
+          <w:rFonts w:ascii="Calibri" w:hAnsi="Calibri" w:eastAsia="Calibri"/>
+          <w:b w:val="0"/>
+          <w:i w:val="0"/>
+          <w:color w:val="0F172A"/>
+          <w:sz w:val="19"/>
+        </w:rPr>
+        <w:t>The Practice may correct bookkeeping errors identified during the engagement. Material prior-period or cleanup work outside scope requires written approval and additional fees.</w:t>
+      </w:r>
+    </w:p>
+    <w:p/>
+    <w:p>
+      <w:pPr>
+        <w:spacing w:before="200" w:after="0" w:line="276" w:lineRule="auto"/>
+      </w:pPr>
+    </w:p>
+    <w:tbl>
+      <w:tblPr>
+        <w:tblW w:type="auto" w:w="0"/>
+        <w:jc w:val="center"/>
+        <w:tblLook w:firstColumn="1" w:firstRow="1" w:lastColumn="0" w:lastRow="0" w:noHBand="0" w:noVBand="1" w:val="04A0"/>
+      </w:tblPr>
+      <w:tblGrid>
+        <w:gridCol w:w="4759"/>
+        <w:gridCol w:w="4759"/>
+      </w:tblGrid>
+      <w:tr>
+        <w:trPr>
+          <w:trHeight w:val="480" w:hRule="atLeast"/>
+        </w:trPr>
+        <w:tc>
+          <w:tcPr>
+            <w:tcW w:type="dxa" w:w="907"/>
+            <w:tcBorders>
+              <w:top w:val="none" w:sz="0" w:color="auto"/>
+              <w:bottom w:val="none" w:sz="0" w:color="auto"/>
+              <w:left w:val="none" w:sz="0" w:color="auto"/>
+              <w:right w:val="none" w:sz="0" w:color="auto"/>
+              <w:insideH w:val="none" w:sz="0" w:color="auto"/>
+              <w:insideV w:val="none" w:sz="0" w:color="auto"/>
+            </w:tcBorders>
+            <w:shd w:val="clear" w:color="auto" w:fill="0F766E"/>
+            <w:tcMar>
+              <w:top w:w="100" w:type="dxa"/>
+              <w:bottom w:w="100" w:type="dxa"/>
+              <w:left w:w="140" w:type="dxa"/>
+              <w:right w:w="100" w:type="dxa"/>
+            </w:tcMar>
+            <w:vAlign w:val="center"/>
+          </w:tcPr>
+          <w:p>
+            <w:pPr>
+              <w:jc w:val="center"/>
+            </w:pPr>
+            <w:r>
+              <w:rPr>
+                <w:rFonts w:ascii="Poppins" w:hAnsi="Poppins" w:eastAsia="Poppins"/>
+                <w:b/>
+                <w:i w:val="0"/>
+                <w:color w:val="FFFFFF"/>
+                <w:sz w:val="26"/>
+              </w:rPr>
+              <w:t>08</w:t>
+            </w:r>
+          </w:p>
+        </w:tc>
+        <w:tc>
+          <w:tcPr>
+            <w:tcW w:type="dxa" w:w="4759"/>
+            <w:tcBorders>
+              <w:top w:val="none" w:sz="0" w:color="auto"/>
+              <w:bottom w:val="none" w:sz="0" w:color="auto"/>
+              <w:left w:val="none" w:sz="0" w:color="auto"/>
+              <w:right w:val="none" w:sz="0" w:color="auto"/>
+              <w:insideH w:val="none" w:sz="0" w:color="auto"/>
+              <w:insideV w:val="none" w:sz="0" w:color="auto"/>
+            </w:tcBorders>
+            <w:shd w:val="clear" w:color="auto" w:fill="0F172A"/>
+            <w:tcMar>
+              <w:top w:w="100" w:type="dxa"/>
+              <w:bottom w:w="100" w:type="dxa"/>
+              <w:left w:w="180" w:type="dxa"/>
+              <w:right w:w="120" w:type="dxa"/>
+            </w:tcMar>
+            <w:vAlign w:val="center"/>
+          </w:tcPr>
+          <w:p>
+            <w:r>
+              <w:rPr>
+                <w:rFonts w:ascii="Poppins" w:hAnsi="Poppins" w:eastAsia="Poppins"/>
+                <w:b/>
+                <w:i w:val="0"/>
+                <w:color w:val="0F766E"/>
+                <w:sz w:val="21"/>
+              </w:rPr>
+              <w:t xml:space="preserve">— </w:t>
+            </w:r>
+            <w:r>
+              <w:rPr>
+                <w:rFonts w:ascii="Poppins" w:hAnsi="Poppins" w:eastAsia="Poppins"/>
+                <w:b/>
+                <w:i w:val="0"/>
+                <w:color w:val="FFFFFF"/>
+                <w:sz w:val="21"/>
+              </w:rPr>
+              <w:t>CONFIDENTIALITY AND PRIVACY</w:t>
+            </w:r>
+          </w:p>
+        </w:tc>
+      </w:tr>
+    </w:tbl>
+    <w:p>
+      <w:pPr>
+        <w:spacing w:before="0" w:after="120" w:line="276" w:lineRule="auto"/>
+      </w:pPr>
+    </w:p>
+    <w:p>
+      <w:pPr>
+        <w:jc w:val="both"/>
+        <w:spacing w:before="0" w:after="80" w:line="276" w:lineRule="auto"/>
+      </w:pPr>
+      <w:r>
+        <w:rPr>
+          <w:rFonts w:ascii="Calibri" w:hAnsi="Calibri" w:eastAsia="Calibri"/>
+          <w:b w:val="0"/>
+          <w:i w:val="0"/>
+          <w:color w:val="0F172A"/>
+          <w:sz w:val="19"/>
+        </w:rPr>
+        <w:t>Each party will protect the other's confidential information using at least reasonable care and will comply with applicable privacy obligations. Data-processing terms required by law may be attached as a schedule.</w:t>
+      </w:r>
+    </w:p>
+    <w:p/>
+    <w:p>
+      <w:pPr>
+        <w:spacing w:before="200" w:after="0" w:line="276" w:lineRule="auto"/>
+      </w:pPr>
+    </w:p>
+    <w:tbl>
+      <w:tblPr>
+        <w:tblW w:type="auto" w:w="0"/>
+        <w:jc w:val="center"/>
+        <w:tblLook w:firstColumn="1" w:firstRow="1" w:lastColumn="0" w:lastRow="0" w:noHBand="0" w:noVBand="1" w:val="04A0"/>
+      </w:tblPr>
+      <w:tblGrid>
+        <w:gridCol w:w="4759"/>
+        <w:gridCol w:w="4759"/>
+      </w:tblGrid>
+      <w:tr>
+        <w:trPr>
+          <w:trHeight w:val="480" w:hRule="atLeast"/>
+        </w:trPr>
+        <w:tc>
+          <w:tcPr>
+            <w:tcW w:type="dxa" w:w="907"/>
+            <w:tcBorders>
+              <w:top w:val="none" w:sz="0" w:color="auto"/>
+              <w:bottom w:val="none" w:sz="0" w:color="auto"/>
+              <w:left w:val="none" w:sz="0" w:color="auto"/>
+              <w:right w:val="none" w:sz="0" w:color="auto"/>
+              <w:insideH w:val="none" w:sz="0" w:color="auto"/>
+              <w:insideV w:val="none" w:sz="0" w:color="auto"/>
+            </w:tcBorders>
+            <w:shd w:val="clear" w:color="auto" w:fill="0F766E"/>
+            <w:tcMar>
+              <w:top w:w="100" w:type="dxa"/>
+              <w:bottom w:w="100" w:type="dxa"/>
+              <w:left w:w="140" w:type="dxa"/>
+              <w:right w:w="100" w:type="dxa"/>
+            </w:tcMar>
+            <w:vAlign w:val="center"/>
+          </w:tcPr>
+          <w:p>
+            <w:pPr>
+              <w:jc w:val="center"/>
+            </w:pPr>
+            <w:r>
+              <w:rPr>
+                <w:rFonts w:ascii="Poppins" w:hAnsi="Poppins" w:eastAsia="Poppins"/>
+                <w:b/>
+                <w:i w:val="0"/>
+                <w:color w:val="FFFFFF"/>
+                <w:sz w:val="26"/>
+              </w:rPr>
+              <w:t>09</w:t>
+            </w:r>
+          </w:p>
+        </w:tc>
+        <w:tc>
+          <w:tcPr>
+            <w:tcW w:type="dxa" w:w="4759"/>
+            <w:tcBorders>
+              <w:top w:val="none" w:sz="0" w:color="auto"/>
+              <w:bottom w:val="none" w:sz="0" w:color="auto"/>
+              <w:left w:val="none" w:sz="0" w:color="auto"/>
+              <w:right w:val="none" w:sz="0" w:color="auto"/>
+              <w:insideH w:val="none" w:sz="0" w:color="auto"/>
+              <w:insideV w:val="none" w:sz="0" w:color="auto"/>
+            </w:tcBorders>
+            <w:shd w:val="clear" w:color="auto" w:fill="0F172A"/>
+            <w:tcMar>
+              <w:top w:w="100" w:type="dxa"/>
+              <w:bottom w:w="100" w:type="dxa"/>
+              <w:left w:w="180" w:type="dxa"/>
+              <w:right w:w="120" w:type="dxa"/>
+            </w:tcMar>
+            <w:vAlign w:val="center"/>
+          </w:tcPr>
+          <w:p>
+            <w:r>
+              <w:rPr>
+                <w:rFonts w:ascii="Poppins" w:hAnsi="Poppins" w:eastAsia="Poppins"/>
+                <w:b/>
+                <w:i w:val="0"/>
+                <w:color w:val="0F766E"/>
+                <w:sz w:val="21"/>
+              </w:rPr>
+              <w:t xml:space="preserve">— </w:t>
+            </w:r>
+            <w:r>
+              <w:rPr>
+                <w:rFonts w:ascii="Poppins" w:hAnsi="Poppins" w:eastAsia="Poppins"/>
+                <w:b/>
+                <w:i w:val="0"/>
+                <w:color w:val="FFFFFF"/>
+                <w:sz w:val="21"/>
+              </w:rPr>
+              <w:t>THIRD-PARTY SYSTEMS</w:t>
+            </w:r>
+          </w:p>
+        </w:tc>
+      </w:tr>
+    </w:tbl>
+    <w:p>
+      <w:pPr>
+        <w:spacing w:before="0" w:after="120" w:line="276" w:lineRule="auto"/>
+      </w:pPr>
+    </w:p>
+    <w:p>
+      <w:pPr>
+        <w:jc w:val="both"/>
+        <w:spacing w:before="0" w:after="80" w:line="276" w:lineRule="auto"/>
+      </w:pPr>
+      <w:r>
+        <w:rPr>
+          <w:rFonts w:ascii="Calibri" w:hAnsi="Calibri" w:eastAsia="Calibri"/>
+          <w:b w:val="0"/>
+          <w:i w:val="0"/>
+          <w:color w:val="0F172A"/>
+          <w:sz w:val="19"/>
+        </w:rPr>
+        <w:t>The Practice is not responsible for outages, data loss, policy changes, fees, or errors caused by banks, accounting software, payroll providers, payment processors, or other third parties used in delivering services.</w:t>
+      </w:r>
+    </w:p>
+    <w:p/>
+    <w:p>
+      <w:pPr>
+        <w:spacing w:before="200" w:after="0" w:line="276" w:lineRule="auto"/>
+      </w:pPr>
+    </w:p>
+    <w:tbl>
+      <w:tblPr>
+        <w:tblW w:type="auto" w:w="0"/>
+        <w:jc w:val="center"/>
+        <w:tblLook w:firstColumn="1" w:firstRow="1" w:lastColumn="0" w:lastRow="0" w:noHBand="0" w:noVBand="1" w:val="04A0"/>
+      </w:tblPr>
+      <w:tblGrid>
+        <w:gridCol w:w="4759"/>
+        <w:gridCol w:w="4759"/>
+      </w:tblGrid>
+      <w:tr>
+        <w:trPr>
+          <w:trHeight w:val="480" w:hRule="atLeast"/>
+        </w:trPr>
+        <w:tc>
+          <w:tcPr>
+            <w:tcW w:type="dxa" w:w="907"/>
+            <w:tcBorders>
+              <w:top w:val="none" w:sz="0" w:color="auto"/>
+              <w:bottom w:val="none" w:sz="0" w:color="auto"/>
+              <w:left w:val="none" w:sz="0" w:color="auto"/>
+              <w:right w:val="none" w:sz="0" w:color="auto"/>
+              <w:insideH w:val="none" w:sz="0" w:color="auto"/>
+              <w:insideV w:val="none" w:sz="0" w:color="auto"/>
+            </w:tcBorders>
+            <w:shd w:val="clear" w:color="auto" w:fill="0F766E"/>
+            <w:tcMar>
+              <w:top w:w="100" w:type="dxa"/>
+              <w:bottom w:w="100" w:type="dxa"/>
+              <w:left w:w="140" w:type="dxa"/>
+              <w:right w:w="100" w:type="dxa"/>
+            </w:tcMar>
+            <w:vAlign w:val="center"/>
+          </w:tcPr>
+          <w:p>
+            <w:pPr>
+              <w:jc w:val="center"/>
+            </w:pPr>
+            <w:r>
+              <w:rPr>
+                <w:rFonts w:ascii="Poppins" w:hAnsi="Poppins" w:eastAsia="Poppins"/>
+                <w:b/>
+                <w:i w:val="0"/>
+                <w:color w:val="FFFFFF"/>
+                <w:sz w:val="26"/>
+              </w:rPr>
+              <w:t>10</w:t>
+            </w:r>
+          </w:p>
+        </w:tc>
+        <w:tc>
+          <w:tcPr>
+            <w:tcW w:type="dxa" w:w="4759"/>
+            <w:tcBorders>
+              <w:top w:val="none" w:sz="0" w:color="auto"/>
+              <w:bottom w:val="none" w:sz="0" w:color="auto"/>
+              <w:left w:val="none" w:sz="0" w:color="auto"/>
+              <w:right w:val="none" w:sz="0" w:color="auto"/>
+              <w:insideH w:val="none" w:sz="0" w:color="auto"/>
+              <w:insideV w:val="none" w:sz="0" w:color="auto"/>
+            </w:tcBorders>
+            <w:shd w:val="clear" w:color="auto" w:fill="0F172A"/>
+            <w:tcMar>
+              <w:top w:w="100" w:type="dxa"/>
+              <w:bottom w:w="100" w:type="dxa"/>
+              <w:left w:w="180" w:type="dxa"/>
+              <w:right w:w="120" w:type="dxa"/>
+            </w:tcMar>
+            <w:vAlign w:val="center"/>
+          </w:tcPr>
+          <w:p>
+            <w:r>
+              <w:rPr>
+                <w:rFonts w:ascii="Poppins" w:hAnsi="Poppins" w:eastAsia="Poppins"/>
+                <w:b/>
+                <w:i w:val="0"/>
+                <w:color w:val="0F766E"/>
+                <w:sz w:val="21"/>
+              </w:rPr>
+              <w:t xml:space="preserve">— </w:t>
+            </w:r>
+            <w:r>
+              <w:rPr>
+                <w:rFonts w:ascii="Poppins" w:hAnsi="Poppins" w:eastAsia="Poppins"/>
+                <w:b/>
+                <w:i w:val="0"/>
+                <w:color w:val="FFFFFF"/>
+                <w:sz w:val="21"/>
+              </w:rPr>
+              <w:t>RECORDS AND RETENTION</w:t>
+            </w:r>
+          </w:p>
+        </w:tc>
+      </w:tr>
+    </w:tbl>
+    <w:p>
+      <w:pPr>
+        <w:spacing w:before="0" w:after="120" w:line="276" w:lineRule="auto"/>
+      </w:pPr>
+    </w:p>
+    <w:p>
+      <w:pPr>
+        <w:jc w:val="both"/>
+        <w:spacing w:before="0" w:after="80" w:line="276" w:lineRule="auto"/>
+      </w:pPr>
+      <w:r>
+        <w:rPr>
+          <w:rFonts w:ascii="Calibri" w:hAnsi="Calibri" w:eastAsia="Calibri"/>
+          <w:b w:val="0"/>
+          <w:i w:val="0"/>
+          <w:color w:val="0F172A"/>
+          <w:sz w:val="19"/>
+        </w:rPr>
+        <w:t>Client owns and is responsible for retaining original source documents for the legally required period. The Practice may retain working files in accordance with its retention policy and applicable professional standards.</w:t>
+      </w:r>
+    </w:p>
+    <w:p/>
+    <w:p>
+      <w:pPr>
+        <w:spacing w:before="200" w:after="0" w:line="276" w:lineRule="auto"/>
+      </w:pPr>
+    </w:p>
+    <w:tbl>
+      <w:tblPr>
+        <w:tblW w:type="auto" w:w="0"/>
+        <w:jc w:val="center"/>
+        <w:tblLook w:firstColumn="1" w:firstRow="1" w:lastColumn="0" w:lastRow="0" w:noHBand="0" w:noVBand="1" w:val="04A0"/>
+      </w:tblPr>
+      <w:tblGrid>
+        <w:gridCol w:w="4759"/>
+        <w:gridCol w:w="4759"/>
+      </w:tblGrid>
+      <w:tr>
+        <w:trPr>
+          <w:trHeight w:val="480" w:hRule="atLeast"/>
+        </w:trPr>
+        <w:tc>
+          <w:tcPr>
+            <w:tcW w:type="dxa" w:w="907"/>
+            <w:tcBorders>
+              <w:top w:val="none" w:sz="0" w:color="auto"/>
+              <w:bottom w:val="none" w:sz="0" w:color="auto"/>
+              <w:left w:val="none" w:sz="0" w:color="auto"/>
+              <w:right w:val="none" w:sz="0" w:color="auto"/>
+              <w:insideH w:val="none" w:sz="0" w:color="auto"/>
+              <w:insideV w:val="none" w:sz="0" w:color="auto"/>
+            </w:tcBorders>
+            <w:shd w:val="clear" w:color="auto" w:fill="0F766E"/>
+            <w:tcMar>
+              <w:top w:w="100" w:type="dxa"/>
+              <w:bottom w:w="100" w:type="dxa"/>
+              <w:left w:w="140" w:type="dxa"/>
+              <w:right w:w="100" w:type="dxa"/>
+            </w:tcMar>
+            <w:vAlign w:val="center"/>
+          </w:tcPr>
+          <w:p>
+            <w:pPr>
+              <w:jc w:val="center"/>
+            </w:pPr>
+            <w:r>
+              <w:rPr>
+                <w:rFonts w:ascii="Poppins" w:hAnsi="Poppins" w:eastAsia="Poppins"/>
+                <w:b/>
+                <w:i w:val="0"/>
+                <w:color w:val="FFFFFF"/>
+                <w:sz w:val="26"/>
+              </w:rPr>
+              <w:t>11</w:t>
+            </w:r>
+          </w:p>
+        </w:tc>
+        <w:tc>
+          <w:tcPr>
+            <w:tcW w:type="dxa" w:w="4759"/>
+            <w:tcBorders>
+              <w:top w:val="none" w:sz="0" w:color="auto"/>
+              <w:bottom w:val="none" w:sz="0" w:color="auto"/>
+              <w:left w:val="none" w:sz="0" w:color="auto"/>
+              <w:right w:val="none" w:sz="0" w:color="auto"/>
+              <w:insideH w:val="none" w:sz="0" w:color="auto"/>
+              <w:insideV w:val="none" w:sz="0" w:color="auto"/>
+            </w:tcBorders>
+            <w:shd w:val="clear" w:color="auto" w:fill="0F172A"/>
+            <w:tcMar>
+              <w:top w:w="100" w:type="dxa"/>
+              <w:bottom w:w="100" w:type="dxa"/>
+              <w:left w:w="180" w:type="dxa"/>
+              <w:right w:w="120" w:type="dxa"/>
+            </w:tcMar>
+            <w:vAlign w:val="center"/>
+          </w:tcPr>
+          <w:p>
+            <w:r>
+              <w:rPr>
+                <w:rFonts w:ascii="Poppins" w:hAnsi="Poppins" w:eastAsia="Poppins"/>
+                <w:b/>
+                <w:i w:val="0"/>
+                <w:color w:val="0F766E"/>
+                <w:sz w:val="21"/>
+              </w:rPr>
+              <w:t xml:space="preserve">— </w:t>
+            </w:r>
+            <w:r>
+              <w:rPr>
+                <w:rFonts w:ascii="Poppins" w:hAnsi="Poppins" w:eastAsia="Poppins"/>
+                <w:b/>
+                <w:i w:val="0"/>
+                <w:color w:val="FFFFFF"/>
+                <w:sz w:val="21"/>
+              </w:rPr>
+              <w:t>TERMINATION</w:t>
+            </w:r>
+          </w:p>
+        </w:tc>
+      </w:tr>
+    </w:tbl>
+    <w:p>
+      <w:pPr>
+        <w:spacing w:before="0" w:after="120" w:line="276" w:lineRule="auto"/>
+      </w:pPr>
+    </w:p>
+    <w:p>
+      <w:pPr>
+        <w:jc w:val="both"/>
+        <w:spacing w:before="0" w:after="80" w:line="276" w:lineRule="auto"/>
+      </w:pPr>
+      <w:r>
+        <w:rPr>
+          <w:rFonts w:ascii="Calibri" w:hAnsi="Calibri" w:eastAsia="Calibri"/>
+          <w:b w:val="0"/>
+          <w:i w:val="0"/>
+          <w:color w:val="0F172A"/>
+          <w:sz w:val="19"/>
+        </w:rPr>
+        <w:t>Either party may terminate with [NUMBER] days written notice. Client will pay for all completed work, work in progress, and non-cancellable costs. The Practice will deliver a final report package on termination.</w:t>
+      </w:r>
+    </w:p>
+    <w:p/>
+    <w:p>
+      <w:pPr>
+        <w:spacing w:before="200" w:after="0" w:line="276" w:lineRule="auto"/>
+      </w:pPr>
+    </w:p>
+    <w:tbl>
+      <w:tblPr>
+        <w:tblW w:type="auto" w:w="0"/>
+        <w:jc w:val="center"/>
+        <w:tblLook w:firstColumn="1" w:firstRow="1" w:lastColumn="0" w:lastRow="0" w:noHBand="0" w:noVBand="1" w:val="04A0"/>
+      </w:tblPr>
+      <w:tblGrid>
+        <w:gridCol w:w="4759"/>
+        <w:gridCol w:w="4759"/>
+      </w:tblGrid>
+      <w:tr>
+        <w:trPr>
+          <w:trHeight w:val="480" w:hRule="atLeast"/>
+        </w:trPr>
+        <w:tc>
+          <w:tcPr>
+            <w:tcW w:type="dxa" w:w="907"/>
+            <w:tcBorders>
+              <w:top w:val="none" w:sz="0" w:color="auto"/>
+              <w:bottom w:val="none" w:sz="0" w:color="auto"/>
+              <w:left w:val="none" w:sz="0" w:color="auto"/>
+              <w:right w:val="none" w:sz="0" w:color="auto"/>
+              <w:insideH w:val="none" w:sz="0" w:color="auto"/>
+              <w:insideV w:val="none" w:sz="0" w:color="auto"/>
+            </w:tcBorders>
+            <w:shd w:val="clear" w:color="auto" w:fill="0F766E"/>
+            <w:tcMar>
+              <w:top w:w="100" w:type="dxa"/>
+              <w:bottom w:w="100" w:type="dxa"/>
+              <w:left w:w="140" w:type="dxa"/>
+              <w:right w:w="100" w:type="dxa"/>
+            </w:tcMar>
+            <w:vAlign w:val="center"/>
+          </w:tcPr>
+          <w:p>
+            <w:pPr>
+              <w:jc w:val="center"/>
+            </w:pPr>
+            <w:r>
+              <w:rPr>
+                <w:rFonts w:ascii="Poppins" w:hAnsi="Poppins" w:eastAsia="Poppins"/>
+                <w:b/>
+                <w:i w:val="0"/>
+                <w:color w:val="FFFFFF"/>
+                <w:sz w:val="26"/>
+              </w:rPr>
+              <w:t>12</w:t>
+            </w:r>
+          </w:p>
+        </w:tc>
+        <w:tc>
+          <w:tcPr>
+            <w:tcW w:type="dxa" w:w="4759"/>
+            <w:tcBorders>
+              <w:top w:val="none" w:sz="0" w:color="auto"/>
+              <w:bottom w:val="none" w:sz="0" w:color="auto"/>
+              <w:left w:val="none" w:sz="0" w:color="auto"/>
+              <w:right w:val="none" w:sz="0" w:color="auto"/>
+              <w:insideH w:val="none" w:sz="0" w:color="auto"/>
+              <w:insideV w:val="none" w:sz="0" w:color="auto"/>
+            </w:tcBorders>
+            <w:shd w:val="clear" w:color="auto" w:fill="0F172A"/>
+            <w:tcMar>
+              <w:top w:w="100" w:type="dxa"/>
+              <w:bottom w:w="100" w:type="dxa"/>
+              <w:left w:w="180" w:type="dxa"/>
+              <w:right w:w="120" w:type="dxa"/>
+            </w:tcMar>
+            <w:vAlign w:val="center"/>
+          </w:tcPr>
+          <w:p>
+            <w:r>
+              <w:rPr>
+                <w:rFonts w:ascii="Poppins" w:hAnsi="Poppins" w:eastAsia="Poppins"/>
+                <w:b/>
+                <w:i w:val="0"/>
+                <w:color w:val="0F766E"/>
+                <w:sz w:val="21"/>
+              </w:rPr>
+              <w:t xml:space="preserve">— </w:t>
+            </w:r>
+            <w:r>
+              <w:rPr>
+                <w:rFonts w:ascii="Poppins" w:hAnsi="Poppins" w:eastAsia="Poppins"/>
+                <w:b/>
+                <w:i w:val="0"/>
+                <w:color w:val="FFFFFF"/>
+                <w:sz w:val="21"/>
+              </w:rPr>
+              <w:t>LIMITATION AND DISPUTE RESOLUTION</w:t>
+            </w:r>
+          </w:p>
+        </w:tc>
+      </w:tr>
+    </w:tbl>
+    <w:p>
+      <w:pPr>
+        <w:spacing w:before="0" w:after="120" w:line="276" w:lineRule="auto"/>
+      </w:pPr>
+    </w:p>
+    <w:p>
+      <w:pPr>
+        <w:jc w:val="both"/>
+        <w:spacing w:before="0" w:after="80" w:line="276" w:lineRule="auto"/>
+      </w:pPr>
+      <w:r>
+        <w:rPr>
+          <w:rFonts w:ascii="Calibri" w:hAnsi="Calibri" w:eastAsia="Calibri"/>
+          <w:b w:val="0"/>
+          <w:i w:val="0"/>
+          <w:color w:val="0F172A"/>
+          <w:sz w:val="19"/>
+        </w:rPr>
+        <w:t>Liability limits, governing law, venue, and dispute resolution must be customised for the applicable jurisdiction and reviewed by a qualified lawyer. [CUSTOMISE FOR YOUR JURISDICTION]</w:t>
+      </w:r>
+    </w:p>
+    <w:p/>
+    <w:p>
+      <w:pPr>
+        <w:spacing w:before="200" w:after="0" w:line="276" w:lineRule="auto"/>
+      </w:pPr>
+    </w:p>
+    <w:tbl>
+      <w:tblPr>
+        <w:tblW w:type="auto" w:w="0"/>
+        <w:jc w:val="center"/>
+        <w:tblLook w:firstColumn="1" w:firstRow="1" w:lastColumn="0" w:lastRow="0" w:noHBand="0" w:noVBand="1" w:val="04A0"/>
+      </w:tblPr>
+      <w:tblGrid>
+        <w:gridCol w:w="4759"/>
+        <w:gridCol w:w="4759"/>
+      </w:tblGrid>
+      <w:tr>
+        <w:trPr>
+          <w:trHeight w:val="480" w:hRule="atLeast"/>
+        </w:trPr>
+        <w:tc>
+          <w:tcPr>
+            <w:tcW w:type="dxa" w:w="907"/>
+            <w:tcBorders>
+              <w:top w:val="none" w:sz="0" w:color="auto"/>
+              <w:bottom w:val="none" w:sz="0" w:color="auto"/>
+              <w:left w:val="none" w:sz="0" w:color="auto"/>
+              <w:right w:val="none" w:sz="0" w:color="auto"/>
+              <w:insideH w:val="none" w:sz="0" w:color="auto"/>
+              <w:insideV w:val="none" w:sz="0" w:color="auto"/>
+            </w:tcBorders>
+            <w:shd w:val="clear" w:color="auto" w:fill="0F766E"/>
+            <w:tcMar>
+              <w:top w:w="100" w:type="dxa"/>
+              <w:bottom w:w="100" w:type="dxa"/>
+              <w:left w:w="140" w:type="dxa"/>
+              <w:right w:w="100" w:type="dxa"/>
+            </w:tcMar>
+            <w:vAlign w:val="center"/>
+          </w:tcPr>
+          <w:p>
+            <w:pPr>
+              <w:jc w:val="center"/>
+            </w:pPr>
+            <w:r>
+              <w:rPr>
+                <w:rFonts w:ascii="Poppins" w:hAnsi="Poppins" w:eastAsia="Poppins"/>
+                <w:b/>
+                <w:i w:val="0"/>
+                <w:color w:val="FFFFFF"/>
+                <w:sz w:val="26"/>
+              </w:rPr>
+              <w:t>13</w:t>
+            </w:r>
+          </w:p>
+        </w:tc>
+        <w:tc>
+          <w:tcPr>
+            <w:tcW w:type="dxa" w:w="4759"/>
+            <w:tcBorders>
+              <w:top w:val="none" w:sz="0" w:color="auto"/>
+              <w:bottom w:val="none" w:sz="0" w:color="auto"/>
+              <w:left w:val="none" w:sz="0" w:color="auto"/>
+              <w:right w:val="none" w:sz="0" w:color="auto"/>
+              <w:insideH w:val="none" w:sz="0" w:color="auto"/>
+              <w:insideV w:val="none" w:sz="0" w:color="auto"/>
+            </w:tcBorders>
+            <w:shd w:val="clear" w:color="auto" w:fill="0F172A"/>
+            <w:tcMar>
+              <w:top w:w="100" w:type="dxa"/>
+              <w:bottom w:w="100" w:type="dxa"/>
+              <w:left w:w="180" w:type="dxa"/>
+              <w:right w:w="120" w:type="dxa"/>
+            </w:tcMar>
+            <w:vAlign w:val="center"/>
+          </w:tcPr>
+          <w:p>
+            <w:r>
+              <w:rPr>
+                <w:rFonts w:ascii="Poppins" w:hAnsi="Poppins" w:eastAsia="Poppins"/>
+                <w:b/>
+                <w:i w:val="0"/>
+                <w:color w:val="0F766E"/>
+                <w:sz w:val="21"/>
+              </w:rPr>
+              <w:t xml:space="preserve">— </w:t>
+            </w:r>
+            <w:r>
+              <w:rPr>
+                <w:rFonts w:ascii="Poppins" w:hAnsi="Poppins" w:eastAsia="Poppins"/>
+                <w:b/>
+                <w:i w:val="0"/>
+                <w:color w:val="FFFFFF"/>
+                <w:sz w:val="21"/>
+              </w:rPr>
+              <w:t>ENTIRE AGREEMENT</w:t>
+            </w:r>
+          </w:p>
+        </w:tc>
+      </w:tr>
+    </w:tbl>
+    <w:p>
+      <w:pPr>
+        <w:spacing w:before="0" w:after="120" w:line="276" w:lineRule="auto"/>
+      </w:pPr>
+    </w:p>
+    <w:p>
+      <w:pPr>
+        <w:jc w:val="both"/>
+        <w:spacing w:before="0" w:after="80" w:line="276" w:lineRule="auto"/>
+      </w:pPr>
+      <w:r>
+        <w:rPr>
+          <w:rFonts w:ascii="Calibri" w:hAnsi="Calibri" w:eastAsia="Calibri"/>
+          <w:b w:val="0"/>
+          <w:i w:val="0"/>
+          <w:color w:val="0F172A"/>
+          <w:sz w:val="19"/>
+        </w:rPr>
+        <w:t>This Agreement and all attached schedules constitute the entire agreement between the parties and supersede all prior discussions. Changes require a written amendment signed by authorised representatives of both parties.</w:t>
+      </w:r>
+    </w:p>
+    <w:p/>
+    <w:p>
+      <w:pPr>
+        <w:spacing w:before="200" w:after="0" w:line="276" w:lineRule="auto"/>
+      </w:pPr>
+    </w:p>
+    <w:tbl>
+      <w:tblPr>
+        <w:tblW w:type="auto" w:w="0"/>
+        <w:jc w:val="center"/>
+        <w:tblLook w:firstColumn="1" w:firstRow="1" w:lastColumn="0" w:lastRow="0" w:noHBand="0" w:noVBand="1" w:val="04A0"/>
+      </w:tblPr>
+      <w:tblGrid>
+        <w:gridCol w:w="4759"/>
+        <w:gridCol w:w="4759"/>
+      </w:tblGrid>
+      <w:tr>
+        <w:trPr>
+          <w:trHeight w:val="480" w:hRule="atLeast"/>
+        </w:trPr>
+        <w:tc>
+          <w:tcPr>
+            <w:tcW w:type="dxa" w:w="907"/>
+            <w:tcBorders>
+              <w:top w:val="none" w:sz="0" w:color="auto"/>
+              <w:bottom w:val="none" w:sz="0" w:color="auto"/>
+              <w:left w:val="none" w:sz="0" w:color="auto"/>
+              <w:right w:val="none" w:sz="0" w:color="auto"/>
+              <w:insideH w:val="none" w:sz="0" w:color="auto"/>
+              <w:insideV w:val="none" w:sz="0" w:color="auto"/>
+            </w:tcBorders>
+            <w:shd w:val="clear" w:color="auto" w:fill="0F766E"/>
+            <w:tcMar>
+              <w:top w:w="100" w:type="dxa"/>
+              <w:bottom w:w="100" w:type="dxa"/>
+              <w:left w:w="140" w:type="dxa"/>
+              <w:right w:w="100" w:type="dxa"/>
+            </w:tcMar>
+            <w:vAlign w:val="center"/>
+          </w:tcPr>
+          <w:p>
+            <w:pPr>
+              <w:jc w:val="center"/>
+            </w:pPr>
+            <w:r>
+              <w:rPr>
+                <w:rFonts w:ascii="Poppins" w:hAnsi="Poppins" w:eastAsia="Poppins"/>
+                <w:b/>
+                <w:i w:val="0"/>
+                <w:color w:val="FFFFFF"/>
+                <w:sz w:val="26"/>
+              </w:rPr>
+              <w:t>14</w:t>
+            </w:r>
+          </w:p>
+        </w:tc>
+        <w:tc>
+          <w:tcPr>
+            <w:tcW w:type="dxa" w:w="4759"/>
+            <w:tcBorders>
+              <w:top w:val="none" w:sz="0" w:color="auto"/>
+              <w:bottom w:val="none" w:sz="0" w:color="auto"/>
+              <w:left w:val="none" w:sz="0" w:color="auto"/>
+              <w:right w:val="none" w:sz="0" w:color="auto"/>
+              <w:insideH w:val="none" w:sz="0" w:color="auto"/>
+              <w:insideV w:val="none" w:sz="0" w:color="auto"/>
+            </w:tcBorders>
+            <w:shd w:val="clear" w:color="auto" w:fill="0F172A"/>
+            <w:tcMar>
+              <w:top w:w="100" w:type="dxa"/>
+              <w:bottom w:w="100" w:type="dxa"/>
+              <w:left w:w="180" w:type="dxa"/>
+              <w:right w:w="120" w:type="dxa"/>
+            </w:tcMar>
+            <w:vAlign w:val="center"/>
+          </w:tcPr>
+          <w:p>
+            <w:r>
+              <w:rPr>
+                <w:rFonts w:ascii="Poppins" w:hAnsi="Poppins" w:eastAsia="Poppins"/>
+                <w:b/>
+                <w:i w:val="0"/>
+                <w:color w:val="0F766E"/>
+                <w:sz w:val="21"/>
+              </w:rPr>
+              <w:t xml:space="preserve">— </w:t>
+            </w:r>
+            <w:r>
+              <w:rPr>
+                <w:rFonts w:ascii="Poppins" w:hAnsi="Poppins" w:eastAsia="Poppins"/>
+                <w:b/>
+                <w:i w:val="0"/>
+                <w:color w:val="FFFFFF"/>
+                <w:sz w:val="21"/>
+              </w:rPr>
+              <w:t>SCOPE OF WORK</w:t>
+            </w:r>
+          </w:p>
+        </w:tc>
+      </w:tr>
+    </w:tbl>
+    <w:p>
+      <w:pPr>
+        <w:spacing w:before="0" w:after="120" w:line="276" w:lineRule="auto"/>
+      </w:pPr>
+    </w:p>
+    <w:tbl>
+      <w:tblPr>
+        <w:tblStyle w:val="TableGrid"/>
+        <w:tblW w:type="auto" w:w="0"/>
+        <w:jc w:val="center"/>
+        <w:tblLook w:firstColumn="1" w:firstRow="1" w:lastColumn="0" w:lastRow="0" w:noHBand="0" w:noVBand="1" w:val="04A0"/>
+      </w:tblPr>
+      <w:tblGrid>
+        <w:gridCol w:w="4759"/>
+        <w:gridCol w:w="4759"/>
+      </w:tblGrid>
+      <w:tr>
+        <w:trPr>
+          <w:trHeight w:val="400" w:hRule="atLeast"/>
+        </w:trPr>
+        <w:tc>
+          <w:tcPr>
+            <w:tcW w:type="dxa" w:w="3402"/>
+            <w:shd w:val="clear" w:color="auto" w:fill="0F766E"/>
+            <w:tcMar>
+              <w:top w:w="70" w:type="dxa"/>
+              <w:bottom w:w="70" w:type="dxa"/>
+              <w:left w:w="100" w:type="dxa"/>
+              <w:right w:w="100" w:type="dxa"/>
+            </w:tcMar>
+            <w:tcBorders>
+              <w:top w:val="single" w:sz="4" w:color="0F766E"/>
+              <w:bottom w:val="single" w:sz="8" w:color="0F766E"/>
+              <w:left w:val="single" w:sz="4" w:color="0F766E"/>
+              <w:right w:val="single" w:sz="4" w:color="0F766E"/>
+              <w:insideH w:val="none" w:sz="0" w:color="auto"/>
+              <w:insideV w:val="none" w:sz="0" w:color="auto"/>
+            </w:tcBorders>
+          </w:tcPr>
+          <w:p>
+            <w:r>
+              <w:rPr>
+                <w:rFonts w:ascii="Poppins" w:hAnsi="Poppins" w:eastAsia="Poppins"/>
+                <w:b/>
+                <w:i w:val="0"/>
+                <w:color w:val="FFFFFF"/>
+                <w:sz w:val="16"/>
+              </w:rPr>
+              <w:t>Field</w:t>
+            </w:r>
+          </w:p>
+        </w:tc>
+        <w:tc>
+          <w:tcPr>
+            <w:tcW w:type="dxa" w:w="6520"/>
+            <w:shd w:val="clear" w:color="auto" w:fill="0F766E"/>
+            <w:tcMar>
+              <w:top w:w="70" w:type="dxa"/>
+              <w:bottom w:w="70" w:type="dxa"/>
+              <w:left w:w="100" w:type="dxa"/>
+              <w:right w:w="100" w:type="dxa"/>
+            </w:tcMar>
+            <w:tcBorders>
+              <w:top w:val="single" w:sz="4" w:color="0F766E"/>
+              <w:bottom w:val="single" w:sz="8" w:color="0F766E"/>
+              <w:left w:val="single" w:sz="4" w:color="0F766E"/>
+              <w:right w:val="single" w:sz="4" w:color="0F766E"/>
+              <w:insideH w:val="none" w:sz="0" w:color="auto"/>
+              <w:insideV w:val="none" w:sz="0" w:color="auto"/>
+            </w:tcBorders>
+          </w:tcPr>
+          <w:p>
+            <w:r>
+              <w:rPr>
+                <w:rFonts w:ascii="Poppins" w:hAnsi="Poppins" w:eastAsia="Poppins"/>
+                <w:b/>
+                <w:i w:val="0"/>
+                <w:color w:val="FFFFFF"/>
+                <w:sz w:val="16"/>
+              </w:rPr>
+              <w:t>Details</w:t>
+            </w:r>
+          </w:p>
+        </w:tc>
+      </w:tr>
+      <w:tr>
+        <w:tc>
+          <w:tcPr>
+            <w:tcW w:type="dxa" w:w="3402"/>
+            <w:shd w:val="clear" w:color="auto" w:fill="FFFFFF"/>
+            <w:tcBorders>
+              <w:top w:val="single" w:sz="3" w:color="CBD5E1"/>
+              <w:bottom w:val="single" w:sz="3" w:color="CBD5E1"/>
+              <w:left w:val="single" w:sz="3" w:color="CBD5E1"/>
+              <w:right w:val="single" w:sz="3" w:color="CBD5E1"/>
+              <w:insideH w:val="none" w:sz="0" w:color="auto"/>
+              <w:insideV w:val="none" w:sz="0" w:color="auto"/>
+            </w:tcBorders>
+            <w:tcMar>
+              <w:top w:w="60" w:type="dxa"/>
+              <w:bottom w:w="60" w:type="dxa"/>
+              <w:left w:w="100" w:type="dxa"/>
+              <w:right w:w="100" w:type="dxa"/>
+            </w:tcMar>
+          </w:tcPr>
+          <w:p>
+            <w:r>
+              <w:rPr>
+                <w:rFonts w:ascii="Calibri" w:hAnsi="Calibri" w:eastAsia="Calibri"/>
                 <w:b w:val="0"/>
                 <w:i w:val="0"/>
                 <w:color w:val="0F172A"/>
@@ -2444,19 +3200,19 @@
         </w:tc>
         <w:tc>
           <w:tcPr>
-            <w:tcW w:type="dxa" w:w="7087"/>
+            <w:tcW w:type="dxa" w:w="6520"/>
             <w:shd w:val="clear" w:color="auto" w:fill="FFFFFF"/>
             <w:tcBorders>
-              <w:top w:val="single" w:sz="4" w:color="CBD5E1"/>
-              <w:bottom w:val="single" w:sz="4" w:color="CBD5E1"/>
-              <w:left w:val="single" w:sz="4" w:color="CBD5E1"/>
-              <w:right w:val="single" w:sz="4" w:color="CBD5E1"/>
+              <w:top w:val="single" w:sz="3" w:color="CBD5E1"/>
+              <w:bottom w:val="single" w:sz="3" w:color="CBD5E1"/>
+              <w:left w:val="single" w:sz="3" w:color="CBD5E1"/>
+              <w:right w:val="single" w:sz="3" w:color="CBD5E1"/>
               <w:insideH w:val="none" w:sz="0" w:color="auto"/>
               <w:insideV w:val="none" w:sz="0" w:color="auto"/>
             </w:tcBorders>
             <w:tcMar>
-              <w:top w:w="55" w:type="dxa"/>
-              <w:bottom w:w="55" w:type="dxa"/>
+              <w:top w:w="60" w:type="dxa"/>
+              <w:bottom w:w="60" w:type="dxa"/>
               <w:left w:w="100" w:type="dxa"/>
               <w:right w:w="100" w:type="dxa"/>
             </w:tcMar>
@@ -2464,7 +3220,7 @@
           <w:p>
             <w:r>
               <w:rPr>
-                <w:rFonts w:ascii="Inter" w:hAnsi="Inter" w:eastAsia="Inter"/>
+                <w:rFonts w:ascii="Calibri" w:hAnsi="Calibri" w:eastAsia="Calibri"/>
                 <w:b w:val="0"/>
                 <w:i w:val="0"/>
                 <w:color w:val="0F172A"/>
@@ -2477,19 +3233,19 @@
       <w:tr>
         <w:tc>
           <w:tcPr>
-            <w:tcW w:type="dxa" w:w="3118"/>
+            <w:tcW w:type="dxa" w:w="3402"/>
             <w:shd w:val="clear" w:color="auto" w:fill="F8FAFC"/>
             <w:tcBorders>
-              <w:top w:val="single" w:sz="4" w:color="CBD5E1"/>
-              <w:bottom w:val="single" w:sz="4" w:color="CBD5E1"/>
-              <w:left w:val="single" w:sz="4" w:color="CBD5E1"/>
-              <w:right w:val="single" w:sz="4" w:color="CBD5E1"/>
+              <w:top w:val="single" w:sz="3" w:color="CBD5E1"/>
+              <w:bottom w:val="single" w:sz="3" w:color="CBD5E1"/>
+              <w:left w:val="single" w:sz="3" w:color="CBD5E1"/>
+              <w:right w:val="single" w:sz="3" w:color="CBD5E1"/>
               <w:insideH w:val="none" w:sz="0" w:color="auto"/>
               <w:insideV w:val="none" w:sz="0" w:color="auto"/>
             </w:tcBorders>
             <w:tcMar>
-              <w:top w:w="55" w:type="dxa"/>
-              <w:bottom w:w="55" w:type="dxa"/>
+              <w:top w:w="60" w:type="dxa"/>
+              <w:bottom w:w="60" w:type="dxa"/>
               <w:left w:w="100" w:type="dxa"/>
               <w:right w:w="100" w:type="dxa"/>
             </w:tcMar>
@@ -2497,7 +3253,7 @@
           <w:p>
             <w:r>
               <w:rPr>
-                <w:rFonts w:ascii="Inter" w:hAnsi="Inter" w:eastAsia="Inter"/>
+                <w:rFonts w:ascii="Calibri" w:hAnsi="Calibri" w:eastAsia="Calibri"/>
                 <w:b w:val="0"/>
                 <w:i w:val="0"/>
                 <w:color w:val="0F172A"/>
@@ -2509,19 +3265,19 @@
         </w:tc>
         <w:tc>
           <w:tcPr>
-            <w:tcW w:type="dxa" w:w="7087"/>
+            <w:tcW w:type="dxa" w:w="6520"/>
             <w:shd w:val="clear" w:color="auto" w:fill="F8FAFC"/>
             <w:tcBorders>
-              <w:top w:val="single" w:sz="4" w:color="CBD5E1"/>
-              <w:bottom w:val="single" w:sz="4" w:color="CBD5E1"/>
-              <w:left w:val="single" w:sz="4" w:color="CBD5E1"/>
-              <w:right w:val="single" w:sz="4" w:color="CBD5E1"/>
+              <w:top w:val="single" w:sz="3" w:color="CBD5E1"/>
+              <w:bottom w:val="single" w:sz="3" w:color="CBD5E1"/>
+              <w:left w:val="single" w:sz="3" w:color="CBD5E1"/>
+              <w:right w:val="single" w:sz="3" w:color="CBD5E1"/>
               <w:insideH w:val="none" w:sz="0" w:color="auto"/>
               <w:insideV w:val="none" w:sz="0" w:color="auto"/>
             </w:tcBorders>
             <w:tcMar>
-              <w:top w:w="55" w:type="dxa"/>
-              <w:bottom w:w="55" w:type="dxa"/>
+              <w:top w:w="60" w:type="dxa"/>
+              <w:bottom w:w="60" w:type="dxa"/>
               <w:left w:w="100" w:type="dxa"/>
               <w:right w:w="100" w:type="dxa"/>
             </w:tcMar>
@@ -2529,7 +3285,7 @@
           <w:p>
             <w:r>
               <w:rPr>
-                <w:rFonts w:ascii="Inter" w:hAnsi="Inter" w:eastAsia="Inter"/>
+                <w:rFonts w:ascii="Calibri" w:hAnsi="Calibri" w:eastAsia="Calibri"/>
                 <w:b w:val="0"/>
                 <w:i w:val="0"/>
                 <w:color w:val="0F172A"/>
@@ -2542,19 +3298,19 @@
       <w:tr>
         <w:tc>
           <w:tcPr>
-            <w:tcW w:type="dxa" w:w="3118"/>
+            <w:tcW w:type="dxa" w:w="3402"/>
             <w:shd w:val="clear" w:color="auto" w:fill="FFFFFF"/>
             <w:tcBorders>
-              <w:top w:val="single" w:sz="4" w:color="CBD5E1"/>
-              <w:bottom w:val="single" w:sz="4" w:color="CBD5E1"/>
-              <w:left w:val="single" w:sz="4" w:color="CBD5E1"/>
-              <w:right w:val="single" w:sz="4" w:color="CBD5E1"/>
+              <w:top w:val="single" w:sz="3" w:color="CBD5E1"/>
+              <w:bottom w:val="single" w:sz="3" w:color="CBD5E1"/>
+              <w:left w:val="single" w:sz="3" w:color="CBD5E1"/>
+              <w:right w:val="single" w:sz="3" w:color="CBD5E1"/>
               <w:insideH w:val="none" w:sz="0" w:color="auto"/>
               <w:insideV w:val="none" w:sz="0" w:color="auto"/>
             </w:tcBorders>
             <w:tcMar>
-              <w:top w:w="55" w:type="dxa"/>
-              <w:bottom w:w="55" w:type="dxa"/>
+              <w:top w:w="60" w:type="dxa"/>
+              <w:bottom w:w="60" w:type="dxa"/>
               <w:left w:w="100" w:type="dxa"/>
               <w:right w:w="100" w:type="dxa"/>
             </w:tcMar>
@@ -2562,7 +3318,7 @@
           <w:p>
             <w:r>
               <w:rPr>
-                <w:rFonts w:ascii="Inter" w:hAnsi="Inter" w:eastAsia="Inter"/>
+                <w:rFonts w:ascii="Calibri" w:hAnsi="Calibri" w:eastAsia="Calibri"/>
                 <w:b w:val="0"/>
                 <w:i w:val="0"/>
                 <w:color w:val="0F172A"/>
@@ -2574,19 +3330,19 @@
         </w:tc>
         <w:tc>
           <w:tcPr>
-            <w:tcW w:type="dxa" w:w="7087"/>
+            <w:tcW w:type="dxa" w:w="6520"/>
             <w:shd w:val="clear" w:color="auto" w:fill="FFFFFF"/>
             <w:tcBorders>
-              <w:top w:val="single" w:sz="4" w:color="CBD5E1"/>
-              <w:bottom w:val="single" w:sz="4" w:color="CBD5E1"/>
-              <w:left w:val="single" w:sz="4" w:color="CBD5E1"/>
-              <w:right w:val="single" w:sz="4" w:color="CBD5E1"/>
+              <w:top w:val="single" w:sz="3" w:color="CBD5E1"/>
+              <w:bottom w:val="single" w:sz="3" w:color="CBD5E1"/>
+              <w:left w:val="single" w:sz="3" w:color="CBD5E1"/>
+              <w:right w:val="single" w:sz="3" w:color="CBD5E1"/>
               <w:insideH w:val="none" w:sz="0" w:color="auto"/>
               <w:insideV w:val="none" w:sz="0" w:color="auto"/>
             </w:tcBorders>
             <w:tcMar>
-              <w:top w:w="55" w:type="dxa"/>
-              <w:bottom w:w="55" w:type="dxa"/>
+              <w:top w:w="60" w:type="dxa"/>
+              <w:bottom w:w="60" w:type="dxa"/>
               <w:left w:w="100" w:type="dxa"/>
               <w:right w:w="100" w:type="dxa"/>
             </w:tcMar>
@@ -2594,7 +3350,7 @@
           <w:p>
             <w:r>
               <w:rPr>
-                <w:rFonts w:ascii="Inter" w:hAnsi="Inter" w:eastAsia="Inter"/>
+                <w:rFonts w:ascii="Calibri" w:hAnsi="Calibri" w:eastAsia="Calibri"/>
                 <w:b w:val="0"/>
                 <w:i w:val="0"/>
                 <w:color w:val="0F172A"/>
@@ -2607,19 +3363,19 @@
       <w:tr>
         <w:tc>
           <w:tcPr>
-            <w:tcW w:type="dxa" w:w="3118"/>
+            <w:tcW w:type="dxa" w:w="3402"/>
             <w:shd w:val="clear" w:color="auto" w:fill="F8FAFC"/>
             <w:tcBorders>
-              <w:top w:val="single" w:sz="4" w:color="CBD5E1"/>
-              <w:bottom w:val="single" w:sz="4" w:color="CBD5E1"/>
-              <w:left w:val="single" w:sz="4" w:color="CBD5E1"/>
-              <w:right w:val="single" w:sz="4" w:color="CBD5E1"/>
+              <w:top w:val="single" w:sz="3" w:color="CBD5E1"/>
+              <w:bottom w:val="single" w:sz="3" w:color="CBD5E1"/>
+              <w:left w:val="single" w:sz="3" w:color="CBD5E1"/>
+              <w:right w:val="single" w:sz="3" w:color="CBD5E1"/>
               <w:insideH w:val="none" w:sz="0" w:color="auto"/>
               <w:insideV w:val="none" w:sz="0" w:color="auto"/>
             </w:tcBorders>
             <w:tcMar>
-              <w:top w:w="55" w:type="dxa"/>
-              <w:bottom w:w="55" w:type="dxa"/>
+              <w:top w:w="60" w:type="dxa"/>
+              <w:bottom w:w="60" w:type="dxa"/>
               <w:left w:w="100" w:type="dxa"/>
               <w:right w:w="100" w:type="dxa"/>
             </w:tcMar>
@@ -2627,7 +3383,7 @@
           <w:p>
             <w:r>
               <w:rPr>
-                <w:rFonts w:ascii="Inter" w:hAnsi="Inter" w:eastAsia="Inter"/>
+                <w:rFonts w:ascii="Calibri" w:hAnsi="Calibri" w:eastAsia="Calibri"/>
                 <w:b w:val="0"/>
                 <w:i w:val="0"/>
                 <w:color w:val="0F172A"/>
@@ -2639,19 +3395,19 @@
         </w:tc>
         <w:tc>
           <w:tcPr>
-            <w:tcW w:type="dxa" w:w="7087"/>
+            <w:tcW w:type="dxa" w:w="6520"/>
             <w:shd w:val="clear" w:color="auto" w:fill="F8FAFC"/>
             <w:tcBorders>
-              <w:top w:val="single" w:sz="4" w:color="CBD5E1"/>
-              <w:bottom w:val="single" w:sz="4" w:color="CBD5E1"/>
-              <w:left w:val="single" w:sz="4" w:color="CBD5E1"/>
-              <w:right w:val="single" w:sz="4" w:color="CBD5E1"/>
+              <w:top w:val="single" w:sz="3" w:color="CBD5E1"/>
+              <w:bottom w:val="single" w:sz="3" w:color="CBD5E1"/>
+              <w:left w:val="single" w:sz="3" w:color="CBD5E1"/>
+              <w:right w:val="single" w:sz="3" w:color="CBD5E1"/>
               <w:insideH w:val="none" w:sz="0" w:color="auto"/>
               <w:insideV w:val="none" w:sz="0" w:color="auto"/>
             </w:tcBorders>
             <w:tcMar>
-              <w:top w:w="55" w:type="dxa"/>
-              <w:bottom w:w="55" w:type="dxa"/>
+              <w:top w:w="60" w:type="dxa"/>
+              <w:bottom w:w="60" w:type="dxa"/>
               <w:left w:w="100" w:type="dxa"/>
               <w:right w:w="100" w:type="dxa"/>
             </w:tcMar>
@@ -2659,7 +3415,7 @@
           <w:p>
             <w:r>
               <w:rPr>
-                <w:rFonts w:ascii="Inter" w:hAnsi="Inter" w:eastAsia="Inter"/>
+                <w:rFonts w:ascii="Calibri" w:hAnsi="Calibri" w:eastAsia="Calibri"/>
                 <w:b w:val="0"/>
                 <w:i w:val="0"/>
                 <w:color w:val="0F172A"/>
@@ -2672,19 +3428,19 @@
       <w:tr>
         <w:tc>
           <w:tcPr>
-            <w:tcW w:type="dxa" w:w="3118"/>
+            <w:tcW w:type="dxa" w:w="3402"/>
             <w:shd w:val="clear" w:color="auto" w:fill="FFFFFF"/>
             <w:tcBorders>
-              <w:top w:val="single" w:sz="4" w:color="CBD5E1"/>
-              <w:bottom w:val="single" w:sz="4" w:color="CBD5E1"/>
-              <w:left w:val="single" w:sz="4" w:color="CBD5E1"/>
-              <w:right w:val="single" w:sz="4" w:color="CBD5E1"/>
+              <w:top w:val="single" w:sz="3" w:color="CBD5E1"/>
+              <w:bottom w:val="single" w:sz="3" w:color="CBD5E1"/>
+              <w:left w:val="single" w:sz="3" w:color="CBD5E1"/>
+              <w:right w:val="single" w:sz="3" w:color="CBD5E1"/>
               <w:insideH w:val="none" w:sz="0" w:color="auto"/>
               <w:insideV w:val="none" w:sz="0" w:color="auto"/>
             </w:tcBorders>
             <w:tcMar>
-              <w:top w:w="55" w:type="dxa"/>
-              <w:bottom w:w="55" w:type="dxa"/>
+              <w:top w:w="60" w:type="dxa"/>
+              <w:bottom w:w="60" w:type="dxa"/>
               <w:left w:w="100" w:type="dxa"/>
               <w:right w:w="100" w:type="dxa"/>
             </w:tcMar>
@@ -2692,7 +3448,7 @@
           <w:p>
             <w:r>
               <w:rPr>
-                <w:rFonts w:ascii="Inter" w:hAnsi="Inter" w:eastAsia="Inter"/>
+                <w:rFonts w:ascii="Calibri" w:hAnsi="Calibri" w:eastAsia="Calibri"/>
                 <w:b w:val="0"/>
                 <w:i w:val="0"/>
                 <w:color w:val="0F172A"/>
@@ -2704,19 +3460,19 @@
         </w:tc>
         <w:tc>
           <w:tcPr>
-            <w:tcW w:type="dxa" w:w="7087"/>
+            <w:tcW w:type="dxa" w:w="6520"/>
             <w:shd w:val="clear" w:color="auto" w:fill="FFFFFF"/>
             <w:tcBorders>
-              <w:top w:val="single" w:sz="4" w:color="CBD5E1"/>
-              <w:bottom w:val="single" w:sz="4" w:color="CBD5E1"/>
-              <w:left w:val="single" w:sz="4" w:color="CBD5E1"/>
-              <w:right w:val="single" w:sz="4" w:color="CBD5E1"/>
+              <w:top w:val="single" w:sz="3" w:color="CBD5E1"/>
+              <w:bottom w:val="single" w:sz="3" w:color="CBD5E1"/>
+              <w:left w:val="single" w:sz="3" w:color="CBD5E1"/>
+              <w:right w:val="single" w:sz="3" w:color="CBD5E1"/>
               <w:insideH w:val="none" w:sz="0" w:color="auto"/>
               <w:insideV w:val="none" w:sz="0" w:color="auto"/>
             </w:tcBorders>
             <w:tcMar>
-              <w:top w:w="55" w:type="dxa"/>
-              <w:bottom w:w="55" w:type="dxa"/>
+              <w:top w:w="60" w:type="dxa"/>
+              <w:bottom w:w="60" w:type="dxa"/>
               <w:left w:w="100" w:type="dxa"/>
               <w:right w:w="100" w:type="dxa"/>
             </w:tcMar>
@@ -2724,7 +3480,7 @@
           <w:p>
             <w:r>
               <w:rPr>
-                <w:rFonts w:ascii="Inter" w:hAnsi="Inter" w:eastAsia="Inter"/>
+                <w:rFonts w:ascii="Calibri" w:hAnsi="Calibri" w:eastAsia="Calibri"/>
                 <w:b w:val="0"/>
                 <w:i w:val="0"/>
                 <w:color w:val="0F172A"/>
@@ -2737,19 +3493,19 @@
       <w:tr>
         <w:tc>
           <w:tcPr>
-            <w:tcW w:type="dxa" w:w="3118"/>
+            <w:tcW w:type="dxa" w:w="3402"/>
             <w:shd w:val="clear" w:color="auto" w:fill="F8FAFC"/>
             <w:tcBorders>
-              <w:top w:val="single" w:sz="4" w:color="CBD5E1"/>
-              <w:bottom w:val="single" w:sz="4" w:color="CBD5E1"/>
-              <w:left w:val="single" w:sz="4" w:color="CBD5E1"/>
-              <w:right w:val="single" w:sz="4" w:color="CBD5E1"/>
+              <w:top w:val="single" w:sz="3" w:color="CBD5E1"/>
+              <w:bottom w:val="single" w:sz="3" w:color="CBD5E1"/>
+              <w:left w:val="single" w:sz="3" w:color="CBD5E1"/>
+              <w:right w:val="single" w:sz="3" w:color="CBD5E1"/>
               <w:insideH w:val="none" w:sz="0" w:color="auto"/>
               <w:insideV w:val="none" w:sz="0" w:color="auto"/>
             </w:tcBorders>
             <w:tcMar>
-              <w:top w:w="55" w:type="dxa"/>
-              <w:bottom w:w="55" w:type="dxa"/>
+              <w:top w:w="60" w:type="dxa"/>
+              <w:bottom w:w="60" w:type="dxa"/>
               <w:left w:w="100" w:type="dxa"/>
               <w:right w:w="100" w:type="dxa"/>
             </w:tcMar>
@@ -2757,7 +3513,7 @@
           <w:p>
             <w:r>
               <w:rPr>
-                <w:rFonts w:ascii="Inter" w:hAnsi="Inter" w:eastAsia="Inter"/>
+                <w:rFonts w:ascii="Calibri" w:hAnsi="Calibri" w:eastAsia="Calibri"/>
                 <w:b w:val="0"/>
                 <w:i w:val="0"/>
                 <w:color w:val="0F172A"/>
@@ -2769,19 +3525,19 @@
         </w:tc>
         <w:tc>
           <w:tcPr>
-            <w:tcW w:type="dxa" w:w="7087"/>
+            <w:tcW w:type="dxa" w:w="6520"/>
             <w:shd w:val="clear" w:color="auto" w:fill="F8FAFC"/>
             <w:tcBorders>
-              <w:top w:val="single" w:sz="4" w:color="CBD5E1"/>
-              <w:bottom w:val="single" w:sz="4" w:color="CBD5E1"/>
-              <w:left w:val="single" w:sz="4" w:color="CBD5E1"/>
-              <w:right w:val="single" w:sz="4" w:color="CBD5E1"/>
+              <w:top w:val="single" w:sz="3" w:color="CBD5E1"/>
+              <w:bottom w:val="single" w:sz="3" w:color="CBD5E1"/>
+              <w:left w:val="single" w:sz="3" w:color="CBD5E1"/>
+              <w:right w:val="single" w:sz="3" w:color="CBD5E1"/>
               <w:insideH w:val="none" w:sz="0" w:color="auto"/>
               <w:insideV w:val="none" w:sz="0" w:color="auto"/>
             </w:tcBorders>
             <w:tcMar>
-              <w:top w:w="55" w:type="dxa"/>
-              <w:bottom w:w="55" w:type="dxa"/>
+              <w:top w:w="60" w:type="dxa"/>
+              <w:bottom w:w="60" w:type="dxa"/>
               <w:left w:w="100" w:type="dxa"/>
               <w:right w:w="100" w:type="dxa"/>
             </w:tcMar>
@@ -2789,7 +3545,7 @@
           <w:p>
             <w:r>
               <w:rPr>
-                <w:rFonts w:ascii="Inter" w:hAnsi="Inter" w:eastAsia="Inter"/>
+                <w:rFonts w:ascii="Calibri" w:hAnsi="Calibri" w:eastAsia="Calibri"/>
                 <w:b w:val="0"/>
                 <w:i w:val="0"/>
                 <w:color w:val="0F172A"/>
@@ -2802,19 +3558,19 @@
       <w:tr>
         <w:tc>
           <w:tcPr>
-            <w:tcW w:type="dxa" w:w="3118"/>
+            <w:tcW w:type="dxa" w:w="3402"/>
             <w:shd w:val="clear" w:color="auto" w:fill="FFFFFF"/>
             <w:tcBorders>
-              <w:top w:val="single" w:sz="4" w:color="CBD5E1"/>
-              <w:bottom w:val="single" w:sz="4" w:color="CBD5E1"/>
-              <w:left w:val="single" w:sz="4" w:color="CBD5E1"/>
-              <w:right w:val="single" w:sz="4" w:color="CBD5E1"/>
+              <w:top w:val="single" w:sz="3" w:color="CBD5E1"/>
+              <w:bottom w:val="single" w:sz="3" w:color="CBD5E1"/>
+              <w:left w:val="single" w:sz="3" w:color="CBD5E1"/>
+              <w:right w:val="single" w:sz="3" w:color="CBD5E1"/>
               <w:insideH w:val="none" w:sz="0" w:color="auto"/>
               <w:insideV w:val="none" w:sz="0" w:color="auto"/>
             </w:tcBorders>
             <w:tcMar>
-              <w:top w:w="55" w:type="dxa"/>
-              <w:bottom w:w="55" w:type="dxa"/>
+              <w:top w:w="60" w:type="dxa"/>
+              <w:bottom w:w="60" w:type="dxa"/>
               <w:left w:w="100" w:type="dxa"/>
               <w:right w:w="100" w:type="dxa"/>
             </w:tcMar>
@@ -2822,7 +3578,7 @@
           <w:p>
             <w:r>
               <w:rPr>
-                <w:rFonts w:ascii="Inter" w:hAnsi="Inter" w:eastAsia="Inter"/>
+                <w:rFonts w:ascii="Calibri" w:hAnsi="Calibri" w:eastAsia="Calibri"/>
                 <w:b w:val="0"/>
                 <w:i w:val="0"/>
                 <w:color w:val="0F172A"/>
@@ -2834,19 +3590,19 @@
         </w:tc>
         <w:tc>
           <w:tcPr>
-            <w:tcW w:type="dxa" w:w="7087"/>
+            <w:tcW w:type="dxa" w:w="6520"/>
             <w:shd w:val="clear" w:color="auto" w:fill="FFFFFF"/>
             <w:tcBorders>
-              <w:top w:val="single" w:sz="4" w:color="CBD5E1"/>
-              <w:bottom w:val="single" w:sz="4" w:color="CBD5E1"/>
-              <w:left w:val="single" w:sz="4" w:color="CBD5E1"/>
-              <w:right w:val="single" w:sz="4" w:color="CBD5E1"/>
+              <w:top w:val="single" w:sz="3" w:color="CBD5E1"/>
+              <w:bottom w:val="single" w:sz="3" w:color="CBD5E1"/>
+              <w:left w:val="single" w:sz="3" w:color="CBD5E1"/>
+              <w:right w:val="single" w:sz="3" w:color="CBD5E1"/>
               <w:insideH w:val="none" w:sz="0" w:color="auto"/>
               <w:insideV w:val="none" w:sz="0" w:color="auto"/>
             </w:tcBorders>
             <w:tcMar>
-              <w:top w:w="55" w:type="dxa"/>
-              <w:bottom w:w="55" w:type="dxa"/>
+              <w:top w:w="60" w:type="dxa"/>
+              <w:bottom w:w="60" w:type="dxa"/>
               <w:left w:w="100" w:type="dxa"/>
               <w:right w:w="100" w:type="dxa"/>
             </w:tcMar>
@@ -2854,7 +3610,7 @@
           <w:p>
             <w:r>
               <w:rPr>
-                <w:rFonts w:ascii="Inter" w:hAnsi="Inter" w:eastAsia="Inter"/>
+                <w:rFonts w:ascii="Calibri" w:hAnsi="Calibri" w:eastAsia="Calibri"/>
                 <w:b w:val="0"/>
                 <w:i w:val="0"/>
                 <w:color w:val="0F172A"/>
@@ -2867,19 +3623,19 @@
       <w:tr>
         <w:tc>
           <w:tcPr>
-            <w:tcW w:type="dxa" w:w="3118"/>
+            <w:tcW w:type="dxa" w:w="3402"/>
             <w:shd w:val="clear" w:color="auto" w:fill="F8FAFC"/>
             <w:tcBorders>
-              <w:top w:val="single" w:sz="4" w:color="CBD5E1"/>
-              <w:bottom w:val="single" w:sz="4" w:color="CBD5E1"/>
-              <w:left w:val="single" w:sz="4" w:color="CBD5E1"/>
-              <w:right w:val="single" w:sz="4" w:color="CBD5E1"/>
+              <w:top w:val="single" w:sz="3" w:color="CBD5E1"/>
+              <w:bottom w:val="single" w:sz="3" w:color="CBD5E1"/>
+              <w:left w:val="single" w:sz="3" w:color="CBD5E1"/>
+              <w:right w:val="single" w:sz="3" w:color="CBD5E1"/>
               <w:insideH w:val="none" w:sz="0" w:color="auto"/>
               <w:insideV w:val="none" w:sz="0" w:color="auto"/>
             </w:tcBorders>
             <w:tcMar>
-              <w:top w:w="55" w:type="dxa"/>
-              <w:bottom w:w="55" w:type="dxa"/>
+              <w:top w:w="60" w:type="dxa"/>
+              <w:bottom w:w="60" w:type="dxa"/>
               <w:left w:w="100" w:type="dxa"/>
               <w:right w:w="100" w:type="dxa"/>
             </w:tcMar>
@@ -2887,7 +3643,7 @@
           <w:p>
             <w:r>
               <w:rPr>
-                <w:rFonts w:ascii="Inter" w:hAnsi="Inter" w:eastAsia="Inter"/>
+                <w:rFonts w:ascii="Calibri" w:hAnsi="Calibri" w:eastAsia="Calibri"/>
                 <w:b w:val="0"/>
                 <w:i w:val="0"/>
                 <w:color w:val="0F172A"/>
@@ -2899,19 +3655,19 @@
         </w:tc>
         <w:tc>
           <w:tcPr>
-            <w:tcW w:type="dxa" w:w="7087"/>
+            <w:tcW w:type="dxa" w:w="6520"/>
             <w:shd w:val="clear" w:color="auto" w:fill="F8FAFC"/>
             <w:tcBorders>
-              <w:top w:val="single" w:sz="4" w:color="CBD5E1"/>
-              <w:bottom w:val="single" w:sz="4" w:color="CBD5E1"/>
-              <w:left w:val="single" w:sz="4" w:color="CBD5E1"/>
-              <w:right w:val="single" w:sz="4" w:color="CBD5E1"/>
+              <w:top w:val="single" w:sz="3" w:color="CBD5E1"/>
+              <w:bottom w:val="single" w:sz="3" w:color="CBD5E1"/>
+              <w:left w:val="single" w:sz="3" w:color="CBD5E1"/>
+              <w:right w:val="single" w:sz="3" w:color="CBD5E1"/>
               <w:insideH w:val="none" w:sz="0" w:color="auto"/>
               <w:insideV w:val="none" w:sz="0" w:color="auto"/>
             </w:tcBorders>
             <w:tcMar>
-              <w:top w:w="55" w:type="dxa"/>
-              <w:bottom w:w="55" w:type="dxa"/>
+              <w:top w:w="60" w:type="dxa"/>
+              <w:bottom w:w="60" w:type="dxa"/>
               <w:left w:w="100" w:type="dxa"/>
               <w:right w:w="100" w:type="dxa"/>
             </w:tcMar>
@@ -2919,7 +3675,7 @@
           <w:p>
             <w:r>
               <w:rPr>
-                <w:rFonts w:ascii="Inter" w:hAnsi="Inter" w:eastAsia="Inter"/>
+                <w:rFonts w:ascii="Calibri" w:hAnsi="Calibri" w:eastAsia="Calibri"/>
                 <w:b w:val="0"/>
                 <w:i w:val="0"/>
                 <w:color w:val="0F172A"/>
@@ -2932,19 +3688,19 @@
       <w:tr>
         <w:tc>
           <w:tcPr>
-            <w:tcW w:type="dxa" w:w="3118"/>
+            <w:tcW w:type="dxa" w:w="3402"/>
             <w:shd w:val="clear" w:color="auto" w:fill="FFFFFF"/>
             <w:tcBorders>
-              <w:top w:val="single" w:sz="4" w:color="CBD5E1"/>
-              <w:bottom w:val="single" w:sz="4" w:color="CBD5E1"/>
-              <w:left w:val="single" w:sz="4" w:color="CBD5E1"/>
-              <w:right w:val="single" w:sz="4" w:color="CBD5E1"/>
+              <w:top w:val="single" w:sz="3" w:color="CBD5E1"/>
+              <w:bottom w:val="single" w:sz="3" w:color="CBD5E1"/>
+              <w:left w:val="single" w:sz="3" w:color="CBD5E1"/>
+              <w:right w:val="single" w:sz="3" w:color="CBD5E1"/>
               <w:insideH w:val="none" w:sz="0" w:color="auto"/>
               <w:insideV w:val="none" w:sz="0" w:color="auto"/>
             </w:tcBorders>
             <w:tcMar>
-              <w:top w:w="55" w:type="dxa"/>
-              <w:bottom w:w="55" w:type="dxa"/>
+              <w:top w:w="60" w:type="dxa"/>
+              <w:bottom w:w="60" w:type="dxa"/>
               <w:left w:w="100" w:type="dxa"/>
               <w:right w:w="100" w:type="dxa"/>
             </w:tcMar>
@@ -2952,7 +3708,7 @@
           <w:p>
             <w:r>
               <w:rPr>
-                <w:rFonts w:ascii="Inter" w:hAnsi="Inter" w:eastAsia="Inter"/>
+                <w:rFonts w:ascii="Calibri" w:hAnsi="Calibri" w:eastAsia="Calibri"/>
                 <w:b w:val="0"/>
                 <w:i w:val="0"/>
                 <w:color w:val="0F172A"/>
@@ -2964,19 +3720,19 @@
         </w:tc>
         <w:tc>
           <w:tcPr>
-            <w:tcW w:type="dxa" w:w="7087"/>
+            <w:tcW w:type="dxa" w:w="6520"/>
             <w:shd w:val="clear" w:color="auto" w:fill="FFFFFF"/>
             <w:tcBorders>
-              <w:top w:val="single" w:sz="4" w:color="CBD5E1"/>
-              <w:bottom w:val="single" w:sz="4" w:color="CBD5E1"/>
-              <w:left w:val="single" w:sz="4" w:color="CBD5E1"/>
-              <w:right w:val="single" w:sz="4" w:color="CBD5E1"/>
+              <w:top w:val="single" w:sz="3" w:color="CBD5E1"/>
+              <w:bottom w:val="single" w:sz="3" w:color="CBD5E1"/>
+              <w:left w:val="single" w:sz="3" w:color="CBD5E1"/>
+              <w:right w:val="single" w:sz="3" w:color="CBD5E1"/>
               <w:insideH w:val="none" w:sz="0" w:color="auto"/>
               <w:insideV w:val="none" w:sz="0" w:color="auto"/>
             </w:tcBorders>
             <w:tcMar>
-              <w:top w:w="55" w:type="dxa"/>
-              <w:bottom w:w="55" w:type="dxa"/>
+              <w:top w:w="60" w:type="dxa"/>
+              <w:bottom w:w="60" w:type="dxa"/>
               <w:left w:w="100" w:type="dxa"/>
               <w:right w:w="100" w:type="dxa"/>
             </w:tcMar>
@@ -2984,7 +3740,7 @@
           <w:p>
             <w:r>
               <w:rPr>
-                <w:rFonts w:ascii="Inter" w:hAnsi="Inter" w:eastAsia="Inter"/>
+                <w:rFonts w:ascii="Calibri" w:hAnsi="Calibri" w:eastAsia="Calibri"/>
                 <w:b w:val="0"/>
                 <w:i w:val="0"/>
                 <w:color w:val="0F172A"/>
@@ -2997,7 +3753,12 @@
     </w:tbl>
     <w:p>
       <w:pPr>
-        <w:spacing w:before="0" w:after="120"/>
+        <w:spacing w:before="0" w:after="160" w:line="276" w:lineRule="auto"/>
+      </w:pPr>
+    </w:p>
+    <w:p>
+      <w:pPr>
+        <w:spacing w:before="200" w:after="0" w:line="276" w:lineRule="auto"/>
       </w:pPr>
     </w:p>
     <w:tbl>
@@ -3007,13 +3768,16 @@
         <w:tblLook w:firstColumn="1" w:firstRow="1" w:lastColumn="0" w:lastRow="0" w:noHBand="0" w:noVBand="1" w:val="04A0"/>
       </w:tblPr>
       <w:tblGrid>
-        <w:gridCol w:w="4703"/>
-        <w:gridCol w:w="4703"/>
+        <w:gridCol w:w="4759"/>
+        <w:gridCol w:w="4759"/>
       </w:tblGrid>
       <w:tr>
+        <w:trPr>
+          <w:trHeight w:val="480" w:hRule="atLeast"/>
+        </w:trPr>
         <w:tc>
           <w:tcPr>
-            <w:tcW w:type="dxa" w:w="850"/>
+            <w:tcW w:type="dxa" w:w="907"/>
             <w:tcBorders>
               <w:top w:val="none" w:sz="0" w:color="auto"/>
               <w:bottom w:val="none" w:sz="0" w:color="auto"/>
@@ -3022,24 +3786,26 @@
               <w:insideH w:val="none" w:sz="0" w:color="auto"/>
               <w:insideV w:val="none" w:sz="0" w:color="auto"/>
             </w:tcBorders>
+            <w:shd w:val="clear" w:color="auto" w:fill="0F766E"/>
             <w:tcMar>
-              <w:top w:w="0" w:type="dxa"/>
-              <w:bottom w:w="0" w:type="dxa"/>
-              <w:left w:w="0" w:type="dxa"/>
-              <w:right w:w="60" w:type="dxa"/>
+              <w:top w:w="100" w:type="dxa"/>
+              <w:bottom w:w="100" w:type="dxa"/>
+              <w:left w:w="140" w:type="dxa"/>
+              <w:right w:w="100" w:type="dxa"/>
             </w:tcMar>
+            <w:vAlign w:val="center"/>
           </w:tcPr>
           <w:p>
             <w:pPr>
-              <w:spacing w:before="0" w:after="0"/>
+              <w:jc w:val="center"/>
             </w:pPr>
             <w:r>
               <w:rPr>
                 <w:rFonts w:ascii="Poppins" w:hAnsi="Poppins" w:eastAsia="Poppins"/>
                 <w:b/>
                 <w:i w:val="0"/>
-                <w:color w:val="0F766E"/>
-                <w:sz w:val="20"/>
+                <w:color w:val="FFFFFF"/>
+                <w:sz w:val="26"/>
               </w:rPr>
               <w:t>15</w:t>
             </w:r>
@@ -3047,7 +3813,7 @@
         </w:tc>
         <w:tc>
           <w:tcPr>
-            <w:tcW w:type="dxa" w:w="4703"/>
+            <w:tcW w:type="dxa" w:w="4759"/>
             <w:tcBorders>
               <w:top w:val="none" w:sz="0" w:color="auto"/>
               <w:bottom w:val="none" w:sz="0" w:color="auto"/>
@@ -3056,26 +3822,35 @@
               <w:insideH w:val="none" w:sz="0" w:color="auto"/>
               <w:insideV w:val="none" w:sz="0" w:color="auto"/>
             </w:tcBorders>
+            <w:shd w:val="clear" w:color="auto" w:fill="0F172A"/>
             <w:tcMar>
-              <w:top w:w="0" w:type="dxa"/>
-              <w:bottom w:w="0" w:type="dxa"/>
-              <w:left w:w="0" w:type="dxa"/>
-              <w:right w:w="0" w:type="dxa"/>
+              <w:top w:w="100" w:type="dxa"/>
+              <w:bottom w:w="100" w:type="dxa"/>
+              <w:left w:w="180" w:type="dxa"/>
+              <w:right w:w="120" w:type="dxa"/>
             </w:tcMar>
+            <w:vAlign w:val="center"/>
           </w:tcPr>
           <w:p>
-            <w:pPr>
-              <w:spacing w:before="0" w:after="0"/>
-            </w:pPr>
             <w:r>
               <w:rPr>
                 <w:rFonts w:ascii="Poppins" w:hAnsi="Poppins" w:eastAsia="Poppins"/>
                 <w:b/>
                 <w:i w:val="0"/>
-                <w:color w:val="0F172A"/>
-                <w:sz w:val="20"/>
+                <w:color w:val="0F766E"/>
+                <w:sz w:val="21"/>
               </w:rPr>
-              <w:t>—  SIGNATURES</w:t>
+              <w:t xml:space="preserve">— </w:t>
+            </w:r>
+            <w:r>
+              <w:rPr>
+                <w:rFonts w:ascii="Poppins" w:hAnsi="Poppins" w:eastAsia="Poppins"/>
+                <w:b/>
+                <w:i w:val="0"/>
+                <w:color w:val="FFFFFF"/>
+                <w:sz w:val="21"/>
+              </w:rPr>
+              <w:t>SIGNATURES</w:t>
             </w:r>
           </w:p>
         </w:tc>
@@ -3083,10 +3858,7 @@
     </w:tbl>
     <w:p>
       <w:pPr>
-        <w:spacing w:before="120" w:after="120"/>
-        <w:pBdr>
-          <w:bottom w:val="single" w:sz="8" w:space="1" w:color="0F766E"/>
-        </w:pBdr>
+        <w:spacing w:before="0" w:after="120" w:line="276" w:lineRule="auto"/>
       </w:pPr>
     </w:p>
     <w:tbl>
@@ -3097,12 +3869,15 @@
         <w:tblLook w:firstColumn="1" w:firstRow="1" w:lastColumn="0" w:lastRow="0" w:noHBand="0" w:noVBand="1" w:val="04A0"/>
       </w:tblPr>
       <w:tblGrid>
-        <w:gridCol w:w="2351"/>
-        <w:gridCol w:w="2351"/>
-        <w:gridCol w:w="2351"/>
-        <w:gridCol w:w="2351"/>
+        <w:gridCol w:w="2379"/>
+        <w:gridCol w:w="2379"/>
+        <w:gridCol w:w="2379"/>
+        <w:gridCol w:w="2379"/>
       </w:tblGrid>
       <w:tr>
+        <w:trPr>
+          <w:trHeight w:val="400" w:hRule="atLeast"/>
+        </w:trPr>
         <w:tc>
           <w:tcPr>
             <w:tcW w:type="dxa" w:w="1417"/>
@@ -3114,10 +3889,10 @@
               <w:right w:w="100" w:type="dxa"/>
             </w:tcMar>
             <w:tcBorders>
-              <w:top w:val="none" w:sz="0" w:color="auto"/>
+              <w:top w:val="single" w:sz="4" w:color="0F766E"/>
               <w:bottom w:val="single" w:sz="8" w:color="0F766E"/>
-              <w:left w:val="none" w:sz="0" w:color="auto"/>
-              <w:right w:val="none" w:sz="0" w:color="auto"/>
+              <w:left w:val="single" w:sz="4" w:color="0F766E"/>
+              <w:right w:val="single" w:sz="4" w:color="0F766E"/>
               <w:insideH w:val="none" w:sz="0" w:color="auto"/>
               <w:insideV w:val="none" w:sz="0" w:color="auto"/>
             </w:tcBorders>
@@ -3146,10 +3921,10 @@
               <w:right w:w="100" w:type="dxa"/>
             </w:tcMar>
             <w:tcBorders>
-              <w:top w:val="none" w:sz="0" w:color="auto"/>
+              <w:top w:val="single" w:sz="4" w:color="0F766E"/>
               <w:bottom w:val="single" w:sz="8" w:color="0F766E"/>
-              <w:left w:val="none" w:sz="0" w:color="auto"/>
-              <w:right w:val="none" w:sz="0" w:color="auto"/>
+              <w:left w:val="single" w:sz="4" w:color="0F766E"/>
+              <w:right w:val="single" w:sz="4" w:color="0F766E"/>
               <w:insideH w:val="none" w:sz="0" w:color="auto"/>
               <w:insideV w:val="none" w:sz="0" w:color="auto"/>
             </w:tcBorders>
@@ -3178,10 +3953,10 @@
               <w:right w:w="100" w:type="dxa"/>
             </w:tcMar>
             <w:tcBorders>
-              <w:top w:val="none" w:sz="0" w:color="auto"/>
+              <w:top w:val="single" w:sz="4" w:color="0F766E"/>
               <w:bottom w:val="single" w:sz="8" w:color="0F766E"/>
-              <w:left w:val="none" w:sz="0" w:color="auto"/>
-              <w:right w:val="none" w:sz="0" w:color="auto"/>
+              <w:left w:val="single" w:sz="4" w:color="0F766E"/>
+              <w:right w:val="single" w:sz="4" w:color="0F766E"/>
               <w:insideH w:val="none" w:sz="0" w:color="auto"/>
               <w:insideV w:val="none" w:sz="0" w:color="auto"/>
             </w:tcBorders>
@@ -3201,7 +3976,7 @@
         </w:tc>
         <w:tc>
           <w:tcPr>
-            <w:tcW w:type="dxa" w:w="2268"/>
+            <w:tcW w:type="dxa" w:w="1984"/>
             <w:shd w:val="clear" w:color="auto" w:fill="0F766E"/>
             <w:tcMar>
               <w:top w:w="70" w:type="dxa"/>
@@ -3210,10 +3985,10 @@
               <w:right w:w="100" w:type="dxa"/>
             </w:tcMar>
             <w:tcBorders>
-              <w:top w:val="none" w:sz="0" w:color="auto"/>
+              <w:top w:val="single" w:sz="4" w:color="0F766E"/>
               <w:bottom w:val="single" w:sz="8" w:color="0F766E"/>
-              <w:left w:val="none" w:sz="0" w:color="auto"/>
-              <w:right w:val="none" w:sz="0" w:color="auto"/>
+              <w:left w:val="single" w:sz="4" w:color="0F766E"/>
+              <w:right w:val="single" w:sz="4" w:color="0F766E"/>
               <w:insideH w:val="none" w:sz="0" w:color="auto"/>
               <w:insideV w:val="none" w:sz="0" w:color="auto"/>
             </w:tcBorders>
@@ -3238,16 +4013,16 @@
             <w:tcW w:type="dxa" w:w="1417"/>
             <w:shd w:val="clear" w:color="auto" w:fill="FFFFFF"/>
             <w:tcBorders>
-              <w:top w:val="single" w:sz="4" w:color="CBD5E1"/>
-              <w:bottom w:val="single" w:sz="4" w:color="CBD5E1"/>
-              <w:left w:val="single" w:sz="4" w:color="CBD5E1"/>
-              <w:right w:val="single" w:sz="4" w:color="CBD5E1"/>
+              <w:top w:val="single" w:sz="3" w:color="CBD5E1"/>
+              <w:bottom w:val="single" w:sz="3" w:color="CBD5E1"/>
+              <w:left w:val="single" w:sz="3" w:color="CBD5E1"/>
+              <w:right w:val="single" w:sz="3" w:color="CBD5E1"/>
               <w:insideH w:val="none" w:sz="0" w:color="auto"/>
               <w:insideV w:val="none" w:sz="0" w:color="auto"/>
             </w:tcBorders>
             <w:tcMar>
-              <w:top w:w="55" w:type="dxa"/>
-              <w:bottom w:w="55" w:type="dxa"/>
+              <w:top w:w="60" w:type="dxa"/>
+              <w:bottom w:w="60" w:type="dxa"/>
               <w:left w:w="100" w:type="dxa"/>
               <w:right w:w="100" w:type="dxa"/>
             </w:tcMar>
@@ -3255,7 +4030,7 @@
           <w:p>
             <w:r>
               <w:rPr>
-                <w:rFonts w:ascii="Inter" w:hAnsi="Inter" w:eastAsia="Inter"/>
+                <w:rFonts w:ascii="Calibri" w:hAnsi="Calibri" w:eastAsia="Calibri"/>
                 <w:b w:val="0"/>
                 <w:i w:val="0"/>
                 <w:color w:val="0F172A"/>
@@ -3270,16 +4045,16 @@
             <w:tcW w:type="dxa" w:w="3402"/>
             <w:shd w:val="clear" w:color="auto" w:fill="FFFFFF"/>
             <w:tcBorders>
-              <w:top w:val="single" w:sz="4" w:color="CBD5E1"/>
-              <w:bottom w:val="single" w:sz="4" w:color="CBD5E1"/>
-              <w:left w:val="single" w:sz="4" w:color="CBD5E1"/>
-              <w:right w:val="single" w:sz="4" w:color="CBD5E1"/>
+              <w:top w:val="single" w:sz="3" w:color="CBD5E1"/>
+              <w:bottom w:val="single" w:sz="3" w:color="CBD5E1"/>
+              <w:left w:val="single" w:sz="3" w:color="CBD5E1"/>
+              <w:right w:val="single" w:sz="3" w:color="CBD5E1"/>
               <w:insideH w:val="none" w:sz="0" w:color="auto"/>
               <w:insideV w:val="none" w:sz="0" w:color="auto"/>
             </w:tcBorders>
             <w:tcMar>
-              <w:top w:w="55" w:type="dxa"/>
-              <w:bottom w:w="55" w:type="dxa"/>
+              <w:top w:w="60" w:type="dxa"/>
+              <w:bottom w:w="60" w:type="dxa"/>
               <w:left w:w="100" w:type="dxa"/>
               <w:right w:w="100" w:type="dxa"/>
             </w:tcMar>
@@ -3287,7 +4062,7 @@
           <w:p>
             <w:r>
               <w:rPr>
-                <w:rFonts w:ascii="Inter" w:hAnsi="Inter" w:eastAsia="Inter"/>
+                <w:rFonts w:ascii="Calibri" w:hAnsi="Calibri" w:eastAsia="Calibri"/>
                 <w:b w:val="0"/>
                 <w:i w:val="0"/>
                 <w:color w:val="0F172A"/>
@@ -3301,16 +4076,16 @@
             <w:tcW w:type="dxa" w:w="3118"/>
             <w:shd w:val="clear" w:color="auto" w:fill="FFFFFF"/>
             <w:tcBorders>
-              <w:top w:val="single" w:sz="4" w:color="CBD5E1"/>
-              <w:bottom w:val="single" w:sz="4" w:color="CBD5E1"/>
-              <w:left w:val="single" w:sz="4" w:color="CBD5E1"/>
-              <w:right w:val="single" w:sz="4" w:color="CBD5E1"/>
+              <w:top w:val="single" w:sz="3" w:color="CBD5E1"/>
+              <w:bottom w:val="single" w:sz="3" w:color="CBD5E1"/>
+              <w:left w:val="single" w:sz="3" w:color="CBD5E1"/>
+              <w:right w:val="single" w:sz="3" w:color="CBD5E1"/>
               <w:insideH w:val="none" w:sz="0" w:color="auto"/>
               <w:insideV w:val="none" w:sz="0" w:color="auto"/>
             </w:tcBorders>
             <w:tcMar>
-              <w:top w:w="55" w:type="dxa"/>
-              <w:bottom w:w="55" w:type="dxa"/>
+              <w:top w:w="60" w:type="dxa"/>
+              <w:bottom w:w="60" w:type="dxa"/>
               <w:left w:w="100" w:type="dxa"/>
               <w:right w:w="100" w:type="dxa"/>
             </w:tcMar>
@@ -3318,7 +4093,7 @@
           <w:p>
             <w:r>
               <w:rPr>
-                <w:rFonts w:ascii="Inter" w:hAnsi="Inter" w:eastAsia="Inter"/>
+                <w:rFonts w:ascii="Calibri" w:hAnsi="Calibri" w:eastAsia="Calibri"/>
                 <w:b w:val="0"/>
                 <w:i w:val="0"/>
                 <w:color w:val="0F172A"/>
@@ -3329,19 +4104,19 @@
         </w:tc>
         <w:tc>
           <w:tcPr>
-            <w:tcW w:type="dxa" w:w="2268"/>
+            <w:tcW w:type="dxa" w:w="1984"/>
             <w:shd w:val="clear" w:color="auto" w:fill="FFFFFF"/>
             <w:tcBorders>
-              <w:top w:val="single" w:sz="4" w:color="CBD5E1"/>
-              <w:bottom w:val="single" w:sz="4" w:color="CBD5E1"/>
-              <w:left w:val="single" w:sz="4" w:color="CBD5E1"/>
-              <w:right w:val="single" w:sz="4" w:color="CBD5E1"/>
+              <w:top w:val="single" w:sz="3" w:color="CBD5E1"/>
+              <w:bottom w:val="single" w:sz="3" w:color="CBD5E1"/>
+              <w:left w:val="single" w:sz="3" w:color="CBD5E1"/>
+              <w:right w:val="single" w:sz="3" w:color="CBD5E1"/>
               <w:insideH w:val="none" w:sz="0" w:color="auto"/>
               <w:insideV w:val="none" w:sz="0" w:color="auto"/>
             </w:tcBorders>
             <w:tcMar>
-              <w:top w:w="55" w:type="dxa"/>
-              <w:bottom w:w="55" w:type="dxa"/>
+              <w:top w:w="60" w:type="dxa"/>
+              <w:bottom w:w="60" w:type="dxa"/>
               <w:left w:w="100" w:type="dxa"/>
               <w:right w:w="100" w:type="dxa"/>
             </w:tcMar>
@@ -3349,7 +4124,7 @@
           <w:p>
             <w:r>
               <w:rPr>
-                <w:rFonts w:ascii="Inter" w:hAnsi="Inter" w:eastAsia="Inter"/>
+                <w:rFonts w:ascii="Calibri" w:hAnsi="Calibri" w:eastAsia="Calibri"/>
                 <w:b w:val="0"/>
                 <w:i w:val="0"/>
                 <w:color w:val="0F172A"/>
@@ -3365,16 +4140,16 @@
             <w:tcW w:type="dxa" w:w="1417"/>
             <w:shd w:val="clear" w:color="auto" w:fill="F8FAFC"/>
             <w:tcBorders>
-              <w:top w:val="single" w:sz="4" w:color="CBD5E1"/>
-              <w:bottom w:val="single" w:sz="4" w:color="CBD5E1"/>
-              <w:left w:val="single" w:sz="4" w:color="CBD5E1"/>
-              <w:right w:val="single" w:sz="4" w:color="CBD5E1"/>
+              <w:top w:val="single" w:sz="3" w:color="CBD5E1"/>
+              <w:bottom w:val="single" w:sz="3" w:color="CBD5E1"/>
+              <w:left w:val="single" w:sz="3" w:color="CBD5E1"/>
+              <w:right w:val="single" w:sz="3" w:color="CBD5E1"/>
               <w:insideH w:val="none" w:sz="0" w:color="auto"/>
               <w:insideV w:val="none" w:sz="0" w:color="auto"/>
             </w:tcBorders>
             <w:tcMar>
-              <w:top w:w="55" w:type="dxa"/>
-              <w:bottom w:w="55" w:type="dxa"/>
+              <w:top w:w="60" w:type="dxa"/>
+              <w:bottom w:w="60" w:type="dxa"/>
               <w:left w:w="100" w:type="dxa"/>
               <w:right w:w="100" w:type="dxa"/>
             </w:tcMar>
@@ -3382,7 +4157,7 @@
           <w:p>
             <w:r>
               <w:rPr>
-                <w:rFonts w:ascii="Inter" w:hAnsi="Inter" w:eastAsia="Inter"/>
+                <w:rFonts w:ascii="Calibri" w:hAnsi="Calibri" w:eastAsia="Calibri"/>
                 <w:b w:val="0"/>
                 <w:i w:val="0"/>
                 <w:color w:val="0F172A"/>
@@ -3397,16 +4172,16 @@
             <w:tcW w:type="dxa" w:w="3402"/>
             <w:shd w:val="clear" w:color="auto" w:fill="F8FAFC"/>
             <w:tcBorders>
-              <w:top w:val="single" w:sz="4" w:color="CBD5E1"/>
-              <w:bottom w:val="single" w:sz="4" w:color="CBD5E1"/>
-              <w:left w:val="single" w:sz="4" w:color="CBD5E1"/>
-              <w:right w:val="single" w:sz="4" w:color="CBD5E1"/>
+              <w:top w:val="single" w:sz="3" w:color="CBD5E1"/>
+              <w:bottom w:val="single" w:sz="3" w:color="CBD5E1"/>
+              <w:left w:val="single" w:sz="3" w:color="CBD5E1"/>
+              <w:right w:val="single" w:sz="3" w:color="CBD5E1"/>
               <w:insideH w:val="none" w:sz="0" w:color="auto"/>
               <w:insideV w:val="none" w:sz="0" w:color="auto"/>
             </w:tcBorders>
             <w:tcMar>
-              <w:top w:w="55" w:type="dxa"/>
-              <w:bottom w:w="55" w:type="dxa"/>
+              <w:top w:w="60" w:type="dxa"/>
+              <w:bottom w:w="60" w:type="dxa"/>
               <w:left w:w="100" w:type="dxa"/>
               <w:right w:w="100" w:type="dxa"/>
             </w:tcMar>
@@ -3414,7 +4189,7 @@
           <w:p>
             <w:r>
               <w:rPr>
-                <w:rFonts w:ascii="Inter" w:hAnsi="Inter" w:eastAsia="Inter"/>
+                <w:rFonts w:ascii="Calibri" w:hAnsi="Calibri" w:eastAsia="Calibri"/>
                 <w:b w:val="0"/>
                 <w:i w:val="0"/>
                 <w:color w:val="0F172A"/>
@@ -3429,16 +4204,16 @@
             <w:tcW w:type="dxa" w:w="3118"/>
             <w:shd w:val="clear" w:color="auto" w:fill="F8FAFC"/>
             <w:tcBorders>
-              <w:top w:val="single" w:sz="4" w:color="CBD5E1"/>
-              <w:bottom w:val="single" w:sz="4" w:color="CBD5E1"/>
-              <w:left w:val="single" w:sz="4" w:color="CBD5E1"/>
-              <w:right w:val="single" w:sz="4" w:color="CBD5E1"/>
+              <w:top w:val="single" w:sz="3" w:color="CBD5E1"/>
+              <w:bottom w:val="single" w:sz="3" w:color="CBD5E1"/>
+              <w:left w:val="single" w:sz="3" w:color="CBD5E1"/>
+              <w:right w:val="single" w:sz="3" w:color="CBD5E1"/>
               <w:insideH w:val="none" w:sz="0" w:color="auto"/>
               <w:insideV w:val="none" w:sz="0" w:color="auto"/>
             </w:tcBorders>
             <w:tcMar>
-              <w:top w:w="55" w:type="dxa"/>
-              <w:bottom w:w="55" w:type="dxa"/>
+              <w:top w:w="60" w:type="dxa"/>
+              <w:bottom w:w="60" w:type="dxa"/>
               <w:left w:w="100" w:type="dxa"/>
               <w:right w:w="100" w:type="dxa"/>
             </w:tcMar>
@@ -3446,7 +4221,7 @@
           <w:p>
             <w:r>
               <w:rPr>
-                <w:rFonts w:ascii="Inter" w:hAnsi="Inter" w:eastAsia="Inter"/>
+                <w:rFonts w:ascii="Calibri" w:hAnsi="Calibri" w:eastAsia="Calibri"/>
                 <w:b w:val="0"/>
                 <w:i w:val="0"/>
                 <w:color w:val="0F172A"/>
@@ -3457,19 +4232,19 @@
         </w:tc>
         <w:tc>
           <w:tcPr>
-            <w:tcW w:type="dxa" w:w="2268"/>
+            <w:tcW w:type="dxa" w:w="1984"/>
             <w:shd w:val="clear" w:color="auto" w:fill="F8FAFC"/>
             <w:tcBorders>
-              <w:top w:val="single" w:sz="4" w:color="CBD5E1"/>
-              <w:bottom w:val="single" w:sz="4" w:color="CBD5E1"/>
-              <w:left w:val="single" w:sz="4" w:color="CBD5E1"/>
-              <w:right w:val="single" w:sz="4" w:color="CBD5E1"/>
+              <w:top w:val="single" w:sz="3" w:color="CBD5E1"/>
+              <w:bottom w:val="single" w:sz="3" w:color="CBD5E1"/>
+              <w:left w:val="single" w:sz="3" w:color="CBD5E1"/>
+              <w:right w:val="single" w:sz="3" w:color="CBD5E1"/>
               <w:insideH w:val="none" w:sz="0" w:color="auto"/>
               <w:insideV w:val="none" w:sz="0" w:color="auto"/>
             </w:tcBorders>
             <w:tcMar>
-              <w:top w:w="55" w:type="dxa"/>
-              <w:bottom w:w="55" w:type="dxa"/>
+              <w:top w:w="60" w:type="dxa"/>
+              <w:bottom w:w="60" w:type="dxa"/>
               <w:left w:w="100" w:type="dxa"/>
               <w:right w:w="100" w:type="dxa"/>
             </w:tcMar>
@@ -3477,7 +4252,7 @@
           <w:p>
             <w:r>
               <w:rPr>
-                <w:rFonts w:ascii="Inter" w:hAnsi="Inter" w:eastAsia="Inter"/>
+                <w:rFonts w:ascii="Calibri" w:hAnsi="Calibri" w:eastAsia="Calibri"/>
                 <w:b w:val="0"/>
                 <w:i w:val="0"/>
                 <w:color w:val="0F172A"/>
@@ -3490,14 +4265,14 @@
     </w:tbl>
     <w:p>
       <w:pPr>
-        <w:spacing w:before="0" w:after="120"/>
+        <w:spacing w:before="0" w:after="160" w:line="276" w:lineRule="auto"/>
       </w:pPr>
     </w:p>
     <w:sectPr>
       <w:headerReference w:type="default" r:id="rId9"/>
       <w:footerReference w:type="default" r:id="rId10"/>
       <w:pgSz w:w="12240" w:h="15840"/>
-      <w:pgMar w:top="1361" w:right="1417" w:bottom="1361" w:left="1417" w:header="720" w:footer="720" w:gutter="0"/>
+      <w:pgMar w:top="1247" w:right="1361" w:bottom="1247" w:left="1361" w:header="720" w:footer="720" w:gutter="0"/>
       <w:cols w:space="720"/>
       <w:titlePg/>
       <w:docGrid w:linePitch="360"/>
@@ -3536,8 +4311,8 @@
             <w:insideV w:val="none" w:sz="0" w:color="auto"/>
           </w:tcBorders>
           <w:tcMar>
-            <w:top w:w="50" w:type="dxa"/>
-            <w:bottom w:w="50" w:type="dxa"/>
+            <w:top w:w="55" w:type="dxa"/>
+            <w:bottom w:w="55" w:type="dxa"/>
             <w:left w:w="0" w:type="dxa"/>
             <w:right w:w="0" w:type="dxa"/>
           </w:tcMar>
@@ -3552,9 +4327,9 @@
               <w:b w:val="0"/>
               <w:i w:val="0"/>
               <w:color w:val="64748B"/>
-              <w:sz w:val="14"/>
+              <w:sz w:val="13"/>
             </w:rPr>
-            <w:t>Confidential  ·  Commercial Use Licence  ·  © 2025 Bookkeeper Practice Launch System</w:t>
+            <w:t>© 2025 NovaOps  ·  Commercial Use License  ·  Bookkeeper Practice Launch System</w:t>
           </w:r>
         </w:p>
       </w:tc>
@@ -3570,8 +4345,8 @@
             <w:insideV w:val="none" w:sz="0" w:color="auto"/>
           </w:tcBorders>
           <w:tcMar>
-            <w:top w:w="50" w:type="dxa"/>
-            <w:bottom w:w="50" w:type="dxa"/>
+            <w:top w:w="55" w:type="dxa"/>
+            <w:bottom w:w="55" w:type="dxa"/>
             <w:left w:w="0" w:type="dxa"/>
             <w:right w:w="0" w:type="dxa"/>
           </w:tcMar>
@@ -3586,7 +4361,7 @@
               <w:b w:val="0"/>
               <w:i w:val="0"/>
               <w:color w:val="64748B"/>
-              <w:sz w:val="16"/>
+              <w:sz w:val="15"/>
             </w:rPr>
             <w:t xml:space="preserve">Page </w:t>
           </w:r>
@@ -3596,7 +4371,7 @@
               <w:b/>
               <w:i w:val="0"/>
               <w:color w:val="0F766E"/>
-              <w:sz w:val="16"/>
+              <w:sz w:val="15"/>
             </w:rPr>
             <w:fldChar w:fldCharType="begin"/>
             <w:instrText>PAGE</w:instrText>
@@ -3632,14 +4407,14 @@
         <w:tcPr>
           <w:tcW w:type="dxa" w:w="4536"/>
           <w:tcMar>
-            <w:top w:w="60" w:type="dxa"/>
-            <w:bottom w:w="60" w:type="dxa"/>
+            <w:top w:w="55" w:type="dxa"/>
+            <w:bottom w:w="55" w:type="dxa"/>
             <w:left w:w="0" w:type="dxa"/>
             <w:right w:w="60" w:type="dxa"/>
           </w:tcMar>
           <w:tcBorders>
             <w:top w:val="none" w:sz="0" w:color="auto"/>
-            <w:bottom w:val="single" w:sz="12" w:color="0F766E"/>
+            <w:bottom w:val="single" w:sz="8" w:color="0F766E"/>
             <w:left w:val="none" w:sz="0" w:color="auto"/>
             <w:right w:val="none" w:sz="0" w:color="auto"/>
             <w:insideH w:val="none" w:sz="0" w:color="auto"/>
@@ -3652,13 +4427,23 @@
           </w:pPr>
           <w:r>
             <w:rPr>
+              <w:rFonts w:ascii="Poppins" w:hAnsi="Poppins" w:eastAsia="Poppins"/>
+              <w:b/>
+              <w:i w:val="0"/>
+              <w:color w:val="0F766E"/>
+              <w:sz w:val="14"/>
+            </w:rPr>
+            <w:t>NOVAOPS</w:t>
+          </w:r>
+          <w:r>
+            <w:rPr>
               <w:rFonts w:ascii="Inter" w:hAnsi="Inter" w:eastAsia="Inter"/>
               <w:b w:val="0"/>
               <w:i w:val="0"/>
               <w:color w:val="64748B"/>
-              <w:sz w:val="14"/>
+              <w:sz w:val="13"/>
             </w:rPr>
-            <w:t>BOOKKEEPER PRACTICE LAUNCH SYSTEM  ·  v2.0</w:t>
+            <w:t xml:space="preserve">  ·  Bookkeeper Practice Launch System  ·  v2.0</w:t>
           </w:r>
         </w:p>
       </w:tc>
@@ -3666,14 +4451,14 @@
         <w:tcPr>
           <w:tcW w:type="dxa" w:w="4536"/>
           <w:tcMar>
-            <w:top w:w="60" w:type="dxa"/>
-            <w:bottom w:w="60" w:type="dxa"/>
+            <w:top w:w="55" w:type="dxa"/>
+            <w:bottom w:w="55" w:type="dxa"/>
             <w:left w:w="60" w:type="dxa"/>
             <w:right w:w="0" w:type="dxa"/>
           </w:tcMar>
           <w:tcBorders>
             <w:top w:val="none" w:sz="0" w:color="auto"/>
-            <w:bottom w:val="single" w:sz="12" w:color="0F766E"/>
+            <w:bottom w:val="single" w:sz="8" w:color="0F766E"/>
             <w:left w:val="none" w:sz="0" w:color="auto"/>
             <w:right w:val="none" w:sz="0" w:color="auto"/>
             <w:insideH w:val="none" w:sz="0" w:color="auto"/>
@@ -4065,7 +4850,7 @@
     <w:qFormat/>
     <w:rsid w:val="00FC693F"/>
     <w:rPr>
-      <w:rFonts w:ascii="Inter" w:hAnsi="Inter"/>
+      <w:rFonts w:ascii="Calibri" w:hAnsi="Calibri"/>
       <w:sz w:val="19"/>
     </w:rPr>
   </w:style>
